--- a/docs/owed_gate_implementations.docx
+++ b/docs/owed_gate_implementations.docx
@@ -2,7 +2,7 @@
 <file path=word/document.xml><?xml version="1.0" encoding="utf-8"?>
 <w:document xmlns:w="http://schemas.openxmlformats.org/wordprocessingml/2006/main" xmlns:m="http://schemas.openxmlformats.org/officeDocument/2006/math" xmlns:r="http://schemas.openxmlformats.org/officeDocument/2006/relationships" xmlns:o="urn:schemas-microsoft-com:office:office" xmlns:v="urn:schemas-microsoft-com:vml" xmlns:w10="urn:schemas-microsoft-com:office:word" xmlns:a="http://schemas.openxmlformats.org/drawingml/2006/main" xmlns:pic="http://schemas.openxmlformats.org/drawingml/2006/picture" xmlns:wp="http://schemas.openxmlformats.org/drawingml/2006/wordprocessingDrawing">
   <w:body>
-    <w:bookmarkStart w:id="47" w:name="X84d0ab51813067a5056b404fa880c512cb5c295"/>
+    <w:bookmarkStart w:id="54" w:name="X84d0ab51813067a5056b404fa880c512cb5c295"/>
     <w:p>
       <w:pPr>
         <w:pStyle w:val="Heading1"/>
@@ -26,7 +26,7 @@
         <w:t xml:space="preserve"> </w:t>
       </w:r>
       <w:r>
-        <w:t xml:space="preserve">1</w:t>
+        <w:t xml:space="preserve">3</w:t>
       </w:r>
       <w:r>
         <w:t xml:space="preserve"> </w:t>
@@ -42,7 +42,7 @@
         <w:t xml:space="preserve"> </w:t>
       </w:r>
       <w:r>
-        <w:t xml:space="preserve">2026-08-20T11:24:06Z</w:t>
+        <w:t xml:space="preserve">2026-08-20T15:37:04Z</w:t>
       </w:r>
       <w:r>
         <w:t xml:space="preserve"> </w:t>
@@ -188,98 +188,148 @@
         <w:pStyle w:val="BodyText"/>
       </w:pPr>
       <w:r>
-        <w:t xml:space="preserve">The 66 gates below are named in the corpus but not yet implemented. Each needs a genuine</w:t>
-      </w:r>
-      <w:r>
-        <w:t xml:space="preserve"> </w:t>
-      </w:r>
-      <w:r>
-        <w:t xml:space="preserve">per-domain harness (a build-reproducibility comparison, a SLSA attestation verifier, a contract</w:t>
-      </w:r>
-      <w:r>
-        <w:t xml:space="preserve"> </w:t>
-      </w:r>
-      <w:r>
-        <w:t xml:space="preserve">broker, a diagram-accuracy oracle, …).</w:t>
-      </w:r>
-      <w:r>
-        <w:t xml:space="preserve"> </w:t>
-      </w:r>
-      <w:r>
-        <w:rPr>
-          <w:b/>
-          <w:bCs/>
-        </w:rPr>
-        <w:t xml:space="preserve">Implementing them as stubs that cannot FAIL would be</w:t>
-      </w:r>
-      <w:r>
-        <w:rPr>
-          <w:b/>
-          <w:bCs/>
-        </w:rPr>
-        <w:t xml:space="preserve"> </w:t>
-      </w:r>
-      <w:r>
-        <w:rPr>
-          <w:b/>
-          <w:bCs/>
-        </w:rPr>
-        <w:t xml:space="preserve">the exact §11.4 bluff this corpus forbids</w:t>
-      </w:r>
-      <w:r>
-        <w:t xml:space="preserve"> </w:t>
-      </w:r>
-      <w:r>
-        <w:t xml:space="preserve">— a gate that cannot refuse is decoration, and</w:t>
-      </w:r>
-      <w:r>
-        <w:t xml:space="preserve"> </w:t>
-      </w:r>
-      <w:r>
-        <w:t xml:space="preserve">per §11.4.115(F) a guard never observed FAILing on a genuinely-broken artifact is unvalidated</w:t>
-      </w:r>
-      <w:r>
-        <w:t xml:space="preserve"> </w:t>
-      </w:r>
-      <w:r>
-        <w:t xml:space="preserve">instrumentation that mints nothing. So they are registered as</w:t>
-      </w:r>
-      <w:r>
-        <w:t xml:space="preserve"> </w:t>
-      </w:r>
-      <w:r>
-        <w:rPr>
-          <w:b/>
-          <w:bCs/>
-        </w:rPr>
-        <w:t xml:space="preserve">owed debt</w:t>
-      </w:r>
-      <w:r>
-        <w:t xml:space="preserve">, visibly counted and</w:t>
-      </w:r>
-      <w:r>
-        <w:t xml:space="preserve"> </w:t>
-      </w:r>
-      <w:r>
-        <w:t xml:space="preserve">monotone-decreasing, rather than faked green.</w:t>
-      </w:r>
-    </w:p>
-    <w:p>
-      <w:pPr>
-        <w:pStyle w:val="BodyText"/>
-      </w:pPr>
-      <w:r>
-        <w:rPr>
-          <w:b/>
-          <w:bCs/>
-        </w:rPr>
-        <w:t xml:space="preserve">Honest boundary (§11.4.6):</w:t>
-      </w:r>
-      <w:r>
-        <w:t xml:space="preserve"> </w:t>
-      </w:r>
-      <w:r>
-        <w:t xml:space="preserve">registering a deferral proves the debt is</w:t>
+        <w:rPr>
+          <w:b/>
+          <w:bCs/>
+        </w:rPr>
+        <w:t xml:space="preserve">64 of this document's 76</w:t>
+      </w:r>
+      <w:r>
+        <w:rPr>
+          <w:b/>
+          <w:bCs/>
+        </w:rPr>
+        <w:t xml:space="preserve"> </w:t>
+      </w:r>
+      <w:r>
+        <w:rPr>
+          <w:rStyle w:val="VerbatimChar"/>
+          <w:b/>
+          <w:bCs/>
+        </w:rPr>
+        <w:t xml:space="preserve">OWED-GATE-NNN</w:t>
+      </w:r>
+      <w:r>
+        <w:rPr>
+          <w:b/>
+          <w:bCs/>
+        </w:rPr>
+        <w:t xml:space="preserve"> </w:t>
+      </w:r>
+      <w:r>
+        <w:rPr>
+          <w:b/>
+          <w:bCs/>
+        </w:rPr>
+        <w:t xml:space="preserve">entries are still genuinely owed</w:t>
+      </w:r>
+      <w:r>
+        <w:t xml:space="preserve"> </w:t>
+      </w:r>
+      <w:r>
+        <w:t xml:space="preserve">— confirmed</w:t>
+      </w:r>
+      <w:r>
+        <w:t xml:space="preserve"> </w:t>
+      </w:r>
+      <w:r>
+        <w:t xml:space="preserve">2026-08-20T15:32:40Z by diffing every</w:t>
+      </w:r>
+      <w:r>
+        <w:t xml:space="preserve"> </w:t>
+      </w:r>
+      <w:r>
+        <w:rPr>
+          <w:rStyle w:val="VerbatimChar"/>
+        </w:rPr>
+        <w:t xml:space="preserve">OWED-GATE-NNN</w:t>
+      </w:r>
+      <w:r>
+        <w:t xml:space="preserve"> </w:t>
+      </w:r>
+      <w:r>
+        <w:t xml:space="preserve">entry's backtick-quoted gate name (Sections A</w:t>
+      </w:r>
+    </w:p>
+    <w:p>
+      <w:pPr>
+        <w:pStyle w:val="Compact"/>
+        <w:numPr>
+          <w:ilvl w:val="0"/>
+          <w:numId w:val="1001"/>
+        </w:numPr>
+      </w:pPr>
+      <w:r>
+        <w:t xml:space="preserve">C, numeric ids only — the non-numeric</w:t>
+      </w:r>
+      <w:r>
+        <w:t xml:space="preserve"> </w:t>
+      </w:r>
+      <w:r>
+        <w:rPr>
+          <w:rStyle w:val="VerbatimChar"/>
+        </w:rPr>
+        <w:t xml:space="preserve">OWED-GATE-ADV-F*</w:t>
+      </w:r>
+      <w:r>
+        <w:t xml:space="preserve"> </w:t>
+      </w:r>
+      <w:r>
+        <w:t xml:space="preserve">findings in Section B.1 are review</w:t>
+      </w:r>
+      <w:r>
+        <w:t xml:space="preserve"> </w:t>
+      </w:r>
+      <w:r>
+        <w:t xml:space="preserve">findings, not gates, and are excluded) against the first column of</w:t>
+      </w:r>
+      <w:r>
+        <w:t xml:space="preserve"> </w:t>
+      </w:r>
+      <w:r>
+        <w:rPr>
+          <w:rStyle w:val="VerbatimChar"/>
+        </w:rPr>
+        <w:t xml:space="preserve">scripts/gates/gate_ledger_deferrals.tsv</w:t>
+      </w:r>
+      <w:r>
+        <w:t xml:space="preserve"> </w:t>
+      </w:r>
+      <w:r>
+        <w:t xml:space="preserve">(72 rows total; a control-needle overlap check confirmed</w:t>
+      </w:r>
+      <w:r>
+        <w:t xml:space="preserve"> </w:t>
+      </w:r>
+      <w:r>
+        <w:t xml:space="preserve">the diff instrument is not blind, §11.4.201(7)(b)). The remaining 12 entries already resolve to a</w:t>
+      </w:r>
+      <w:r>
+        <w:t xml:space="preserve"> </w:t>
+      </w:r>
+      <w:r>
+        <w:t xml:space="preserve">landed gate-site file under</w:t>
+      </w:r>
+      <w:r>
+        <w:t xml:space="preserve"> </w:t>
+      </w:r>
+      <w:r>
+        <w:rPr>
+          <w:rStyle w:val="VerbatimChar"/>
+        </w:rPr>
+        <w:t xml:space="preserve">constitution/scripts/gates/</w:t>
+      </w:r>
+      <w:r>
+        <w:t xml:space="preserve"> </w:t>
+      </w:r>
+      <w:r>
+        <w:t xml:space="preserve">— they are IMPLEMENTED, not yet pruned</w:t>
+      </w:r>
+      <w:r>
+        <w:t xml:space="preserve"> </w:t>
+      </w:r>
+      <w:r>
+        <w:t xml:space="preserve">from this list, and their discharge is a</w:t>
       </w:r>
       <w:r>
         <w:t xml:space="preserve"> </w:t>
@@ -289,16 +339,55 @@
           <w:i/>
           <w:iCs/>
         </w:rPr>
-        <w:t xml:space="preserve">tracked</w:t>
-      </w:r>
-      <w:r>
-        <w:t xml:space="preserve">, not that the</w:t>
-      </w:r>
-      <w:r>
-        <w:t xml:space="preserve"> </w:t>
-      </w:r>
-      <w:r>
-        <w:t xml:space="preserve">gate</w:t>
+        <w:t xml:space="preserve">different</w:t>
+      </w:r>
+      <w:r>
+        <w:t xml:space="preserve"> </w:t>
+      </w:r>
+      <w:r>
+        <w:t xml:space="preserve">stream's call, backed by a passing §1.1</w:t>
+      </w:r>
+      <w:r>
+        <w:t xml:space="preserve"> </w:t>
+      </w:r>
+      <w:r>
+        <w:t xml:space="preserve">mutation test (§11.4.227(A) Acceptance Criterion 5).</w:t>
+      </w:r>
+      <w:r>
+        <w:t xml:space="preserve"> </w:t>
+      </w:r>
+      <w:r>
+        <w:rPr>
+          <w:b/>
+          <w:bCs/>
+        </w:rPr>
+        <w:t xml:space="preserve">This count is a live snapshot, not a fixed</w:t>
+      </w:r>
+      <w:r>
+        <w:rPr>
+          <w:b/>
+          <w:bCs/>
+        </w:rPr>
+        <w:t xml:space="preserve"> </w:t>
+      </w:r>
+      <w:r>
+        <w:rPr>
+          <w:b/>
+          <w:bCs/>
+        </w:rPr>
+        <w:t xml:space="preserve">figure</w:t>
+      </w:r>
+      <w:r>
+        <w:t xml:space="preserve"> </w:t>
+      </w:r>
+      <w:r>
+        <w:t xml:space="preserve">— the TSV is under active concurrent implementation and the number moves; re-derive it</w:t>
+      </w:r>
+      <w:r>
+        <w:t xml:space="preserve"> </w:t>
+      </w:r>
+      <w:r>
+        <w:t xml:space="preserve">by re-running the same diff rather than trusting this sentence after the fact.</w:t>
       </w:r>
       <w:r>
         <w:t xml:space="preserve"> </w:t>
@@ -308,6 +397,290 @@
           <w:i/>
           <w:iCs/>
         </w:rPr>
+        <w:t xml:space="preserve">(Historical note:</w:t>
+      </w:r>
+      <w:r>
+        <w:rPr>
+          <w:i/>
+          <w:iCs/>
+        </w:rPr>
+        <w:t xml:space="preserve"> </w:t>
+      </w:r>
+      <w:r>
+        <w:rPr>
+          <w:i/>
+          <w:iCs/>
+        </w:rPr>
+        <w:t xml:space="preserve">an earlier draft of this sentence read "66" — no interpretation checked against evidence at the</w:t>
+      </w:r>
+      <w:r>
+        <w:rPr>
+          <w:i/>
+          <w:iCs/>
+        </w:rPr>
+        <w:t xml:space="preserve"> </w:t>
+      </w:r>
+      <w:r>
+        <w:rPr>
+          <w:i/>
+          <w:iCs/>
+        </w:rPr>
+        <w:t xml:space="preserve">time this note was written [Section A entry count, this document's total</w:t>
+      </w:r>
+      <w:r>
+        <w:rPr>
+          <w:i/>
+          <w:iCs/>
+        </w:rPr>
+        <w:t xml:space="preserve"> </w:t>
+      </w:r>
+      <w:r>
+        <w:rPr>
+          <w:rStyle w:val="VerbatimChar"/>
+          <w:i/>
+          <w:iCs/>
+        </w:rPr>
+        <w:t xml:space="preserve">OWED-GATE-NNN</w:t>
+      </w:r>
+      <w:r>
+        <w:rPr>
+          <w:i/>
+          <w:iCs/>
+        </w:rPr>
+        <w:t xml:space="preserve"> </w:t>
+      </w:r>
+      <w:r>
+        <w:rPr>
+          <w:i/>
+          <w:iCs/>
+        </w:rPr>
+        <w:t xml:space="preserve">count,</w:t>
+      </w:r>
+      <w:r>
+        <w:rPr>
+          <w:i/>
+          <w:iCs/>
+        </w:rPr>
+        <w:t xml:space="preserve"> </w:t>
+      </w:r>
+      <w:r>
+        <w:rPr>
+          <w:i/>
+          <w:iCs/>
+        </w:rPr>
+        <w:t xml:space="preserve">the TSV's row count, or the ledger's own live</w:t>
+      </w:r>
+      <w:r>
+        <w:rPr>
+          <w:i/>
+          <w:iCs/>
+        </w:rPr>
+        <w:t xml:space="preserve"> </w:t>
+      </w:r>
+      <w:r>
+        <w:rPr>
+          <w:rStyle w:val="VerbatimChar"/>
+          <w:i/>
+          <w:iCs/>
+        </w:rPr>
+        <w:t xml:space="preserve">unimplemented=</w:t>
+      </w:r>
+      <w:r>
+        <w:rPr>
+          <w:i/>
+          <w:iCs/>
+        </w:rPr>
+        <w:t xml:space="preserve"> </w:t>
+      </w:r>
+      <w:r>
+        <w:rPr>
+          <w:i/>
+          <w:iCs/>
+        </w:rPr>
+        <w:t xml:space="preserve">figure per §11.4.227(A), which reads</w:t>
+      </w:r>
+      <w:r>
+        <w:rPr>
+          <w:i/>
+          <w:iCs/>
+        </w:rPr>
+        <w:t xml:space="preserve"> </w:t>
+      </w:r>
+      <w:r>
+        <w:rPr>
+          <w:i/>
+          <w:iCs/>
+        </w:rPr>
+        <w:t xml:space="preserve">420 and matches the checked-in</w:t>
+      </w:r>
+      <w:r>
+        <w:rPr>
+          <w:i/>
+          <w:iCs/>
+        </w:rPr>
+        <w:t xml:space="preserve"> </w:t>
+      </w:r>
+      <w:r>
+        <w:rPr>
+          <w:rStyle w:val="VerbatimChar"/>
+          <w:i/>
+          <w:iCs/>
+        </w:rPr>
+        <w:t xml:space="preserve">gate_ledger_baseline.txt</w:t>
+      </w:r>
+      <w:r>
+        <w:rPr>
+          <w:i/>
+          <w:iCs/>
+        </w:rPr>
+        <w:t xml:space="preserve">] equalled 66 under any of those readings,</w:t>
+      </w:r>
+      <w:r>
+        <w:rPr>
+          <w:i/>
+          <w:iCs/>
+        </w:rPr>
+        <w:t xml:space="preserve"> </w:t>
+      </w:r>
+      <w:r>
+        <w:rPr>
+          <w:i/>
+          <w:iCs/>
+        </w:rPr>
+        <w:t xml:space="preserve">so the figure has been replaced with the one above rather than guessed at, §11.4.6.)</w:t>
+      </w:r>
+      <w:r>
+        <w:t xml:space="preserve"> </w:t>
+      </w:r>
+      <w:r>
+        <w:t xml:space="preserve">Each</w:t>
+      </w:r>
+      <w:r>
+        <w:t xml:space="preserve"> </w:t>
+      </w:r>
+      <w:r>
+        <w:t xml:space="preserve">still-owed gate needs a genuine per-domain harness (a build-reproducibility comparison, a SLSA</w:t>
+      </w:r>
+      <w:r>
+        <w:t xml:space="preserve"> </w:t>
+      </w:r>
+      <w:r>
+        <w:t xml:space="preserve">attestation verifier, a contract broker, a diagram-accuracy oracle, …).</w:t>
+      </w:r>
+      <w:r>
+        <w:t xml:space="preserve"> </w:t>
+      </w:r>
+      <w:r>
+        <w:rPr>
+          <w:b/>
+          <w:bCs/>
+        </w:rPr>
+        <w:t xml:space="preserve">Implementing them as</w:t>
+      </w:r>
+      <w:r>
+        <w:rPr>
+          <w:b/>
+          <w:bCs/>
+        </w:rPr>
+        <w:t xml:space="preserve"> </w:t>
+      </w:r>
+      <w:r>
+        <w:rPr>
+          <w:b/>
+          <w:bCs/>
+        </w:rPr>
+        <w:t xml:space="preserve">stubs that cannot FAIL would be the exact §11.4 bluff this corpus forbids</w:t>
+      </w:r>
+      <w:r>
+        <w:t xml:space="preserve"> </w:t>
+      </w:r>
+      <w:r>
+        <w:t xml:space="preserve">— a gate that cannot</w:t>
+      </w:r>
+      <w:r>
+        <w:t xml:space="preserve"> </w:t>
+      </w:r>
+      <w:r>
+        <w:t xml:space="preserve">refuse is decoration, and per §11.4.115(F) a guard never observed FAILing on a genuinely-broken</w:t>
+      </w:r>
+      <w:r>
+        <w:t xml:space="preserve"> </w:t>
+      </w:r>
+      <w:r>
+        <w:t xml:space="preserve">artifact is unvalidated instrumentation that mints nothing. So they are registered as</w:t>
+      </w:r>
+      <w:r>
+        <w:t xml:space="preserve"> </w:t>
+      </w:r>
+      <w:r>
+        <w:rPr>
+          <w:b/>
+          <w:bCs/>
+        </w:rPr>
+        <w:t xml:space="preserve">owed</w:t>
+      </w:r>
+      <w:r>
+        <w:rPr>
+          <w:b/>
+          <w:bCs/>
+        </w:rPr>
+        <w:t xml:space="preserve"> </w:t>
+      </w:r>
+      <w:r>
+        <w:rPr>
+          <w:b/>
+          <w:bCs/>
+        </w:rPr>
+        <w:t xml:space="preserve">debt</w:t>
+      </w:r>
+      <w:r>
+        <w:t xml:space="preserve">, visibly counted and monotone-decreasing, rather than faked green.</w:t>
+      </w:r>
+    </w:p>
+    <w:p>
+      <w:pPr>
+        <w:pStyle w:val="FirstParagraph"/>
+      </w:pPr>
+      <w:r>
+        <w:rPr>
+          <w:b/>
+          <w:bCs/>
+        </w:rPr>
+        <w:t xml:space="preserve">Honest boundary (§11.4.6):</w:t>
+      </w:r>
+      <w:r>
+        <w:t xml:space="preserve"> </w:t>
+      </w:r>
+      <w:r>
+        <w:t xml:space="preserve">registering a deferral proves the debt is</w:t>
+      </w:r>
+      <w:r>
+        <w:t xml:space="preserve"> </w:t>
+      </w:r>
+      <w:r>
+        <w:rPr>
+          <w:i/>
+          <w:iCs/>
+        </w:rPr>
+        <w:t xml:space="preserve">tracked</w:t>
+      </w:r>
+      <w:r>
+        <w:t xml:space="preserve">, not that the</w:t>
+      </w:r>
+      <w:r>
+        <w:t xml:space="preserve"> </w:t>
+      </w:r>
+      <w:r>
+        <w:t xml:space="preserve">gate</w:t>
+      </w:r>
+      <w:r>
+        <w:t xml:space="preserve"> </w:t>
+      </w:r>
+      <w:r>
+        <w:rPr>
+          <w:i/>
+          <w:iCs/>
+        </w:rPr>
         <w:t xml:space="preserve">works</w:t>
       </w:r>
       <w:r>
@@ -374,7 +747,7 @@
         <w:pStyle w:val="Compact"/>
         <w:numPr>
           <w:ilvl w:val="0"/>
-          <w:numId w:val="1001"/>
+          <w:numId w:val="1002"/>
         </w:numPr>
       </w:pPr>
       <w:r>
@@ -400,157 +773,6 @@
       </w:r>
       <w:r>
         <w:t xml:space="preserve">(§11.4.201(7)(a) — a prose carrier never counts).</w:t>
-      </w:r>
-    </w:p>
-    <w:p>
-      <w:pPr>
-        <w:pStyle w:val="Compact"/>
-        <w:numPr>
-          <w:ilvl w:val="0"/>
-          <w:numId w:val="1001"/>
-        </w:numPr>
-      </w:pPr>
-      <w:r>
-        <w:t xml:space="preserve">A paired §1.1 mutation exists and was</w:t>
-      </w:r>
-      <w:r>
-        <w:t xml:space="preserve"> </w:t>
-      </w:r>
-      <w:r>
-        <w:rPr>
-          <w:b/>
-          <w:bCs/>
-        </w:rPr>
-        <w:t xml:space="preserve">observed</w:t>
-      </w:r>
-      <w:r>
-        <w:t xml:space="preserve"> </w:t>
-      </w:r>
-      <w:r>
-        <w:t xml:space="preserve">to make the gate FAIL before the gate is</w:t>
-      </w:r>
-      <w:r>
-        <w:t xml:space="preserve"> </w:t>
-      </w:r>
-      <w:r>
-        <w:t xml:space="preserve">trusted (§11.4.115(F) observation-before-trust).</w:t>
-      </w:r>
-    </w:p>
-    <w:p>
-      <w:pPr>
-        <w:pStyle w:val="Compact"/>
-        <w:numPr>
-          <w:ilvl w:val="0"/>
-          <w:numId w:val="1001"/>
-        </w:numPr>
-      </w:pPr>
-      <w:r>
-        <w:t xml:space="preserve">Golden-good</w:t>
-      </w:r>
-      <w:r>
-        <w:t xml:space="preserve"> </w:t>
-      </w:r>
-      <w:r>
-        <w:rPr>
-          <w:b/>
-          <w:bCs/>
-        </w:rPr>
-        <w:t xml:space="preserve">and</w:t>
-      </w:r>
-      <w:r>
-        <w:t xml:space="preserve"> </w:t>
-      </w:r>
-      <w:r>
-        <w:t xml:space="preserve">golden-bad fixtures are wired, plus a negative control where a</w:t>
-      </w:r>
-      <w:r>
-        <w:t xml:space="preserve"> </w:t>
-      </w:r>
-      <w:r>
-        <w:t xml:space="preserve">false-positive refusal is possible (§11.4.107(10), §11.4.201(1)).</w:t>
-      </w:r>
-    </w:p>
-    <w:p>
-      <w:pPr>
-        <w:pStyle w:val="Compact"/>
-        <w:numPr>
-          <w:ilvl w:val="0"/>
-          <w:numId w:val="1001"/>
-        </w:numPr>
-      </w:pPr>
-      <w:r>
-        <w:t xml:space="preserve">Any absence the gate reports is control-needle-proven (§11.4.201(7)(b)).</w:t>
-      </w:r>
-    </w:p>
-    <w:p>
-      <w:pPr>
-        <w:pStyle w:val="Compact"/>
-        <w:numPr>
-          <w:ilvl w:val="0"/>
-          <w:numId w:val="1001"/>
-        </w:numPr>
-      </w:pPr>
-      <w:r>
-        <w:t xml:space="preserve">The gate's row moves out of</w:t>
-      </w:r>
-      <w:r>
-        <w:t xml:space="preserve"> </w:t>
-      </w:r>
-      <w:r>
-        <w:rPr>
-          <w:rStyle w:val="VerbatimChar"/>
-        </w:rPr>
-        <w:t xml:space="preserve">gate_ledger_deferrals.tsv</w:t>
-      </w:r>
-      <w:r>
-        <w:t xml:space="preserve">, and the ledger baseline in</w:t>
-      </w:r>
-      <w:r>
-        <w:t xml:space="preserve"> </w:t>
-      </w:r>
-      <w:r>
-        <w:rPr>
-          <w:rStyle w:val="VerbatimChar"/>
-        </w:rPr>
-        <w:t xml:space="preserve">scripts/gates/gate_ledger_baseline.txt</w:t>
-      </w:r>
-      <w:r>
-        <w:t xml:space="preserve"> </w:t>
-      </w:r>
-      <w:r>
-        <w:t xml:space="preserve">ratchets</w:t>
-      </w:r>
-      <w:r>
-        <w:t xml:space="preserve"> </w:t>
-      </w:r>
-      <w:r>
-        <w:rPr>
-          <w:b/>
-          <w:bCs/>
-        </w:rPr>
-        <w:t xml:space="preserve">down</w:t>
-      </w:r>
-      <w:r>
-        <w:t xml:space="preserve">, never up (§11.4.227(A)).</w:t>
-      </w:r>
-    </w:p>
-    <w:bookmarkEnd w:id="10"/>
-    <w:bookmarkStart w:id="39" w:name="a-owed-gate-implementations"/>
-    <w:p>
-      <w:pPr>
-        <w:pStyle w:val="Heading2"/>
-      </w:pPr>
-      <w:r>
-        <w:t xml:space="preserve">A. Owed gate implementations</w:t>
-      </w:r>
-    </w:p>
-    <w:bookmarkStart w:id="11" w:name="X94738097a9dcd9c75ce9800b8802681b33353e6"/>
-    <w:p>
-      <w:pPr>
-        <w:pStyle w:val="Heading3"/>
-      </w:pPr>
-      <w:r>
-        <w:t xml:space="preserve">§11.4.27</w:t>
       </w:r>
     </w:p>
     <w:p>
@@ -562,6 +784,157 @@
         </w:numPr>
       </w:pPr>
       <w:r>
+        <w:t xml:space="preserve">A paired §1.1 mutation exists and was</w:t>
+      </w:r>
+      <w:r>
+        <w:t xml:space="preserve"> </w:t>
+      </w:r>
+      <w:r>
+        <w:rPr>
+          <w:b/>
+          <w:bCs/>
+        </w:rPr>
+        <w:t xml:space="preserve">observed</w:t>
+      </w:r>
+      <w:r>
+        <w:t xml:space="preserve"> </w:t>
+      </w:r>
+      <w:r>
+        <w:t xml:space="preserve">to make the gate FAIL before the gate is</w:t>
+      </w:r>
+      <w:r>
+        <w:t xml:space="preserve"> </w:t>
+      </w:r>
+      <w:r>
+        <w:t xml:space="preserve">trusted (§11.4.115(F) observation-before-trust).</w:t>
+      </w:r>
+    </w:p>
+    <w:p>
+      <w:pPr>
+        <w:pStyle w:val="Compact"/>
+        <w:numPr>
+          <w:ilvl w:val="0"/>
+          <w:numId w:val="1002"/>
+        </w:numPr>
+      </w:pPr>
+      <w:r>
+        <w:t xml:space="preserve">Golden-good</w:t>
+      </w:r>
+      <w:r>
+        <w:t xml:space="preserve"> </w:t>
+      </w:r>
+      <w:r>
+        <w:rPr>
+          <w:b/>
+          <w:bCs/>
+        </w:rPr>
+        <w:t xml:space="preserve">and</w:t>
+      </w:r>
+      <w:r>
+        <w:t xml:space="preserve"> </w:t>
+      </w:r>
+      <w:r>
+        <w:t xml:space="preserve">golden-bad fixtures are wired, plus a negative control where a</w:t>
+      </w:r>
+      <w:r>
+        <w:t xml:space="preserve"> </w:t>
+      </w:r>
+      <w:r>
+        <w:t xml:space="preserve">false-positive refusal is possible (§11.4.107(10), §11.4.201(1)).</w:t>
+      </w:r>
+    </w:p>
+    <w:p>
+      <w:pPr>
+        <w:pStyle w:val="Compact"/>
+        <w:numPr>
+          <w:ilvl w:val="0"/>
+          <w:numId w:val="1002"/>
+        </w:numPr>
+      </w:pPr>
+      <w:r>
+        <w:t xml:space="preserve">Any absence the gate reports is control-needle-proven (§11.4.201(7)(b)).</w:t>
+      </w:r>
+    </w:p>
+    <w:p>
+      <w:pPr>
+        <w:pStyle w:val="Compact"/>
+        <w:numPr>
+          <w:ilvl w:val="0"/>
+          <w:numId w:val="1002"/>
+        </w:numPr>
+      </w:pPr>
+      <w:r>
+        <w:t xml:space="preserve">The gate's row moves out of</w:t>
+      </w:r>
+      <w:r>
+        <w:t xml:space="preserve"> </w:t>
+      </w:r>
+      <w:r>
+        <w:rPr>
+          <w:rStyle w:val="VerbatimChar"/>
+        </w:rPr>
+        <w:t xml:space="preserve">gate_ledger_deferrals.tsv</w:t>
+      </w:r>
+      <w:r>
+        <w:t xml:space="preserve">, and the ledger baseline in</w:t>
+      </w:r>
+      <w:r>
+        <w:t xml:space="preserve"> </w:t>
+      </w:r>
+      <w:r>
+        <w:rPr>
+          <w:rStyle w:val="VerbatimChar"/>
+        </w:rPr>
+        <w:t xml:space="preserve">scripts/gates/gate_ledger_baseline.txt</w:t>
+      </w:r>
+      <w:r>
+        <w:t xml:space="preserve"> </w:t>
+      </w:r>
+      <w:r>
+        <w:t xml:space="preserve">ratchets</w:t>
+      </w:r>
+      <w:r>
+        <w:t xml:space="preserve"> </w:t>
+      </w:r>
+      <w:r>
+        <w:rPr>
+          <w:b/>
+          <w:bCs/>
+        </w:rPr>
+        <w:t xml:space="preserve">down</w:t>
+      </w:r>
+      <w:r>
+        <w:t xml:space="preserve">, never up (§11.4.227(A)).</w:t>
+      </w:r>
+    </w:p>
+    <w:bookmarkEnd w:id="10"/>
+    <w:bookmarkStart w:id="46" w:name="a-owed-gate-implementations"/>
+    <w:p>
+      <w:pPr>
+        <w:pStyle w:val="Heading2"/>
+      </w:pPr>
+      <w:r>
+        <w:t xml:space="preserve">A. Owed gate implementations</w:t>
+      </w:r>
+    </w:p>
+    <w:bookmarkStart w:id="11" w:name="X94738097a9dcd9c75ce9800b8802681b33353e6"/>
+    <w:p>
+      <w:pPr>
+        <w:pStyle w:val="Heading3"/>
+      </w:pPr>
+      <w:r>
+        <w:t xml:space="preserve">§11.4.27</w:t>
+      </w:r>
+    </w:p>
+    <w:p>
+      <w:pPr>
+        <w:pStyle w:val="Compact"/>
+        <w:numPr>
+          <w:ilvl w:val="0"/>
+          <w:numId w:val="1003"/>
+        </w:numPr>
+      </w:pPr>
+      <w:r>
         <w:rPr>
           <w:b/>
           <w:bCs/>
@@ -589,7 +962,7 @@
         <w:pStyle w:val="Compact"/>
         <w:numPr>
           <w:ilvl w:val="1"/>
-          <w:numId w:val="1003"/>
+          <w:numId w:val="1004"/>
         </w:numPr>
       </w:pPr>
       <w:r>
@@ -611,7 +984,7 @@
         <w:pStyle w:val="Compact"/>
         <w:numPr>
           <w:ilvl w:val="1"/>
-          <w:numId w:val="1003"/>
+          <w:numId w:val="1004"/>
         </w:numPr>
       </w:pPr>
       <w:r>
@@ -643,7 +1016,7 @@
         <w:pStyle w:val="Compact"/>
         <w:numPr>
           <w:ilvl w:val="0"/>
-          <w:numId w:val="1004"/>
+          <w:numId w:val="1005"/>
         </w:numPr>
       </w:pPr>
       <w:r>
@@ -674,7 +1047,7 @@
         <w:pStyle w:val="Compact"/>
         <w:numPr>
           <w:ilvl w:val="1"/>
-          <w:numId w:val="1005"/>
+          <w:numId w:val="1006"/>
         </w:numPr>
       </w:pPr>
       <w:r>
@@ -696,7 +1069,7 @@
         <w:pStyle w:val="Compact"/>
         <w:numPr>
           <w:ilvl w:val="1"/>
-          <w:numId w:val="1005"/>
+          <w:numId w:val="1006"/>
         </w:numPr>
       </w:pPr>
       <w:r>
@@ -714,13 +1087,13 @@
       </w:r>
     </w:p>
     <w:bookmarkEnd w:id="12"/>
-    <w:bookmarkStart w:id="13" w:name="Xa18c612c100ef599b25c0ca51efd4d0de48de55"/>
+    <w:bookmarkStart w:id="13" w:name="Xd985142ec606aea0255fd2161166bfa21fc5750"/>
     <w:p>
       <w:pPr>
         <w:pStyle w:val="Heading3"/>
       </w:pPr>
       <w:r>
-        <w:t xml:space="preserve">§11.4.234</w:t>
+        <w:t xml:space="preserve">§11.4.148</w:t>
       </w:r>
     </w:p>
     <w:p>
@@ -728,15 +1101,15 @@
         <w:pStyle w:val="Compact"/>
         <w:numPr>
           <w:ilvl w:val="0"/>
-          <w:numId w:val="1006"/>
-        </w:numPr>
-      </w:pPr>
-      <w:r>
-        <w:rPr>
-          <w:b/>
-          <w:bCs/>
-        </w:rPr>
-        <w:t xml:space="preserve">OWED-GATE-013</w:t>
+          <w:numId w:val="1007"/>
+        </w:numPr>
+      </w:pPr>
+      <w:r>
+        <w:rPr>
+          <w:b/>
+          <w:bCs/>
+        </w:rPr>
+        <w:t xml:space="preserve">OWED-GATE-071</w:t>
       </w:r>
       <w:r>
         <w:t xml:space="preserve"> </w:t>
@@ -751,15 +1124,15 @@
         <w:rPr>
           <w:rStyle w:val="VerbatimChar"/>
         </w:rPr>
-        <w:t xml:space="preserve">CM-COMMIT-PUSH-ALWAYS-UNBLOCKED</w:t>
-      </w:r>
-    </w:p>
-    <w:p>
-      <w:pPr>
-        <w:pStyle w:val="Compact"/>
-        <w:numPr>
-          <w:ilvl w:val="1"/>
-          <w:numId w:val="1007"/>
+        <w:t xml:space="preserve">CM-ITEM-SLICED-SMALL-AND-TESTABLE</w:t>
+      </w:r>
+    </w:p>
+    <w:p>
+      <w:pPr>
+        <w:pStyle w:val="Compact"/>
+        <w:numPr>
+          <w:ilvl w:val="1"/>
+          <w:numId w:val="1008"/>
         </w:numPr>
       </w:pPr>
       <w:r>
@@ -773,15 +1146,15 @@
         <w:t xml:space="preserve"> </w:t>
       </w:r>
       <w:r>
-        <w:t xml:space="preserve">asserts a failing validation yields a clear per-check report and a documented remediation path, never an opaque hung or rejected push</w:t>
-      </w:r>
-    </w:p>
-    <w:p>
-      <w:pPr>
-        <w:pStyle w:val="Compact"/>
-        <w:numPr>
-          <w:ilvl w:val="1"/>
-          <w:numId w:val="1007"/>
+        <w:t xml:space="preserve">asserts every item carries acceptance criteria whose satisfaction is decidable from that item's own evidence and is a vertical slice - a thin end-to-end capability a user can observe; a horizontal-layer item, or one whose criteria depend on a sibling item landing, FAILs naming the item</w:t>
+      </w:r>
+    </w:p>
+    <w:p>
+      <w:pPr>
+        <w:pStyle w:val="Compact"/>
+        <w:numPr>
+          <w:ilvl w:val="1"/>
+          <w:numId w:val="1008"/>
         </w:numPr>
       </w:pPr>
       <w:r>
@@ -795,7 +1168,39 @@
         <w:t xml:space="preserve"> </w:t>
       </w:r>
       <w:r>
-        <w:t xml:space="preserve">the consumer binds its own commit/push script path as DATA per 11.4.35</w:t>
+        <w:t xml:space="preserve">the workable-items tracker DATA is consumer-owned and absent from this project-agnostic repo, the same blocker class as OWED-GATE-012</w:t>
+      </w:r>
+    </w:p>
+    <w:p>
+      <w:pPr>
+        <w:pStyle w:val="Compact"/>
+        <w:numPr>
+          <w:ilvl w:val="1"/>
+          <w:numId w:val="1008"/>
+        </w:numPr>
+      </w:pPr>
+      <w:r>
+        <w:rPr>
+          <w:b/>
+          <w:bCs/>
+        </w:rPr>
+        <w:t xml:space="preserve">Paired 1.1 mutation:</w:t>
+      </w:r>
+      <w:r>
+        <w:t xml:space="preserve"> </w:t>
+      </w:r>
+      <w:r>
+        <w:t xml:space="preserve">re-shape one item into a horizontal layer whose criteria cannot be met alone and the gate MUST FAIL; golden-FALSE per 11.4.201(1) - a legitimately-dependent item that is nonetheless independently testable once its dependency is met MUST NOT fire it</w:t>
+      </w:r>
+    </w:p>
+    <w:bookmarkEnd w:id="13"/>
+    <w:bookmarkStart w:id="14" w:name="X6387dda2e13c6e4fb83bddda0148cd1de358db1"/>
+    <w:p>
+      <w:pPr>
+        <w:pStyle w:val="Heading3"/>
+      </w:pPr>
+      <w:r>
+        <w:t xml:space="preserve">§11.4.169</w:t>
       </w:r>
     </w:p>
     <w:p>
@@ -803,15 +1208,15 @@
         <w:pStyle w:val="Compact"/>
         <w:numPr>
           <w:ilvl w:val="0"/>
-          <w:numId w:val="1006"/>
-        </w:numPr>
-      </w:pPr>
-      <w:r>
-        <w:rPr>
-          <w:b/>
-          <w:bCs/>
-        </w:rPr>
-        <w:t xml:space="preserve">OWED-GATE-019</w:t>
+          <w:numId w:val="1009"/>
+        </w:numPr>
+      </w:pPr>
+      <w:r>
+        <w:rPr>
+          <w:b/>
+          <w:bCs/>
+        </w:rPr>
+        <w:t xml:space="preserve">OWED-GATE-075</w:t>
       </w:r>
       <w:r>
         <w:t xml:space="preserve"> </w:t>
@@ -826,15 +1231,15 @@
         <w:rPr>
           <w:rStyle w:val="VerbatimChar"/>
         </w:rPr>
-        <w:t xml:space="preserve">CM-DEDICATED-HOOK-VALIDATION-SCRIPT</w:t>
-      </w:r>
-    </w:p>
-    <w:p>
-      <w:pPr>
-        <w:pStyle w:val="Compact"/>
-        <w:numPr>
-          <w:ilvl w:val="1"/>
-          <w:numId w:val="1008"/>
+        <w:t xml:space="preserve">CM-SUITE-SHAPE-DECLARED-AND-PUSHED-DOWN</w:t>
+      </w:r>
+    </w:p>
+    <w:p>
+      <w:pPr>
+        <w:pStyle w:val="Compact"/>
+        <w:numPr>
+          <w:ilvl w:val="1"/>
+          <w:numId w:val="1010"/>
         </w:numPr>
       </w:pPr>
       <w:r>
@@ -848,15 +1253,15 @@
         <w:t xml:space="preserve"> </w:t>
       </w:r>
       <w:r>
-        <w:t xml:space="preserve">asserts hook validations run as an explicit named stage of a dedicated idempotent commit/push script</w:t>
-      </w:r>
-    </w:p>
-    <w:p>
-      <w:pPr>
-        <w:pStyle w:val="Compact"/>
-        <w:numPr>
-          <w:ilvl w:val="1"/>
-          <w:numId w:val="1008"/>
+        <w:t xml:space="preserve">asserts the project declares its chosen suite shape together with the risk-location justification that selected it, and that a high-level test failing with no lower-level counterpart opens a tracked 11.4.197 item to add the lower-level test</w:t>
+      </w:r>
+    </w:p>
+    <w:p>
+      <w:pPr>
+        <w:pStyle w:val="Compact"/>
+        <w:numPr>
+          <w:ilvl w:val="1"/>
+          <w:numId w:val="1010"/>
         </w:numPr>
       </w:pPr>
       <w:r>
@@ -870,113 +1275,7 @@
         <w:t xml:space="preserve"> </w:t>
       </w:r>
       <w:r>
-        <w:t xml:space="preserve">the consumer binds the script path as DATA per 11.4.35</w:t>
-      </w:r>
-    </w:p>
-    <w:p>
-      <w:pPr>
-        <w:pStyle w:val="Compact"/>
-        <w:numPr>
-          <w:ilvl w:val="0"/>
-          <w:numId w:val="1006"/>
-        </w:numPr>
-      </w:pPr>
-      <w:r>
-        <w:rPr>
-          <w:b/>
-          <w:bCs/>
-        </w:rPr>
-        <w:t xml:space="preserve">OWED-GATE-029</w:t>
-      </w:r>
-      <w:r>
-        <w:t xml:space="preserve"> </w:t>
-      </w:r>
-      <w:r>
-        <w:t xml:space="preserve">—</w:t>
-      </w:r>
-      <w:r>
-        <w:t xml:space="preserve"> </w:t>
-      </w:r>
-      <w:r>
-        <w:rPr>
-          <w:rStyle w:val="VerbatimChar"/>
-        </w:rPr>
-        <w:t xml:space="preserve">CM-HOOKS-NEVER-BLOCK-PUSH</w:t>
-      </w:r>
-    </w:p>
-    <w:p>
-      <w:pPr>
-        <w:pStyle w:val="Compact"/>
-        <w:numPr>
-          <w:ilvl w:val="1"/>
-          <w:numId w:val="1009"/>
-        </w:numPr>
-      </w:pPr>
-      <w:r>
-        <w:rPr>
-          <w:b/>
-          <w:bCs/>
-        </w:rPr>
-        <w:t xml:space="preserve">Must assert:</w:t>
-      </w:r>
-      <w:r>
-        <w:t xml:space="preserve"> </w:t>
-      </w:r>
-      <w:r>
-        <w:t xml:space="preserve">asserts core.hooksPath does not gate routine commit/push while the hook file itself stays preserved and unmodified</w:t>
-      </w:r>
-    </w:p>
-    <w:p>
-      <w:pPr>
-        <w:pStyle w:val="Compact"/>
-        <w:numPr>
-          <w:ilvl w:val="1"/>
-          <w:numId w:val="1009"/>
-        </w:numPr>
-      </w:pPr>
-      <w:r>
-        <w:rPr>
-          <w:b/>
-          <w:bCs/>
-        </w:rPr>
-        <w:t xml:space="preserve">Blocked on:</w:t>
-      </w:r>
-      <w:r>
-        <w:t xml:space="preserve"> </w:t>
-      </w:r>
-      <w:r>
-        <w:t xml:space="preserve">the consumer binds its repo and hook paths as DATA</w:t>
-      </w:r>
-    </w:p>
-    <w:p>
-      <w:pPr>
-        <w:pStyle w:val="Compact"/>
-        <w:numPr>
-          <w:ilvl w:val="0"/>
-          <w:numId w:val="1006"/>
-        </w:numPr>
-      </w:pPr>
-      <w:r>
-        <w:rPr>
-          <w:b/>
-          <w:bCs/>
-        </w:rPr>
-        <w:t xml:space="preserve">OWED-GATE-038</w:t>
-      </w:r>
-      <w:r>
-        <w:t xml:space="preserve"> </w:t>
-      </w:r>
-      <w:r>
-        <w:t xml:space="preserve">—</w:t>
-      </w:r>
-      <w:r>
-        <w:t xml:space="preserve"> </w:t>
-      </w:r>
-      <w:r>
-        <w:rPr>
-          <w:rStyle w:val="VerbatimChar"/>
-        </w:rPr>
-        <w:t xml:space="preserve">CM-NO-GATE-LOST-ON-HOOK-DISCONNECT</w:t>
+        <w:t xml:space="preserve">needs a consumer suite-shape declaration plus a test-level classifier able to tell high-level from low-level tests, neither adopted</w:t>
       </w:r>
     </w:p>
     <w:p>
@@ -992,45 +1291,23 @@
           <w:b/>
           <w:bCs/>
         </w:rPr>
-        <w:t xml:space="preserve">Must assert:</w:t>
-      </w:r>
-      <w:r>
-        <w:t xml:space="preserve"> </w:t>
-      </w:r>
-      <w:r>
-        <w:t xml:space="preserve">asserts every check a disconnected hook performed still executes at a named script stage or release gate</w:t>
-      </w:r>
-    </w:p>
-    <w:p>
-      <w:pPr>
-        <w:pStyle w:val="Compact"/>
-        <w:numPr>
-          <w:ilvl w:val="1"/>
-          <w:numId w:val="1010"/>
-        </w:numPr>
-      </w:pPr>
-      <w:r>
-        <w:rPr>
-          <w:b/>
-          <w:bCs/>
-        </w:rPr>
-        <w:t xml:space="preserve">Blocked on:</w:t>
-      </w:r>
-      <w:r>
-        <w:t xml:space="preserve"> </w:t>
-      </w:r>
-      <w:r>
-        <w:t xml:space="preserve">needs the consumer-owned stage list and deferral registry</w:t>
-      </w:r>
-    </w:p>
-    <w:bookmarkEnd w:id="13"/>
-    <w:bookmarkStart w:id="14" w:name="Xf35f9e27e5aeaadaabf8601760a87bc7b2ef576"/>
+        <w:t xml:space="preserve">Paired 1.1 mutation:</w:t>
+      </w:r>
+      <w:r>
+        <w:t xml:space="preserve"> </w:t>
+      </w:r>
+      <w:r>
+        <w:t xml:space="preserve">remove the shape declaration, or record a high-level-only failure with no tracked lower-level follow-up, and the gate MUST FAIL; golden-FALSE per 11.4.201(1) - a declared trophy shape on a genuinely I/O-heavy system MUST NOT fire it merely for having few unit tests</w:t>
+      </w:r>
+    </w:p>
+    <w:bookmarkEnd w:id="14"/>
+    <w:bookmarkStart w:id="15" w:name="X59a9d94f5864d343ef0cd815f763d71f720e919"/>
     <w:p>
       <w:pPr>
         <w:pStyle w:val="Heading3"/>
       </w:pPr>
       <w:r>
-        <w:t xml:space="preserve">§11.4.236</w:t>
+        <w:t xml:space="preserve">§11.4.233</w:t>
       </w:r>
     </w:p>
     <w:p>
@@ -1046,7 +1323,7 @@
           <w:b/>
           <w:bCs/>
         </w:rPr>
-        <w:t xml:space="preserve">OWED-GATE-045</w:t>
+        <w:t xml:space="preserve">OWED-GATE-069</w:t>
       </w:r>
       <w:r>
         <w:t xml:space="preserve"> </w:t>
@@ -1061,7 +1338,7 @@
         <w:rPr>
           <w:rStyle w:val="VerbatimChar"/>
         </w:rPr>
-        <w:t xml:space="preserve">CM-QA-DEPLOY-READINESS-GATE</w:t>
+        <w:t xml:space="preserve">CM-DEPENDENCY-POINTER-PREFLIGHT-FAIL-CLOSED</w:t>
       </w:r>
     </w:p>
     <w:p>
@@ -1083,7 +1360,7 @@
         <w:t xml:space="preserve"> </w:t>
       </w:r>
       <w:r>
-        <w:t xml:space="preserve">asserts no manual-QA hand-off occurs without a machine-written PASS verdict whose artifact fingerprint equals the candidate</w:t>
+        <w:t xml:space="preserve">asserts the preflight resolves every submodule pointer, verifies it matches the intended ref, fails closed on a missing checkout, and for the truly load-bearing components asserts a runtime signature on the flashed or deployed artifact - closing all three mess classes stale, absent-uninitialised and unfetchable</w:t>
       </w:r>
     </w:p>
     <w:p>
@@ -1105,17 +1382,39 @@
         <w:t xml:space="preserve"> </w:t>
       </w:r>
       <w:r>
-        <w:t xml:space="preserve">requires a verdict store keyed on artifact fingerprint</w:t>
-      </w:r>
-    </w:p>
-    <w:bookmarkEnd w:id="14"/>
-    <w:bookmarkStart w:id="15" w:name="Xd03bb5308f9fdb6264782f2018ba65828c097f0"/>
+        <w:t xml:space="preserve">separating the unfetchable class from the merely-absent class requires probing configured remotes, and the hermetic pre-build gate run has no guaranteed network reach</w:t>
+      </w:r>
+    </w:p>
+    <w:p>
+      <w:pPr>
+        <w:pStyle w:val="Compact"/>
+        <w:numPr>
+          <w:ilvl w:val="1"/>
+          <w:numId w:val="1012"/>
+        </w:numPr>
+      </w:pPr>
+      <w:r>
+        <w:rPr>
+          <w:b/>
+          <w:bCs/>
+        </w:rPr>
+        <w:t xml:space="preserve">Paired 1.1 mutation:</w:t>
+      </w:r>
+      <w:r>
+        <w:t xml:space="preserve"> </w:t>
+      </w:r>
+      <w:r>
+        <w:t xml:space="preserve">de-initialise one submodule and the gate MUST FAIL; point one gitlink at a commit no configured remote serves and it MUST FAIL; golden-FALSE - a fully-initialised tree at its intended refs MUST NOT fire it</w:t>
+      </w:r>
+    </w:p>
+    <w:bookmarkEnd w:id="15"/>
+    <w:bookmarkStart w:id="16" w:name="Xa18c612c100ef599b25c0ca51efd4d0de48de55"/>
     <w:p>
       <w:pPr>
         <w:pStyle w:val="Heading3"/>
       </w:pPr>
       <w:r>
-        <w:t xml:space="preserve">§11.4.237</w:t>
+        <w:t xml:space="preserve">§11.4.234</w:t>
       </w:r>
     </w:p>
     <w:p>
@@ -1131,7 +1430,7 @@
           <w:b/>
           <w:bCs/>
         </w:rPr>
-        <w:t xml:space="preserve">OWED-GATE-054</w:t>
+        <w:t xml:space="preserve">OWED-GATE-013</w:t>
       </w:r>
       <w:r>
         <w:t xml:space="preserve"> </w:t>
@@ -1146,7 +1445,7 @@
         <w:rPr>
           <w:rStyle w:val="VerbatimChar"/>
         </w:rPr>
-        <w:t xml:space="preserve">CM-TRANSLATION-CONTEXT-SPIRIT-REVIEW</w:t>
+        <w:t xml:space="preserve">CM-COMMIT-PUSH-ALWAYS-UNBLOCKED</w:t>
       </w:r>
     </w:p>
     <w:p>
@@ -1168,7 +1467,7 @@
         <w:t xml:space="preserve"> </w:t>
       </w:r>
       <w:r>
-        <w:t xml:space="preserve">asserts each localized artifact carries an independent review verdict with per-dimension rationale across the six dimensions</w:t>
+        <w:t xml:space="preserve">asserts a failing validation yields a clear per-check report and a documented remediation path, never an opaque hung or rejected push</w:t>
       </w:r>
     </w:p>
     <w:p>
@@ -1190,177 +1489,242 @@
         <w:t xml:space="preserve"> </w:t>
       </w:r>
       <w:r>
-        <w:t xml:space="preserve">requires a translation-review verdict store and a reviewer substrate</w:t>
-      </w:r>
-    </w:p>
-    <w:bookmarkEnd w:id="15"/>
-    <w:bookmarkStart w:id="16" w:name="Xb4888161d4bc282780dd80be9ded4e1f407787d"/>
+        <w:t xml:space="preserve">the consumer binds its own commit/push script path as DATA per 11.4.35</w:t>
+      </w:r>
+    </w:p>
+    <w:p>
+      <w:pPr>
+        <w:pStyle w:val="Compact"/>
+        <w:numPr>
+          <w:ilvl w:val="0"/>
+          <w:numId w:val="1013"/>
+        </w:numPr>
+      </w:pPr>
+      <w:r>
+        <w:rPr>
+          <w:b/>
+          <w:bCs/>
+        </w:rPr>
+        <w:t xml:space="preserve">OWED-GATE-019</w:t>
+      </w:r>
+      <w:r>
+        <w:t xml:space="preserve"> </w:t>
+      </w:r>
+      <w:r>
+        <w:t xml:space="preserve">—</w:t>
+      </w:r>
+      <w:r>
+        <w:t xml:space="preserve"> </w:t>
+      </w:r>
+      <w:r>
+        <w:rPr>
+          <w:rStyle w:val="VerbatimChar"/>
+        </w:rPr>
+        <w:t xml:space="preserve">CM-DEDICATED-HOOK-VALIDATION-SCRIPT</w:t>
+      </w:r>
+    </w:p>
+    <w:p>
+      <w:pPr>
+        <w:pStyle w:val="Compact"/>
+        <w:numPr>
+          <w:ilvl w:val="1"/>
+          <w:numId w:val="1015"/>
+        </w:numPr>
+      </w:pPr>
+      <w:r>
+        <w:rPr>
+          <w:b/>
+          <w:bCs/>
+        </w:rPr>
+        <w:t xml:space="preserve">Must assert:</w:t>
+      </w:r>
+      <w:r>
+        <w:t xml:space="preserve"> </w:t>
+      </w:r>
+      <w:r>
+        <w:t xml:space="preserve">asserts hook validations run as an explicit named stage of a dedicated idempotent commit/push script</w:t>
+      </w:r>
+    </w:p>
+    <w:p>
+      <w:pPr>
+        <w:pStyle w:val="Compact"/>
+        <w:numPr>
+          <w:ilvl w:val="1"/>
+          <w:numId w:val="1015"/>
+        </w:numPr>
+      </w:pPr>
+      <w:r>
+        <w:rPr>
+          <w:b/>
+          <w:bCs/>
+        </w:rPr>
+        <w:t xml:space="preserve">Blocked on:</w:t>
+      </w:r>
+      <w:r>
+        <w:t xml:space="preserve"> </w:t>
+      </w:r>
+      <w:r>
+        <w:t xml:space="preserve">the consumer binds the script path as DATA per 11.4.35</w:t>
+      </w:r>
+    </w:p>
+    <w:p>
+      <w:pPr>
+        <w:pStyle w:val="Compact"/>
+        <w:numPr>
+          <w:ilvl w:val="0"/>
+          <w:numId w:val="1013"/>
+        </w:numPr>
+      </w:pPr>
+      <w:r>
+        <w:rPr>
+          <w:b/>
+          <w:bCs/>
+        </w:rPr>
+        <w:t xml:space="preserve">OWED-GATE-029</w:t>
+      </w:r>
+      <w:r>
+        <w:t xml:space="preserve"> </w:t>
+      </w:r>
+      <w:r>
+        <w:t xml:space="preserve">—</w:t>
+      </w:r>
+      <w:r>
+        <w:t xml:space="preserve"> </w:t>
+      </w:r>
+      <w:r>
+        <w:rPr>
+          <w:rStyle w:val="VerbatimChar"/>
+        </w:rPr>
+        <w:t xml:space="preserve">CM-HOOKS-NEVER-BLOCK-PUSH</w:t>
+      </w:r>
+    </w:p>
+    <w:p>
+      <w:pPr>
+        <w:pStyle w:val="Compact"/>
+        <w:numPr>
+          <w:ilvl w:val="1"/>
+          <w:numId w:val="1016"/>
+        </w:numPr>
+      </w:pPr>
+      <w:r>
+        <w:rPr>
+          <w:b/>
+          <w:bCs/>
+        </w:rPr>
+        <w:t xml:space="preserve">Must assert:</w:t>
+      </w:r>
+      <w:r>
+        <w:t xml:space="preserve"> </w:t>
+      </w:r>
+      <w:r>
+        <w:t xml:space="preserve">asserts core.hooksPath does not gate routine commit/push while the hook file itself stays preserved and unmodified</w:t>
+      </w:r>
+    </w:p>
+    <w:p>
+      <w:pPr>
+        <w:pStyle w:val="Compact"/>
+        <w:numPr>
+          <w:ilvl w:val="1"/>
+          <w:numId w:val="1016"/>
+        </w:numPr>
+      </w:pPr>
+      <w:r>
+        <w:rPr>
+          <w:b/>
+          <w:bCs/>
+        </w:rPr>
+        <w:t xml:space="preserve">Blocked on:</w:t>
+      </w:r>
+      <w:r>
+        <w:t xml:space="preserve"> </w:t>
+      </w:r>
+      <w:r>
+        <w:t xml:space="preserve">the consumer binds its repo and hook paths as DATA</w:t>
+      </w:r>
+    </w:p>
+    <w:p>
+      <w:pPr>
+        <w:pStyle w:val="Compact"/>
+        <w:numPr>
+          <w:ilvl w:val="0"/>
+          <w:numId w:val="1013"/>
+        </w:numPr>
+      </w:pPr>
+      <w:r>
+        <w:rPr>
+          <w:b/>
+          <w:bCs/>
+        </w:rPr>
+        <w:t xml:space="preserve">OWED-GATE-038</w:t>
+      </w:r>
+      <w:r>
+        <w:t xml:space="preserve"> </w:t>
+      </w:r>
+      <w:r>
+        <w:t xml:space="preserve">—</w:t>
+      </w:r>
+      <w:r>
+        <w:t xml:space="preserve"> </w:t>
+      </w:r>
+      <w:r>
+        <w:rPr>
+          <w:rStyle w:val="VerbatimChar"/>
+        </w:rPr>
+        <w:t xml:space="preserve">CM-NO-GATE-LOST-ON-HOOK-DISCONNECT</w:t>
+      </w:r>
+    </w:p>
+    <w:p>
+      <w:pPr>
+        <w:pStyle w:val="Compact"/>
+        <w:numPr>
+          <w:ilvl w:val="1"/>
+          <w:numId w:val="1017"/>
+        </w:numPr>
+      </w:pPr>
+      <w:r>
+        <w:rPr>
+          <w:b/>
+          <w:bCs/>
+        </w:rPr>
+        <w:t xml:space="preserve">Must assert:</w:t>
+      </w:r>
+      <w:r>
+        <w:t xml:space="preserve"> </w:t>
+      </w:r>
+      <w:r>
+        <w:t xml:space="preserve">asserts every check a disconnected hook performed still executes at a named script stage or release gate</w:t>
+      </w:r>
+    </w:p>
+    <w:p>
+      <w:pPr>
+        <w:pStyle w:val="Compact"/>
+        <w:numPr>
+          <w:ilvl w:val="1"/>
+          <w:numId w:val="1017"/>
+        </w:numPr>
+      </w:pPr>
+      <w:r>
+        <w:rPr>
+          <w:b/>
+          <w:bCs/>
+        </w:rPr>
+        <w:t xml:space="preserve">Blocked on:</w:t>
+      </w:r>
+      <w:r>
+        <w:t xml:space="preserve"> </w:t>
+      </w:r>
+      <w:r>
+        <w:t xml:space="preserve">needs the consumer-owned stage list and deferral registry</w:t>
+      </w:r>
+    </w:p>
+    <w:bookmarkEnd w:id="16"/>
+    <w:bookmarkStart w:id="17" w:name="Xf35f9e27e5aeaadaabf8601760a87bc7b2ef576"/>
     <w:p>
       <w:pPr>
         <w:pStyle w:val="Heading3"/>
       </w:pPr>
       <w:r>
-        <w:t xml:space="preserve">§11.4.238</w:t>
-      </w:r>
-    </w:p>
-    <w:p>
-      <w:pPr>
-        <w:pStyle w:val="Compact"/>
-        <w:numPr>
-          <w:ilvl w:val="0"/>
-          <w:numId w:val="1015"/>
-        </w:numPr>
-      </w:pPr>
-      <w:r>
-        <w:rPr>
-          <w:b/>
-          <w:bCs/>
-        </w:rPr>
-        <w:t xml:space="preserve">OWED-GATE-036</w:t>
-      </w:r>
-      <w:r>
-        <w:t xml:space="preserve"> </w:t>
-      </w:r>
-      <w:r>
-        <w:t xml:space="preserve">—</w:t>
-      </w:r>
-      <w:r>
-        <w:t xml:space="preserve"> </w:t>
-      </w:r>
-      <w:r>
-        <w:rPr>
-          <w:rStyle w:val="VerbatimChar"/>
-        </w:rPr>
-        <w:t xml:space="preserve">CM-MANUAL-QA-FINDS-NOTHING-NEW</w:t>
-      </w:r>
-    </w:p>
-    <w:p>
-      <w:pPr>
-        <w:pStyle w:val="Compact"/>
-        <w:numPr>
-          <w:ilvl w:val="1"/>
-          <w:numId w:val="1016"/>
-        </w:numPr>
-      </w:pPr>
-      <w:r>
-        <w:rPr>
-          <w:b/>
-          <w:bCs/>
-        </w:rPr>
-        <w:t xml:space="preserve">Must assert:</w:t>
-      </w:r>
-      <w:r>
-        <w:t xml:space="preserve"> </w:t>
-      </w:r>
-      <w:r>
-        <w:t xml:space="preserve">asserts a manual QA pass discovered zero previously-unknown defects</w:t>
-      </w:r>
-    </w:p>
-    <w:p>
-      <w:pPr>
-        <w:pStyle w:val="Compact"/>
-        <w:numPr>
-          <w:ilvl w:val="1"/>
-          <w:numId w:val="1016"/>
-        </w:numPr>
-      </w:pPr>
-      <w:r>
-        <w:rPr>
-          <w:b/>
-          <w:bCs/>
-        </w:rPr>
-        <w:t xml:space="preserve">Blocked on:</w:t>
-      </w:r>
-      <w:r>
-        <w:t xml:space="preserve"> </w:t>
-      </w:r>
-      <w:r>
-        <w:t xml:space="preserve">requires a discovery-channel ledger recording each defect's origin channel</w:t>
-      </w:r>
-    </w:p>
-    <w:p>
-      <w:pPr>
-        <w:pStyle w:val="Compact"/>
-        <w:numPr>
-          <w:ilvl w:val="0"/>
-          <w:numId w:val="1015"/>
-        </w:numPr>
-      </w:pPr>
-      <w:r>
-        <w:rPr>
-          <w:b/>
-          <w:bCs/>
-        </w:rPr>
-        <w:t xml:space="preserve">OWED-GATE-046</w:t>
-      </w:r>
-      <w:r>
-        <w:t xml:space="preserve"> </w:t>
-      </w:r>
-      <w:r>
-        <w:t xml:space="preserve">—</w:t>
-      </w:r>
-      <w:r>
-        <w:t xml:space="preserve"> </w:t>
-      </w:r>
-      <w:r>
-        <w:rPr>
-          <w:rStyle w:val="VerbatimChar"/>
-        </w:rPr>
-        <w:t xml:space="preserve">CM-QA-IS-THE-DISCOVERER</w:t>
-      </w:r>
-    </w:p>
-    <w:p>
-      <w:pPr>
-        <w:pStyle w:val="Compact"/>
-        <w:numPr>
-          <w:ilvl w:val="1"/>
-          <w:numId w:val="1017"/>
-        </w:numPr>
-      </w:pPr>
-      <w:r>
-        <w:rPr>
-          <w:b/>
-          <w:bCs/>
-        </w:rPr>
-        <w:t xml:space="preserve">Must assert:</w:t>
-      </w:r>
-      <w:r>
-        <w:t xml:space="preserve"> </w:t>
-      </w:r>
-      <w:r>
-        <w:t xml:space="preserve">asserts every out-of-band discovery triggers a coverage-escape audit and registers a new automated check that would have caught it</w:t>
-      </w:r>
-    </w:p>
-    <w:p>
-      <w:pPr>
-        <w:pStyle w:val="Compact"/>
-        <w:numPr>
-          <w:ilvl w:val="1"/>
-          <w:numId w:val="1017"/>
-        </w:numPr>
-      </w:pPr>
-      <w:r>
-        <w:rPr>
-          <w:b/>
-          <w:bCs/>
-        </w:rPr>
-        <w:t xml:space="preserve">Blocked on:</w:t>
-      </w:r>
-      <w:r>
-        <w:t xml:space="preserve"> </w:t>
-      </w:r>
-      <w:r>
-        <w:t xml:space="preserve">requires the discovery-channel ledger</w:t>
-      </w:r>
-    </w:p>
-    <w:bookmarkEnd w:id="16"/>
-    <w:bookmarkStart w:id="17" w:name="X3d0968d53ffdaef5a811d9aaa2e81083f4af442"/>
-    <w:p>
-      <w:pPr>
-        <w:pStyle w:val="Heading3"/>
-      </w:pPr>
-      <w:r>
-        <w:t xml:space="preserve">§11.4.239</w:t>
+        <w:t xml:space="preserve">§11.4.236</w:t>
       </w:r>
     </w:p>
     <w:p>
@@ -1376,7 +1740,7 @@
           <w:b/>
           <w:bCs/>
         </w:rPr>
-        <w:t xml:space="preserve">OWED-GATE-015</w:t>
+        <w:t xml:space="preserve">OWED-GATE-045</w:t>
       </w:r>
       <w:r>
         <w:t xml:space="preserve"> </w:t>
@@ -1391,7 +1755,7 @@
         <w:rPr>
           <w:rStyle w:val="VerbatimChar"/>
         </w:rPr>
-        <w:t xml:space="preserve">CM-CRITICAL-INVARIANT-FAILURE-PATH-DOD</w:t>
+        <w:t xml:space="preserve">CM-QA-DEPLOY-READINESS-GATE</w:t>
       </w:r>
     </w:p>
     <w:p>
@@ -1413,7 +1777,7 @@
         <w:t xml:space="preserve"> </w:t>
       </w:r>
       <w:r>
-        <w:t xml:space="preserve">asserts every change touching money, safety, availability or integrity carries explicit failure-path scenarios as passing tests mapped to verdict pairs</w:t>
+        <w:t xml:space="preserve">asserts no manual-QA hand-off occurs without a machine-written PASS verdict whose artifact fingerprint equals the candidate</w:t>
       </w:r>
     </w:p>
     <w:p>
@@ -1435,17 +1799,17 @@
         <w:t xml:space="preserve"> </w:t>
       </w:r>
       <w:r>
-        <w:t xml:space="preserve">needs a consumer criticality classification and wiring into the 11.4.146(D3) status-custody chain</w:t>
+        <w:t xml:space="preserve">requires a verdict store keyed on artifact fingerprint</w:t>
       </w:r>
     </w:p>
     <w:bookmarkEnd w:id="17"/>
-    <w:bookmarkStart w:id="18" w:name="X4ad6571560d32dfccaa9ee6453ea6a9eea5a3ce"/>
+    <w:bookmarkStart w:id="18" w:name="Xd03bb5308f9fdb6264782f2018ba65828c097f0"/>
     <w:p>
       <w:pPr>
         <w:pStyle w:val="Heading3"/>
       </w:pPr>
       <w:r>
-        <w:t xml:space="preserve">§11.4.240</w:t>
+        <w:t xml:space="preserve">§11.4.237</w:t>
       </w:r>
     </w:p>
     <w:p>
@@ -1461,7 +1825,7 @@
           <w:b/>
           <w:bCs/>
         </w:rPr>
-        <w:t xml:space="preserve">OWED-GATE-034</w:t>
+        <w:t xml:space="preserve">OWED-GATE-054</w:t>
       </w:r>
       <w:r>
         <w:t xml:space="preserve"> </w:t>
@@ -1476,7 +1840,7 @@
         <w:rPr>
           <w:rStyle w:val="VerbatimChar"/>
         </w:rPr>
-        <w:t xml:space="preserve">CM-LEAST-PRIVILEGE-CAPABILITY-NOT-INSTRUCTION</w:t>
+        <w:t xml:space="preserve">CM-TRANSLATION-CONTEXT-SPIRIT-REVIEW</w:t>
       </w:r>
     </w:p>
     <w:p>
@@ -1498,7 +1862,7 @@
         <w:t xml:space="preserve"> </w:t>
       </w:r>
       <w:r>
-        <w:t xml:space="preserve">asserts producer-versus-gate separation is enforced by capability - filesystem scope, branch protection, store isolation - never by prompt or policy text</w:t>
+        <w:t xml:space="preserve">asserts each localized artifact carries an independent review verdict with per-dimension rationale across the six dimensions</w:t>
       </w:r>
     </w:p>
     <w:p>
@@ -1520,7 +1884,17 @@
         <w:t xml:space="preserve"> </w:t>
       </w:r>
       <w:r>
-        <w:t xml:space="preserve">requires CI permission-model introspection</w:t>
+        <w:t xml:space="preserve">requires a translation-review verdict store and a reviewer substrate</w:t>
+      </w:r>
+    </w:p>
+    <w:bookmarkEnd w:id="18"/>
+    <w:bookmarkStart w:id="19" w:name="Xb4888161d4bc282780dd80be9ded4e1f407787d"/>
+    <w:p>
+      <w:pPr>
+        <w:pStyle w:val="Heading3"/>
+      </w:pPr>
+      <w:r>
+        <w:t xml:space="preserve">§11.4.238</w:t>
       </w:r>
     </w:p>
     <w:p>
@@ -1528,15 +1902,15 @@
         <w:pStyle w:val="Compact"/>
         <w:numPr>
           <w:ilvl w:val="0"/>
-          <w:numId w:val="1020"/>
-        </w:numPr>
-      </w:pPr>
-      <w:r>
-        <w:rPr>
-          <w:b/>
-          <w:bCs/>
-        </w:rPr>
-        <w:t xml:space="preserve">OWED-GATE-041</w:t>
+          <w:numId w:val="1022"/>
+        </w:numPr>
+      </w:pPr>
+      <w:r>
+        <w:rPr>
+          <w:b/>
+          <w:bCs/>
+        </w:rPr>
+        <w:t xml:space="preserve">OWED-GATE-036</w:t>
       </w:r>
       <w:r>
         <w:t xml:space="preserve"> </w:t>
@@ -1551,14 +1925,58 @@
         <w:rPr>
           <w:rStyle w:val="VerbatimChar"/>
         </w:rPr>
-        <w:t xml:space="preserve">CM-PRODUCER-NOT-VERIFIER-SCOPE-SPLIT</w:t>
-      </w:r>
-    </w:p>
-    <w:p>
-      <w:pPr>
-        <w:pStyle w:val="Compact"/>
-        <w:numPr>
-          <w:ilvl w:val="1"/>
+        <w:t xml:space="preserve">CM-MANUAL-QA-FINDS-NOTHING-NEW</w:t>
+      </w:r>
+    </w:p>
+    <w:p>
+      <w:pPr>
+        <w:pStyle w:val="Compact"/>
+        <w:numPr>
+          <w:ilvl w:val="1"/>
+          <w:numId w:val="1023"/>
+        </w:numPr>
+      </w:pPr>
+      <w:r>
+        <w:rPr>
+          <w:b/>
+          <w:bCs/>
+        </w:rPr>
+        <w:t xml:space="preserve">Must assert:</w:t>
+      </w:r>
+      <w:r>
+        <w:t xml:space="preserve"> </w:t>
+      </w:r>
+      <w:r>
+        <w:t xml:space="preserve">asserts a manual QA pass discovered zero previously-unknown defects</w:t>
+      </w:r>
+    </w:p>
+    <w:p>
+      <w:pPr>
+        <w:pStyle w:val="Compact"/>
+        <w:numPr>
+          <w:ilvl w:val="1"/>
+          <w:numId w:val="1023"/>
+        </w:numPr>
+      </w:pPr>
+      <w:r>
+        <w:rPr>
+          <w:b/>
+          <w:bCs/>
+        </w:rPr>
+        <w:t xml:space="preserve">Blocked on:</w:t>
+      </w:r>
+      <w:r>
+        <w:t xml:space="preserve"> </w:t>
+      </w:r>
+      <w:r>
+        <w:t xml:space="preserve">requires a discovery-channel ledger recording each defect's origin channel</w:t>
+      </w:r>
+    </w:p>
+    <w:p>
+      <w:pPr>
+        <w:pStyle w:val="Compact"/>
+        <w:numPr>
+          <w:ilvl w:val="0"/>
           <w:numId w:val="1022"/>
         </w:numPr>
       </w:pPr>
@@ -1567,21 +1985,52 @@
           <w:b/>
           <w:bCs/>
         </w:rPr>
+        <w:t xml:space="preserve">OWED-GATE-046</w:t>
+      </w:r>
+      <w:r>
+        <w:t xml:space="preserve"> </w:t>
+      </w:r>
+      <w:r>
+        <w:t xml:space="preserve">—</w:t>
+      </w:r>
+      <w:r>
+        <w:t xml:space="preserve"> </w:t>
+      </w:r>
+      <w:r>
+        <w:rPr>
+          <w:rStyle w:val="VerbatimChar"/>
+        </w:rPr>
+        <w:t xml:space="preserve">CM-QA-IS-THE-DISCOVERER</w:t>
+      </w:r>
+    </w:p>
+    <w:p>
+      <w:pPr>
+        <w:pStyle w:val="Compact"/>
+        <w:numPr>
+          <w:ilvl w:val="1"/>
+          <w:numId w:val="1024"/>
+        </w:numPr>
+      </w:pPr>
+      <w:r>
+        <w:rPr>
+          <w:b/>
+          <w:bCs/>
+        </w:rPr>
         <w:t xml:space="preserve">Must assert:</w:t>
       </w:r>
       <w:r>
         <w:t xml:space="preserve"> </w:t>
       </w:r>
       <w:r>
-        <w:t xml:space="preserve">asserts producer, oracle, gate and verifier resolve to distinct actors with no collapse involving the producer</w:t>
-      </w:r>
-    </w:p>
-    <w:p>
-      <w:pPr>
-        <w:pStyle w:val="Compact"/>
-        <w:numPr>
-          <w:ilvl w:val="1"/>
-          <w:numId w:val="1022"/>
+        <w:t xml:space="preserve">asserts every out-of-band discovery triggers a coverage-escape audit and registers a new automated check that would have caught it</w:t>
+      </w:r>
+    </w:p>
+    <w:p>
+      <w:pPr>
+        <w:pStyle w:val="Compact"/>
+        <w:numPr>
+          <w:ilvl w:val="1"/>
+          <w:numId w:val="1024"/>
         </w:numPr>
       </w:pPr>
       <w:r>
@@ -1595,102 +2044,17 @@
         <w:t xml:space="preserve"> </w:t>
       </w:r>
       <w:r>
-        <w:t xml:space="preserve">requires an actor-scope registry</w:t>
-      </w:r>
-    </w:p>
-    <w:bookmarkEnd w:id="18"/>
-    <w:bookmarkStart w:id="19" w:name="X5e9a59e40ffbb20dfaeaf7176b67540a1a3721e"/>
+        <w:t xml:space="preserve">requires the discovery-channel ledger</w:t>
+      </w:r>
+    </w:p>
+    <w:bookmarkEnd w:id="19"/>
+    <w:bookmarkStart w:id="20" w:name="X3d0968d53ffdaef5a811d9aaa2e81083f4af442"/>
     <w:p>
       <w:pPr>
         <w:pStyle w:val="Heading3"/>
       </w:pPr>
       <w:r>
-        <w:t xml:space="preserve">§11.4.241</w:t>
-      </w:r>
-    </w:p>
-    <w:p>
-      <w:pPr>
-        <w:pStyle w:val="Compact"/>
-        <w:numPr>
-          <w:ilvl w:val="0"/>
-          <w:numId w:val="1023"/>
-        </w:numPr>
-      </w:pPr>
-      <w:r>
-        <w:rPr>
-          <w:b/>
-          <w:bCs/>
-        </w:rPr>
-        <w:t xml:space="preserve">OWED-GATE-032</w:t>
-      </w:r>
-      <w:r>
-        <w:t xml:space="preserve"> </w:t>
-      </w:r>
-      <w:r>
-        <w:t xml:space="preserve">—</w:t>
-      </w:r>
-      <w:r>
-        <w:t xml:space="preserve"> </w:t>
-      </w:r>
-      <w:r>
-        <w:rPr>
-          <w:rStyle w:val="VerbatimChar"/>
-        </w:rPr>
-        <w:t xml:space="preserve">CM-ILLEGAL-STATE-LADDER-PREFERENCE</w:t>
-      </w:r>
-    </w:p>
-    <w:p>
-      <w:pPr>
-        <w:pStyle w:val="Compact"/>
-        <w:numPr>
-          <w:ilvl w:val="1"/>
-          <w:numId w:val="1024"/>
-        </w:numPr>
-      </w:pPr>
-      <w:r>
-        <w:rPr>
-          <w:b/>
-          <w:bCs/>
-        </w:rPr>
-        <w:t xml:space="preserve">Must assert:</w:t>
-      </w:r>
-      <w:r>
-        <w:t xml:space="preserve"> </w:t>
-      </w:r>
-      <w:r>
-        <w:t xml:space="preserve">asserts each load-bearing invariant lands at the strongest rung the toolchain supports - types over API-shape over lint over property-test over runtime-assert</w:t>
-      </w:r>
-    </w:p>
-    <w:p>
-      <w:pPr>
-        <w:pStyle w:val="Compact"/>
-        <w:numPr>
-          <w:ilvl w:val="1"/>
-          <w:numId w:val="1024"/>
-        </w:numPr>
-      </w:pPr>
-      <w:r>
-        <w:rPr>
-          <w:b/>
-          <w:bCs/>
-        </w:rPr>
-        <w:t xml:space="preserve">Blocked on:</w:t>
-      </w:r>
-      <w:r>
-        <w:t xml:space="preserve"> </w:t>
-      </w:r>
-      <w:r>
-        <w:t xml:space="preserve">needs per-language toolchain capability detection and a rung classifier</w:t>
-      </w:r>
-    </w:p>
-    <w:bookmarkEnd w:id="19"/>
-    <w:bookmarkStart w:id="20" w:name="Xeb7b44d9f6b4c3dc91a48fd98fbdebda8f0d15e"/>
-    <w:p>
-      <w:pPr>
-        <w:pStyle w:val="Heading3"/>
-      </w:pPr>
-      <w:r>
-        <w:t xml:space="preserve">§11.4.242</w:t>
+        <w:t xml:space="preserve">§11.4.239</w:t>
       </w:r>
     </w:p>
     <w:p>
@@ -1706,7 +2070,7 @@
           <w:b/>
           <w:bCs/>
         </w:rPr>
-        <w:t xml:space="preserve">OWED-GATE-005</w:t>
+        <w:t xml:space="preserve">OWED-GATE-015</w:t>
       </w:r>
       <w:r>
         <w:t xml:space="preserve"> </w:t>
@@ -1721,7 +2085,7 @@
         <w:rPr>
           <w:rStyle w:val="VerbatimChar"/>
         </w:rPr>
-        <w:t xml:space="preserve">CM-BISECTION-BEFORE-BLAME</w:t>
+        <w:t xml:space="preserve">CM-CRITICAL-INVARIANT-FAILURE-PATH-DOD</w:t>
       </w:r>
     </w:p>
     <w:p>
@@ -1743,7 +2107,7 @@
         <w:t xml:space="preserve"> </w:t>
       </w:r>
       <w:r>
-        <w:t xml:space="preserve">asserts regression localisation used bisection from the last known-good tag with a monotone-observable precheck rather than blame-log walking</w:t>
+        <w:t xml:space="preserve">asserts every change touching money, safety, availability or integrity carries explicit failure-path scenarios as passing tests mapped to verdict pairs</w:t>
       </w:r>
     </w:p>
     <w:p>
@@ -1765,17 +2129,17 @@
         <w:t xml:space="preserve"> </w:t>
       </w:r>
       <w:r>
-        <w:t xml:space="preserve">needs a per-investigation evidence record format, none adopted yet</w:t>
+        <w:t xml:space="preserve">needs a consumer criticality classification and wiring into the 11.4.146(D3) status-custody chain</w:t>
       </w:r>
     </w:p>
     <w:bookmarkEnd w:id="20"/>
-    <w:bookmarkStart w:id="21" w:name="X97c4b69b11ac4c6d1fa6f5e7a9699084d07fcb9"/>
+    <w:bookmarkStart w:id="21" w:name="X4ad6571560d32dfccaa9ee6453ea6a9eea5a3ce"/>
     <w:p>
       <w:pPr>
         <w:pStyle w:val="Heading3"/>
       </w:pPr>
       <w:r>
-        <w:t xml:space="preserve">§11.4.243</w:t>
+        <w:t xml:space="preserve">§11.4.240</w:t>
       </w:r>
     </w:p>
     <w:p>
@@ -1791,7 +2155,7 @@
           <w:b/>
           <w:bCs/>
         </w:rPr>
-        <w:t xml:space="preserve">OWED-GATE-011</w:t>
+        <w:t xml:space="preserve">OWED-GATE-034</w:t>
       </w:r>
       <w:r>
         <w:t xml:space="preserve"> </w:t>
@@ -1806,7 +2170,7 @@
         <w:rPr>
           <w:rStyle w:val="VerbatimChar"/>
         </w:rPr>
-        <w:t xml:space="preserve">CM-CHARACTERIZATION-BEFORE-LEGACY-MODIFICATION</w:t>
+        <w:t xml:space="preserve">CM-LEAST-PRIVILEGE-CAPABILITY-NOT-INSTRUCTION</w:t>
       </w:r>
     </w:p>
     <w:p>
@@ -1828,7 +2192,7 @@
         <w:t xml:space="preserve"> </w:t>
       </w:r>
       <w:r>
-        <w:t xml:space="preserve">asserts behaviour-changing edits to legacy code are preceded by a landed green characterization baseline</w:t>
+        <w:t xml:space="preserve">asserts producer-versus-gate separation is enforced by capability - filesystem scope, branch protection, store isolation - never by prompt or policy text</w:t>
       </w:r>
     </w:p>
     <w:p>
@@ -1850,17 +2214,92 @@
         <w:t xml:space="preserve"> </w:t>
       </w:r>
       <w:r>
-        <w:t xml:space="preserve">needs a legacy-classification rule and a baseline-precedence record</w:t>
+        <w:t xml:space="preserve">requires CI permission-model introspection</w:t>
+      </w:r>
+    </w:p>
+    <w:p>
+      <w:pPr>
+        <w:pStyle w:val="Compact"/>
+        <w:numPr>
+          <w:ilvl w:val="0"/>
+          <w:numId w:val="1027"/>
+        </w:numPr>
+      </w:pPr>
+      <w:r>
+        <w:rPr>
+          <w:b/>
+          <w:bCs/>
+        </w:rPr>
+        <w:t xml:space="preserve">OWED-GATE-041</w:t>
+      </w:r>
+      <w:r>
+        <w:t xml:space="preserve"> </w:t>
+      </w:r>
+      <w:r>
+        <w:t xml:space="preserve">—</w:t>
+      </w:r>
+      <w:r>
+        <w:t xml:space="preserve"> </w:t>
+      </w:r>
+      <w:r>
+        <w:rPr>
+          <w:rStyle w:val="VerbatimChar"/>
+        </w:rPr>
+        <w:t xml:space="preserve">CM-PRODUCER-NOT-VERIFIER-SCOPE-SPLIT</w:t>
+      </w:r>
+    </w:p>
+    <w:p>
+      <w:pPr>
+        <w:pStyle w:val="Compact"/>
+        <w:numPr>
+          <w:ilvl w:val="1"/>
+          <w:numId w:val="1029"/>
+        </w:numPr>
+      </w:pPr>
+      <w:r>
+        <w:rPr>
+          <w:b/>
+          <w:bCs/>
+        </w:rPr>
+        <w:t xml:space="preserve">Must assert:</w:t>
+      </w:r>
+      <w:r>
+        <w:t xml:space="preserve"> </w:t>
+      </w:r>
+      <w:r>
+        <w:t xml:space="preserve">asserts producer, oracle, gate and verifier resolve to distinct actors with no collapse involving the producer</w:t>
+      </w:r>
+    </w:p>
+    <w:p>
+      <w:pPr>
+        <w:pStyle w:val="Compact"/>
+        <w:numPr>
+          <w:ilvl w:val="1"/>
+          <w:numId w:val="1029"/>
+        </w:numPr>
+      </w:pPr>
+      <w:r>
+        <w:rPr>
+          <w:b/>
+          <w:bCs/>
+        </w:rPr>
+        <w:t xml:space="preserve">Blocked on:</w:t>
+      </w:r>
+      <w:r>
+        <w:t xml:space="preserve"> </w:t>
+      </w:r>
+      <w:r>
+        <w:t xml:space="preserve">requires an actor-scope registry</w:t>
       </w:r>
     </w:p>
     <w:bookmarkEnd w:id="21"/>
-    <w:bookmarkStart w:id="22" w:name="X7af0d259d2d0313ad14e15e5aea593476670504"/>
+    <w:bookmarkStart w:id="22" w:name="X5e9a59e40ffbb20dfaeaf7176b67540a1a3721e"/>
     <w:p>
       <w:pPr>
         <w:pStyle w:val="Heading3"/>
       </w:pPr>
       <w:r>
-        <w:t xml:space="preserve">§11.4.244</w:t>
+        <w:t xml:space="preserve">§11.4.241</w:t>
       </w:r>
     </w:p>
     <w:p>
@@ -1868,15 +2307,15 @@
         <w:pStyle w:val="Compact"/>
         <w:numPr>
           <w:ilvl w:val="0"/>
-          <w:numId w:val="1029"/>
-        </w:numPr>
-      </w:pPr>
-      <w:r>
-        <w:rPr>
-          <w:b/>
-          <w:bCs/>
-        </w:rPr>
-        <w:t xml:space="preserve">OWED-GATE-009</w:t>
+          <w:numId w:val="1030"/>
+        </w:numPr>
+      </w:pPr>
+      <w:r>
+        <w:rPr>
+          <w:b/>
+          <w:bCs/>
+        </w:rPr>
+        <w:t xml:space="preserve">OWED-GATE-032</w:t>
       </w:r>
       <w:r>
         <w:t xml:space="preserve"> </w:t>
@@ -1891,15 +2330,15 @@
         <w:rPr>
           <w:rStyle w:val="VerbatimChar"/>
         </w:rPr>
-        <w:t xml:space="preserve">CM-CAN-I-DEPLOY-GATE-WIRED</w:t>
-      </w:r>
-    </w:p>
-    <w:p>
-      <w:pPr>
-        <w:pStyle w:val="Compact"/>
-        <w:numPr>
-          <w:ilvl w:val="1"/>
-          <w:numId w:val="1030"/>
+        <w:t xml:space="preserve">CM-ILLEGAL-STATE-LADDER-PREFERENCE</w:t>
+      </w:r>
+    </w:p>
+    <w:p>
+      <w:pPr>
+        <w:pStyle w:val="Compact"/>
+        <w:numPr>
+          <w:ilvl w:val="1"/>
+          <w:numId w:val="1031"/>
         </w:numPr>
       </w:pPr>
       <w:r>
@@ -1913,15 +2352,15 @@
         <w:t xml:space="preserve"> </w:t>
       </w:r>
       <w:r>
-        <w:t xml:space="preserve">asserts deploy is blocked unless the provider-by-consumer compatibility matrix is all-green, with a missing contract treated as a first-class refusal</w:t>
-      </w:r>
-    </w:p>
-    <w:p>
-      <w:pPr>
-        <w:pStyle w:val="Compact"/>
-        <w:numPr>
-          <w:ilvl w:val="1"/>
-          <w:numId w:val="1030"/>
+        <w:t xml:space="preserve">asserts each load-bearing invariant lands at the strongest rung the toolchain supports - types over API-shape over lint over property-test over runtime-assert</w:t>
+      </w:r>
+    </w:p>
+    <w:p>
+      <w:pPr>
+        <w:pStyle w:val="Compact"/>
+        <w:numPr>
+          <w:ilvl w:val="1"/>
+          <w:numId w:val="1031"/>
         </w:numPr>
       </w:pPr>
       <w:r>
@@ -1935,92 +2374,17 @@
         <w:t xml:space="preserve"> </w:t>
       </w:r>
       <w:r>
-        <w:t xml:space="preserve">requires a contract broker holding deployed-version state</w:t>
-      </w:r>
-    </w:p>
-    <w:p>
-      <w:pPr>
-        <w:pStyle w:val="Compact"/>
-        <w:numPr>
-          <w:ilvl w:val="0"/>
-          <w:numId w:val="1029"/>
-        </w:numPr>
-      </w:pPr>
-      <w:r>
-        <w:rPr>
-          <w:b/>
-          <w:bCs/>
-        </w:rPr>
-        <w:t xml:space="preserve">OWED-GATE-014</w:t>
-      </w:r>
-      <w:r>
-        <w:t xml:space="preserve"> </w:t>
-      </w:r>
-      <w:r>
-        <w:t xml:space="preserve">—</w:t>
-      </w:r>
-      <w:r>
-        <w:t xml:space="preserve"> </w:t>
-      </w:r>
-      <w:r>
-        <w:rPr>
-          <w:rStyle w:val="VerbatimChar"/>
-        </w:rPr>
-        <w:t xml:space="preserve">CM-CONTRACT-TESTS-BOTH-SIDES</w:t>
-      </w:r>
-    </w:p>
-    <w:p>
-      <w:pPr>
-        <w:pStyle w:val="Compact"/>
-        <w:numPr>
-          <w:ilvl w:val="1"/>
-          <w:numId w:val="1031"/>
-        </w:numPr>
-      </w:pPr>
-      <w:r>
-        <w:rPr>
-          <w:b/>
-          <w:bCs/>
-        </w:rPr>
-        <w:t xml:space="preserve">Must assert:</w:t>
-      </w:r>
-      <w:r>
-        <w:t xml:space="preserve"> </w:t>
-      </w:r>
-      <w:r>
-        <w:t xml:space="preserve">asserts each changed cross-boundary carries consumer-published and provider-verified contract tests on both sides</w:t>
-      </w:r>
-    </w:p>
-    <w:p>
-      <w:pPr>
-        <w:pStyle w:val="Compact"/>
-        <w:numPr>
-          <w:ilvl w:val="1"/>
-          <w:numId w:val="1031"/>
-        </w:numPr>
-      </w:pPr>
-      <w:r>
-        <w:rPr>
-          <w:b/>
-          <w:bCs/>
-        </w:rPr>
-        <w:t xml:space="preserve">Blocked on:</w:t>
-      </w:r>
-      <w:r>
-        <w:t xml:space="preserve"> </w:t>
-      </w:r>
-      <w:r>
-        <w:t xml:space="preserve">requires a contract broker and a boundary inventory</w:t>
+        <w:t xml:space="preserve">needs per-language toolchain capability detection and a rung classifier</w:t>
       </w:r>
     </w:p>
     <w:bookmarkEnd w:id="22"/>
-    <w:bookmarkStart w:id="23" w:name="Xc6bd9da1029142da7f1a5c43bd84755e43947fa"/>
+    <w:bookmarkStart w:id="23" w:name="Xeb7b44d9f6b4c3dc91a48fd98fbdebda8f0d15e"/>
     <w:p>
       <w:pPr>
         <w:pStyle w:val="Heading3"/>
       </w:pPr>
       <w:r>
-        <w:t xml:space="preserve">§11.4.245</w:t>
+        <w:t xml:space="preserve">§11.4.242</w:t>
       </w:r>
     </w:p>
     <w:p>
@@ -2036,6 +2400,433 @@
           <w:b/>
           <w:bCs/>
         </w:rPr>
+        <w:t xml:space="preserve">OWED-GATE-005</w:t>
+      </w:r>
+      <w:r>
+        <w:t xml:space="preserve"> </w:t>
+      </w:r>
+      <w:r>
+        <w:t xml:space="preserve">—</w:t>
+      </w:r>
+      <w:r>
+        <w:t xml:space="preserve"> </w:t>
+      </w:r>
+      <w:r>
+        <w:rPr>
+          <w:rStyle w:val="VerbatimChar"/>
+        </w:rPr>
+        <w:t xml:space="preserve">CM-BISECTION-BEFORE-BLAME</w:t>
+      </w:r>
+    </w:p>
+    <w:p>
+      <w:pPr>
+        <w:pStyle w:val="Compact"/>
+        <w:numPr>
+          <w:ilvl w:val="1"/>
+          <w:numId w:val="1033"/>
+        </w:numPr>
+      </w:pPr>
+      <w:r>
+        <w:rPr>
+          <w:b/>
+          <w:bCs/>
+        </w:rPr>
+        <w:t xml:space="preserve">Must assert:</w:t>
+      </w:r>
+      <w:r>
+        <w:t xml:space="preserve"> </w:t>
+      </w:r>
+      <w:r>
+        <w:t xml:space="preserve">asserts regression localisation used bisection from the last known-good tag with a monotone-observable precheck rather than blame-log walking</w:t>
+      </w:r>
+    </w:p>
+    <w:p>
+      <w:pPr>
+        <w:pStyle w:val="Compact"/>
+        <w:numPr>
+          <w:ilvl w:val="1"/>
+          <w:numId w:val="1033"/>
+        </w:numPr>
+      </w:pPr>
+      <w:r>
+        <w:rPr>
+          <w:b/>
+          <w:bCs/>
+        </w:rPr>
+        <w:t xml:space="preserve">Blocked on:</w:t>
+      </w:r>
+      <w:r>
+        <w:t xml:space="preserve"> </w:t>
+      </w:r>
+      <w:r>
+        <w:t xml:space="preserve">needs a per-investigation evidence record format, none adopted yet</w:t>
+      </w:r>
+    </w:p>
+    <w:p>
+      <w:pPr>
+        <w:pStyle w:val="Compact"/>
+        <w:numPr>
+          <w:ilvl w:val="0"/>
+          <w:numId w:val="1032"/>
+        </w:numPr>
+      </w:pPr>
+      <w:r>
+        <w:rPr>
+          <w:b/>
+          <w:bCs/>
+        </w:rPr>
+        <w:t xml:space="preserve">OWED-GATE-068</w:t>
+      </w:r>
+      <w:r>
+        <w:t xml:space="preserve"> </w:t>
+      </w:r>
+      <w:r>
+        <w:t xml:space="preserve">—</w:t>
+      </w:r>
+      <w:r>
+        <w:t xml:space="preserve"> </w:t>
+      </w:r>
+      <w:r>
+        <w:rPr>
+          <w:rStyle w:val="VerbatimChar"/>
+        </w:rPr>
+        <w:t xml:space="preserve">CM-DELTA-DEBUG-MINIMAL-CASE</w:t>
+      </w:r>
+    </w:p>
+    <w:p>
+      <w:pPr>
+        <w:pStyle w:val="Compact"/>
+        <w:numPr>
+          <w:ilvl w:val="1"/>
+          <w:numId w:val="1034"/>
+        </w:numPr>
+      </w:pPr>
+      <w:r>
+        <w:rPr>
+          <w:b/>
+          <w:bCs/>
+        </w:rPr>
+        <w:t xml:space="preserve">Must assert:</w:t>
+      </w:r>
+      <w:r>
+        <w:t xml:space="preserve"> </w:t>
+      </w:r>
+      <w:r>
+        <w:t xml:space="preserve">asserts an investigation of a non-monotone or non-commit-discriminated failure records the narrowed axis and its minimal failing case, and that this case is the 11.4.115 RED test's input; a fix designed against an un-narrowed failing input FAILs</w:t>
+      </w:r>
+    </w:p>
+    <w:p>
+      <w:pPr>
+        <w:pStyle w:val="Compact"/>
+        <w:numPr>
+          <w:ilvl w:val="1"/>
+          <w:numId w:val="1034"/>
+        </w:numPr>
+      </w:pPr>
+      <w:r>
+        <w:rPr>
+          <w:b/>
+          <w:bCs/>
+        </w:rPr>
+        <w:t xml:space="preserve">Blocked on:</w:t>
+      </w:r>
+      <w:r>
+        <w:t xml:space="preserve"> </w:t>
+      </w:r>
+      <w:r>
+        <w:t xml:space="preserve">needs the same per-investigation evidence record format still owed by OWED-GATE-005, none adopted yet</w:t>
+      </w:r>
+    </w:p>
+    <w:p>
+      <w:pPr>
+        <w:pStyle w:val="Compact"/>
+        <w:numPr>
+          <w:ilvl w:val="1"/>
+          <w:numId w:val="1034"/>
+        </w:numPr>
+      </w:pPr>
+      <w:r>
+        <w:rPr>
+          <w:b/>
+          <w:bCs/>
+        </w:rPr>
+        <w:t xml:space="preserve">Paired 1.1 mutation:</w:t>
+      </w:r>
+      <w:r>
+        <w:t xml:space="preserve"> </w:t>
+      </w:r>
+      <w:r>
+        <w:t xml:space="preserve">strip the minimal-case record so the fix is designed against the full unreduced input and the gate MUST FAIL; golden-FALSE per 11.4.201(1) - a genuine monotone commit-range regression localised by git bisect alone MUST NOT fire it</w:t>
+      </w:r>
+    </w:p>
+    <w:bookmarkEnd w:id="23"/>
+    <w:bookmarkStart w:id="24" w:name="X97c4b69b11ac4c6d1fa6f5e7a9699084d07fcb9"/>
+    <w:p>
+      <w:pPr>
+        <w:pStyle w:val="Heading3"/>
+      </w:pPr>
+      <w:r>
+        <w:t xml:space="preserve">§11.4.243</w:t>
+      </w:r>
+    </w:p>
+    <w:p>
+      <w:pPr>
+        <w:pStyle w:val="Compact"/>
+        <w:numPr>
+          <w:ilvl w:val="0"/>
+          <w:numId w:val="1035"/>
+        </w:numPr>
+      </w:pPr>
+      <w:r>
+        <w:rPr>
+          <w:b/>
+          <w:bCs/>
+        </w:rPr>
+        <w:t xml:space="preserve">OWED-GATE-011</w:t>
+      </w:r>
+      <w:r>
+        <w:t xml:space="preserve"> </w:t>
+      </w:r>
+      <w:r>
+        <w:t xml:space="preserve">—</w:t>
+      </w:r>
+      <w:r>
+        <w:t xml:space="preserve"> </w:t>
+      </w:r>
+      <w:r>
+        <w:rPr>
+          <w:rStyle w:val="VerbatimChar"/>
+        </w:rPr>
+        <w:t xml:space="preserve">CM-CHARACTERIZATION-BEFORE-LEGACY-MODIFICATION</w:t>
+      </w:r>
+    </w:p>
+    <w:p>
+      <w:pPr>
+        <w:pStyle w:val="Compact"/>
+        <w:numPr>
+          <w:ilvl w:val="1"/>
+          <w:numId w:val="1036"/>
+        </w:numPr>
+      </w:pPr>
+      <w:r>
+        <w:rPr>
+          <w:b/>
+          <w:bCs/>
+        </w:rPr>
+        <w:t xml:space="preserve">Must assert:</w:t>
+      </w:r>
+      <w:r>
+        <w:t xml:space="preserve"> </w:t>
+      </w:r>
+      <w:r>
+        <w:t xml:space="preserve">asserts behaviour-changing edits to legacy code are preceded by a landed green characterization baseline</w:t>
+      </w:r>
+    </w:p>
+    <w:p>
+      <w:pPr>
+        <w:pStyle w:val="Compact"/>
+        <w:numPr>
+          <w:ilvl w:val="1"/>
+          <w:numId w:val="1036"/>
+        </w:numPr>
+      </w:pPr>
+      <w:r>
+        <w:rPr>
+          <w:b/>
+          <w:bCs/>
+        </w:rPr>
+        <w:t xml:space="preserve">Blocked on:</w:t>
+      </w:r>
+      <w:r>
+        <w:t xml:space="preserve"> </w:t>
+      </w:r>
+      <w:r>
+        <w:t xml:space="preserve">needs a legacy-classification rule and a baseline-precedence record</w:t>
+      </w:r>
+    </w:p>
+    <w:bookmarkEnd w:id="24"/>
+    <w:bookmarkStart w:id="25" w:name="X7af0d259d2d0313ad14e15e5aea593476670504"/>
+    <w:p>
+      <w:pPr>
+        <w:pStyle w:val="Heading3"/>
+      </w:pPr>
+      <w:r>
+        <w:t xml:space="preserve">§11.4.244</w:t>
+      </w:r>
+    </w:p>
+    <w:p>
+      <w:pPr>
+        <w:pStyle w:val="Compact"/>
+        <w:numPr>
+          <w:ilvl w:val="0"/>
+          <w:numId w:val="1037"/>
+        </w:numPr>
+      </w:pPr>
+      <w:r>
+        <w:rPr>
+          <w:b/>
+          <w:bCs/>
+        </w:rPr>
+        <w:t xml:space="preserve">OWED-GATE-009</w:t>
+      </w:r>
+      <w:r>
+        <w:t xml:space="preserve"> </w:t>
+      </w:r>
+      <w:r>
+        <w:t xml:space="preserve">—</w:t>
+      </w:r>
+      <w:r>
+        <w:t xml:space="preserve"> </w:t>
+      </w:r>
+      <w:r>
+        <w:rPr>
+          <w:rStyle w:val="VerbatimChar"/>
+        </w:rPr>
+        <w:t xml:space="preserve">CM-CAN-I-DEPLOY-GATE-WIRED</w:t>
+      </w:r>
+    </w:p>
+    <w:p>
+      <w:pPr>
+        <w:pStyle w:val="Compact"/>
+        <w:numPr>
+          <w:ilvl w:val="1"/>
+          <w:numId w:val="1038"/>
+        </w:numPr>
+      </w:pPr>
+      <w:r>
+        <w:rPr>
+          <w:b/>
+          <w:bCs/>
+        </w:rPr>
+        <w:t xml:space="preserve">Must assert:</w:t>
+      </w:r>
+      <w:r>
+        <w:t xml:space="preserve"> </w:t>
+      </w:r>
+      <w:r>
+        <w:t xml:space="preserve">asserts deploy is blocked unless the provider-by-consumer compatibility matrix is all-green, with a missing contract treated as a first-class refusal</w:t>
+      </w:r>
+    </w:p>
+    <w:p>
+      <w:pPr>
+        <w:pStyle w:val="Compact"/>
+        <w:numPr>
+          <w:ilvl w:val="1"/>
+          <w:numId w:val="1038"/>
+        </w:numPr>
+      </w:pPr>
+      <w:r>
+        <w:rPr>
+          <w:b/>
+          <w:bCs/>
+        </w:rPr>
+        <w:t xml:space="preserve">Blocked on:</w:t>
+      </w:r>
+      <w:r>
+        <w:t xml:space="preserve"> </w:t>
+      </w:r>
+      <w:r>
+        <w:t xml:space="preserve">requires a contract broker holding deployed-version state</w:t>
+      </w:r>
+    </w:p>
+    <w:p>
+      <w:pPr>
+        <w:pStyle w:val="Compact"/>
+        <w:numPr>
+          <w:ilvl w:val="0"/>
+          <w:numId w:val="1037"/>
+        </w:numPr>
+      </w:pPr>
+      <w:r>
+        <w:rPr>
+          <w:b/>
+          <w:bCs/>
+        </w:rPr>
+        <w:t xml:space="preserve">OWED-GATE-014</w:t>
+      </w:r>
+      <w:r>
+        <w:t xml:space="preserve"> </w:t>
+      </w:r>
+      <w:r>
+        <w:t xml:space="preserve">—</w:t>
+      </w:r>
+      <w:r>
+        <w:t xml:space="preserve"> </w:t>
+      </w:r>
+      <w:r>
+        <w:rPr>
+          <w:rStyle w:val="VerbatimChar"/>
+        </w:rPr>
+        <w:t xml:space="preserve">CM-CONTRACT-TESTS-BOTH-SIDES</w:t>
+      </w:r>
+    </w:p>
+    <w:p>
+      <w:pPr>
+        <w:pStyle w:val="Compact"/>
+        <w:numPr>
+          <w:ilvl w:val="1"/>
+          <w:numId w:val="1039"/>
+        </w:numPr>
+      </w:pPr>
+      <w:r>
+        <w:rPr>
+          <w:b/>
+          <w:bCs/>
+        </w:rPr>
+        <w:t xml:space="preserve">Must assert:</w:t>
+      </w:r>
+      <w:r>
+        <w:t xml:space="preserve"> </w:t>
+      </w:r>
+      <w:r>
+        <w:t xml:space="preserve">asserts each changed cross-boundary carries consumer-published and provider-verified contract tests on both sides</w:t>
+      </w:r>
+    </w:p>
+    <w:p>
+      <w:pPr>
+        <w:pStyle w:val="Compact"/>
+        <w:numPr>
+          <w:ilvl w:val="1"/>
+          <w:numId w:val="1039"/>
+        </w:numPr>
+      </w:pPr>
+      <w:r>
+        <w:rPr>
+          <w:b/>
+          <w:bCs/>
+        </w:rPr>
+        <w:t xml:space="preserve">Blocked on:</w:t>
+      </w:r>
+      <w:r>
+        <w:t xml:space="preserve"> </w:t>
+      </w:r>
+      <w:r>
+        <w:t xml:space="preserve">requires a contract broker and a boundary inventory</w:t>
+      </w:r>
+    </w:p>
+    <w:bookmarkEnd w:id="25"/>
+    <w:bookmarkStart w:id="26" w:name="Xc6bd9da1029142da7f1a5c43bd84755e43947fa"/>
+    <w:p>
+      <w:pPr>
+        <w:pStyle w:val="Heading3"/>
+      </w:pPr>
+      <w:r>
+        <w:t xml:space="preserve">§11.4.245</w:t>
+      </w:r>
+    </w:p>
+    <w:p>
+      <w:pPr>
+        <w:pStyle w:val="Compact"/>
+        <w:numPr>
+          <w:ilvl w:val="0"/>
+          <w:numId w:val="1040"/>
+        </w:numPr>
+      </w:pPr>
+      <w:r>
+        <w:rPr>
+          <w:b/>
+          <w:bCs/>
+        </w:rPr>
         <w:t xml:space="preserve">OWED-GATE-040</w:t>
       </w:r>
       <w:r>
@@ -2059,7 +2850,7 @@
         <w:pStyle w:val="Compact"/>
         <w:numPr>
           <w:ilvl w:val="1"/>
-          <w:numId w:val="1033"/>
+          <w:numId w:val="1041"/>
         </w:numPr>
       </w:pPr>
       <w:r>
@@ -2081,7 +2872,7 @@
         <w:pStyle w:val="Compact"/>
         <w:numPr>
           <w:ilvl w:val="1"/>
-          <w:numId w:val="1033"/>
+          <w:numId w:val="1041"/>
         </w:numPr>
       </w:pPr>
       <w:r>
@@ -2098,8 +2889,8 @@
         <w:t xml:space="preserve">requires an oracle-annotation convention and parser, none adopted</w:t>
       </w:r>
     </w:p>
-    <w:bookmarkEnd w:id="23"/>
-    <w:bookmarkStart w:id="24" w:name="Xaf140403f67d2de559fb6f1b80967f4068d2af4"/>
+    <w:bookmarkEnd w:id="26"/>
+    <w:bookmarkStart w:id="27" w:name="Xaf140403f67d2de559fb6f1b80967f4068d2af4"/>
     <w:p>
       <w:pPr>
         <w:pStyle w:val="Heading3"/>
@@ -2113,7 +2904,7 @@
         <w:pStyle w:val="Compact"/>
         <w:numPr>
           <w:ilvl w:val="0"/>
-          <w:numId w:val="1034"/>
+          <w:numId w:val="1042"/>
         </w:numPr>
       </w:pPr>
       <w:r>
@@ -2144,7 +2935,7 @@
         <w:pStyle w:val="Compact"/>
         <w:numPr>
           <w:ilvl w:val="1"/>
-          <w:numId w:val="1035"/>
+          <w:numId w:val="1043"/>
         </w:numPr>
       </w:pPr>
       <w:r>
@@ -2166,7 +2957,7 @@
         <w:pStyle w:val="Compact"/>
         <w:numPr>
           <w:ilvl w:val="1"/>
-          <w:numId w:val="1035"/>
+          <w:numId w:val="1043"/>
         </w:numPr>
       </w:pPr>
       <w:r>
@@ -2188,7 +2979,7 @@
         <w:pStyle w:val="Compact"/>
         <w:numPr>
           <w:ilvl w:val="0"/>
-          <w:numId w:val="1034"/>
+          <w:numId w:val="1042"/>
         </w:numPr>
       </w:pPr>
       <w:r>
@@ -2219,7 +3010,7 @@
         <w:pStyle w:val="Compact"/>
         <w:numPr>
           <w:ilvl w:val="1"/>
-          <w:numId w:val="1036"/>
+          <w:numId w:val="1044"/>
         </w:numPr>
       </w:pPr>
       <w:r>
@@ -2241,7 +3032,7 @@
         <w:pStyle w:val="Compact"/>
         <w:numPr>
           <w:ilvl w:val="1"/>
-          <w:numId w:val="1036"/>
+          <w:numId w:val="1044"/>
         </w:numPr>
       </w:pPr>
       <w:r>
@@ -2263,7 +3054,7 @@
         <w:pStyle w:val="Compact"/>
         <w:numPr>
           <w:ilvl w:val="0"/>
-          <w:numId w:val="1034"/>
+          <w:numId w:val="1042"/>
         </w:numPr>
       </w:pPr>
       <w:r>
@@ -2294,7 +3085,7 @@
         <w:pStyle w:val="Compact"/>
         <w:numPr>
           <w:ilvl w:val="1"/>
-          <w:numId w:val="1037"/>
+          <w:numId w:val="1045"/>
         </w:numPr>
       </w:pPr>
       <w:r>
@@ -2316,7 +3107,7 @@
         <w:pStyle w:val="Compact"/>
         <w:numPr>
           <w:ilvl w:val="1"/>
-          <w:numId w:val="1037"/>
+          <w:numId w:val="1045"/>
         </w:numPr>
       </w:pPr>
       <w:r>
@@ -2338,7 +3129,7 @@
         <w:pStyle w:val="Compact"/>
         <w:numPr>
           <w:ilvl w:val="0"/>
-          <w:numId w:val="1034"/>
+          <w:numId w:val="1042"/>
         </w:numPr>
       </w:pPr>
       <w:r>
@@ -2369,7 +3160,7 @@
         <w:pStyle w:val="Compact"/>
         <w:numPr>
           <w:ilvl w:val="1"/>
-          <w:numId w:val="1038"/>
+          <w:numId w:val="1046"/>
         </w:numPr>
       </w:pPr>
       <w:r>
@@ -2391,7 +3182,7 @@
         <w:pStyle w:val="Compact"/>
         <w:numPr>
           <w:ilvl w:val="1"/>
-          <w:numId w:val="1038"/>
+          <w:numId w:val="1046"/>
         </w:numPr>
       </w:pPr>
       <w:r>
@@ -2408,419 +3199,14 @@
         <w:t xml:space="preserve">requires a dependency inventory and an attestation verifier</w:t>
       </w:r>
     </w:p>
-    <w:bookmarkEnd w:id="24"/>
-    <w:bookmarkStart w:id="25" w:name="Xcdc149d2534ffcf4008fd8691b8bf10681736f4"/>
+    <w:bookmarkEnd w:id="27"/>
+    <w:bookmarkStart w:id="28" w:name="Xcdc149d2534ffcf4008fd8691b8bf10681736f4"/>
     <w:p>
       <w:pPr>
         <w:pStyle w:val="Heading3"/>
       </w:pPr>
       <w:r>
         <w:t xml:space="preserve">§11.4.247</w:t>
-      </w:r>
-    </w:p>
-    <w:p>
-      <w:pPr>
-        <w:pStyle w:val="Compact"/>
-        <w:numPr>
-          <w:ilvl w:val="0"/>
-          <w:numId w:val="1039"/>
-        </w:numPr>
-      </w:pPr>
-      <w:r>
-        <w:rPr>
-          <w:b/>
-          <w:bCs/>
-        </w:rPr>
-        <w:t xml:space="preserve">OWED-GATE-033</w:t>
-      </w:r>
-      <w:r>
-        <w:t xml:space="preserve"> </w:t>
-      </w:r>
-      <w:r>
-        <w:t xml:space="preserve">—</w:t>
-      </w:r>
-      <w:r>
-        <w:t xml:space="preserve"> </w:t>
-      </w:r>
-      <w:r>
-        <w:rPr>
-          <w:rStyle w:val="VerbatimChar"/>
-        </w:rPr>
-        <w:t xml:space="preserve">CM-LAYER-MOVE-COMPLETENESS-CHECK</w:t>
-      </w:r>
-    </w:p>
-    <w:p>
-      <w:pPr>
-        <w:pStyle w:val="Compact"/>
-        <w:numPr>
-          <w:ilvl w:val="1"/>
-          <w:numId w:val="1040"/>
-        </w:numPr>
-      </w:pPr>
-      <w:r>
-        <w:rPr>
-          <w:b/>
-          <w:bCs/>
-        </w:rPr>
-        <w:t xml:space="preserve">Must assert:</w:t>
-      </w:r>
-      <w:r>
-        <w:t xml:space="preserve"> </w:t>
-      </w:r>
-      <w:r>
-        <w:t xml:space="preserve">asserts a boundary move leaves zero residual references across all seven layers or an explicit tracked compatibility window per residual</w:t>
-      </w:r>
-    </w:p>
-    <w:p>
-      <w:pPr>
-        <w:pStyle w:val="Compact"/>
-        <w:numPr>
-          <w:ilvl w:val="1"/>
-          <w:numId w:val="1040"/>
-        </w:numPr>
-      </w:pPr>
-      <w:r>
-        <w:rPr>
-          <w:b/>
-          <w:bCs/>
-        </w:rPr>
-        <w:t xml:space="preserve">Blocked on:</w:t>
-      </w:r>
-      <w:r>
-        <w:t xml:space="preserve"> </w:t>
-      </w:r>
-      <w:r>
-        <w:t xml:space="preserve">requires the consumer layer-taxonomy audit script and a layer inventory</w:t>
-      </w:r>
-    </w:p>
-    <w:bookmarkEnd w:id="25"/>
-    <w:bookmarkStart w:id="26" w:name="X9d3bed18f85690157f3fbb25c633bca5fbb72c8"/>
-    <w:p>
-      <w:pPr>
-        <w:pStyle w:val="Heading3"/>
-      </w:pPr>
-      <w:r>
-        <w:t xml:space="preserve">§11.4.248</w:t>
-      </w:r>
-    </w:p>
-    <w:p>
-      <w:pPr>
-        <w:pStyle w:val="Compact"/>
-        <w:numPr>
-          <w:ilvl w:val="0"/>
-          <w:numId w:val="1041"/>
-        </w:numPr>
-      </w:pPr>
-      <w:r>
-        <w:rPr>
-          <w:b/>
-          <w:bCs/>
-        </w:rPr>
-        <w:t xml:space="preserve">OWED-GATE-025</w:t>
-      </w:r>
-      <w:r>
-        <w:t xml:space="preserve"> </w:t>
-      </w:r>
-      <w:r>
-        <w:t xml:space="preserve">—</w:t>
-      </w:r>
-      <w:r>
-        <w:t xml:space="preserve"> </w:t>
-      </w:r>
-      <w:r>
-        <w:rPr>
-          <w:rStyle w:val="VerbatimChar"/>
-        </w:rPr>
-        <w:t xml:space="preserve">CM-FLAKY-TEST-QUARANTINE-WIRED</w:t>
-      </w:r>
-    </w:p>
-    <w:p>
-      <w:pPr>
-        <w:pStyle w:val="Compact"/>
-        <w:numPr>
-          <w:ilvl w:val="1"/>
-          <w:numId w:val="1042"/>
-        </w:numPr>
-      </w:pPr>
-      <w:r>
-        <w:rPr>
-          <w:b/>
-          <w:bCs/>
-        </w:rPr>
-        <w:t xml:space="preserve">Must assert:</w:t>
-      </w:r>
-      <w:r>
-        <w:t xml:space="preserve"> </w:t>
-      </w:r>
-      <w:r>
-        <w:t xml:space="preserve">asserts a test-history aggregator detects flakes, moves them to quarantine and opens a deadlined stabilisation item</w:t>
-      </w:r>
-    </w:p>
-    <w:p>
-      <w:pPr>
-        <w:pStyle w:val="Compact"/>
-        <w:numPr>
-          <w:ilvl w:val="1"/>
-          <w:numId w:val="1042"/>
-        </w:numPr>
-      </w:pPr>
-      <w:r>
-        <w:rPr>
-          <w:b/>
-          <w:bCs/>
-        </w:rPr>
-        <w:t xml:space="preserve">Blocked on:</w:t>
-      </w:r>
-      <w:r>
-        <w:t xml:space="preserve"> </w:t>
-      </w:r>
-      <w:r>
-        <w:t xml:space="preserve">requires multi-run test-history storage</w:t>
-      </w:r>
-    </w:p>
-    <w:p>
-      <w:pPr>
-        <w:pStyle w:val="Compact"/>
-        <w:numPr>
-          <w:ilvl w:val="0"/>
-          <w:numId w:val="1041"/>
-        </w:numPr>
-      </w:pPr>
-      <w:r>
-        <w:rPr>
-          <w:b/>
-          <w:bCs/>
-        </w:rPr>
-        <w:t xml:space="preserve">OWED-GATE-044</w:t>
-      </w:r>
-      <w:r>
-        <w:t xml:space="preserve"> </w:t>
-      </w:r>
-      <w:r>
-        <w:t xml:space="preserve">—</w:t>
-      </w:r>
-      <w:r>
-        <w:t xml:space="preserve"> </w:t>
-      </w:r>
-      <w:r>
-        <w:rPr>
-          <w:rStyle w:val="VerbatimChar"/>
-        </w:rPr>
-        <w:t xml:space="preserve">CM-PROTECTED-REGRESSION-SPEC-GATE</w:t>
-      </w:r>
-    </w:p>
-    <w:p>
-      <w:pPr>
-        <w:pStyle w:val="Compact"/>
-        <w:numPr>
-          <w:ilvl w:val="1"/>
-          <w:numId w:val="1043"/>
-        </w:numPr>
-      </w:pPr>
-      <w:r>
-        <w:rPr>
-          <w:b/>
-          <w:bCs/>
-        </w:rPr>
-        <w:t xml:space="preserve">Must assert:</w:t>
-      </w:r>
-      <w:r>
-        <w:t xml:space="preserve"> </w:t>
-      </w:r>
-      <w:r>
-        <w:t xml:space="preserve">asserts tests tagged PROTECTED-SPEC require the designated CODEOWNERS reviewer before merge</w:t>
-      </w:r>
-    </w:p>
-    <w:p>
-      <w:pPr>
-        <w:pStyle w:val="Compact"/>
-        <w:numPr>
-          <w:ilvl w:val="1"/>
-          <w:numId w:val="1043"/>
-        </w:numPr>
-      </w:pPr>
-      <w:r>
-        <w:rPr>
-          <w:b/>
-          <w:bCs/>
-        </w:rPr>
-        <w:t xml:space="preserve">Blocked on:</w:t>
-      </w:r>
-      <w:r>
-        <w:t xml:space="preserve"> </w:t>
-      </w:r>
-      <w:r>
-        <w:t xml:space="preserve">requires forge branch-protection and CODEOWNERS introspection</w:t>
-      </w:r>
-    </w:p>
-    <w:bookmarkEnd w:id="26"/>
-    <w:bookmarkStart w:id="27" w:name="Xc61c90fd840f29a84f447f916ea771c5e151f8d"/>
-    <w:p>
-      <w:pPr>
-        <w:pStyle w:val="Heading3"/>
-      </w:pPr>
-      <w:r>
-        <w:t xml:space="preserve">§11.4.249</w:t>
-      </w:r>
-    </w:p>
-    <w:p>
-      <w:pPr>
-        <w:pStyle w:val="Compact"/>
-        <w:numPr>
-          <w:ilvl w:val="0"/>
-          <w:numId w:val="1044"/>
-        </w:numPr>
-      </w:pPr>
-      <w:r>
-        <w:rPr>
-          <w:b/>
-          <w:bCs/>
-        </w:rPr>
-        <w:t xml:space="preserve">OWED-GATE-026</w:t>
-      </w:r>
-      <w:r>
-        <w:t xml:space="preserve"> </w:t>
-      </w:r>
-      <w:r>
-        <w:t xml:space="preserve">—</w:t>
-      </w:r>
-      <w:r>
-        <w:t xml:space="preserve"> </w:t>
-      </w:r>
-      <w:r>
-        <w:rPr>
-          <w:rStyle w:val="VerbatimChar"/>
-        </w:rPr>
-        <w:t xml:space="preserve">CM-FLIGHT-RECORDER-CAPTURED</w:t>
-      </w:r>
-    </w:p>
-    <w:p>
-      <w:pPr>
-        <w:pStyle w:val="Compact"/>
-        <w:numPr>
-          <w:ilvl w:val="1"/>
-          <w:numId w:val="1045"/>
-        </w:numPr>
-      </w:pPr>
-      <w:r>
-        <w:rPr>
-          <w:b/>
-          <w:bCs/>
-        </w:rPr>
-        <w:t xml:space="preserve">Must assert:</w:t>
-      </w:r>
-      <w:r>
-        <w:t xml:space="preserve"> </w:t>
-      </w:r>
-      <w:r>
-        <w:t xml:space="preserve">asserts producer inputs, oracle verdict, gate decision and verifier audit are captured as a durable replayable artifact</w:t>
-      </w:r>
-    </w:p>
-    <w:p>
-      <w:pPr>
-        <w:pStyle w:val="Compact"/>
-        <w:numPr>
-          <w:ilvl w:val="1"/>
-          <w:numId w:val="1045"/>
-        </w:numPr>
-      </w:pPr>
-      <w:r>
-        <w:rPr>
-          <w:b/>
-          <w:bCs/>
-        </w:rPr>
-        <w:t xml:space="preserve">Blocked on:</w:t>
-      </w:r>
-      <w:r>
-        <w:t xml:space="preserve"> </w:t>
-      </w:r>
-      <w:r>
-        <w:t xml:space="preserve">requires an event-stream recorder</w:t>
-      </w:r>
-    </w:p>
-    <w:p>
-      <w:pPr>
-        <w:pStyle w:val="Compact"/>
-        <w:numPr>
-          <w:ilvl w:val="0"/>
-          <w:numId w:val="1044"/>
-        </w:numPr>
-      </w:pPr>
-      <w:r>
-        <w:rPr>
-          <w:b/>
-          <w:bCs/>
-        </w:rPr>
-        <w:t xml:space="preserve">OWED-GATE-048</w:t>
-      </w:r>
-      <w:r>
-        <w:t xml:space="preserve"> </w:t>
-      </w:r>
-      <w:r>
-        <w:t xml:space="preserve">—</w:t>
-      </w:r>
-      <w:r>
-        <w:t xml:space="preserve"> </w:t>
-      </w:r>
-      <w:r>
-        <w:rPr>
-          <w:rStyle w:val="VerbatimChar"/>
-        </w:rPr>
-        <w:t xml:space="preserve">CM-ROLE-SEPARATION-DECLARED</w:t>
-      </w:r>
-    </w:p>
-    <w:p>
-      <w:pPr>
-        <w:pStyle w:val="Compact"/>
-        <w:numPr>
-          <w:ilvl w:val="1"/>
-          <w:numId w:val="1046"/>
-        </w:numPr>
-      </w:pPr>
-      <w:r>
-        <w:rPr>
-          <w:b/>
-          <w:bCs/>
-        </w:rPr>
-        <w:t xml:space="preserve">Must assert:</w:t>
-      </w:r>
-      <w:r>
-        <w:t xml:space="preserve"> </w:t>
-      </w:r>
-      <w:r>
-        <w:t xml:space="preserve">asserts each load-bearing quality mechanism declares its four roles with no forbidden collapse</w:t>
-      </w:r>
-    </w:p>
-    <w:p>
-      <w:pPr>
-        <w:pStyle w:val="Compact"/>
-        <w:numPr>
-          <w:ilvl w:val="1"/>
-          <w:numId w:val="1046"/>
-        </w:numPr>
-      </w:pPr>
-      <w:r>
-        <w:rPr>
-          <w:b/>
-          <w:bCs/>
-        </w:rPr>
-        <w:t xml:space="preserve">Blocked on:</w:t>
-      </w:r>
-      <w:r>
-        <w:t xml:space="preserve"> </w:t>
-      </w:r>
-      <w:r>
-        <w:t xml:space="preserve">requires a role-declaration convention</w:t>
-      </w:r>
-    </w:p>
-    <w:bookmarkEnd w:id="27"/>
-    <w:bookmarkStart w:id="28" w:name="X0a8c03a047186c147d561f971aea1a1253f9e22"/>
-    <w:p>
-      <w:pPr>
-        <w:pStyle w:val="Heading3"/>
-      </w:pPr>
-      <w:r>
-        <w:t xml:space="preserve">§11.4.250</w:t>
       </w:r>
     </w:p>
     <w:p>
@@ -2836,7 +3222,7 @@
           <w:b/>
           <w:bCs/>
         </w:rPr>
-        <w:t xml:space="preserve">OWED-GATE-028</w:t>
+        <w:t xml:space="preserve">OWED-GATE-033</w:t>
       </w:r>
       <w:r>
         <w:t xml:space="preserve"> </w:t>
@@ -2851,7 +3237,7 @@
         <w:rPr>
           <w:rStyle w:val="VerbatimChar"/>
         </w:rPr>
-        <w:t xml:space="preserve">CM-HEURISTIC-TOWER-TRIGGERS-PRIMITIVE-DEBUG</w:t>
+        <w:t xml:space="preserve">CM-LAYER-MOVE-COMPLETENESS-CHECK</w:t>
       </w:r>
     </w:p>
     <w:p>
@@ -2873,7 +3259,7 @@
         <w:t xml:space="preserve"> </w:t>
       </w:r>
       <w:r>
-        <w:t xml:space="preserve">asserts a stack of two or more compensating heuristics triggers a primitive systematic-debug instead of adding layer N+1</w:t>
+        <w:t xml:space="preserve">asserts a boundary move leaves zero residual references across all seven layers or an explicit tracked compatibility window per residual</w:t>
       </w:r>
     </w:p>
     <w:p>
@@ -2895,17 +3281,17 @@
         <w:t xml:space="preserve"> </w:t>
       </w:r>
       <w:r>
-        <w:t xml:space="preserve">needs a tower detector that distinguishes accreted mitigation from deliberate defense-in-depth</w:t>
+        <w:t xml:space="preserve">requires the consumer layer-taxonomy audit script and a layer inventory</w:t>
       </w:r>
     </w:p>
     <w:bookmarkEnd w:id="28"/>
-    <w:bookmarkStart w:id="29" w:name="Xab14f8db16e854b65cce150195a75d3c5007b93"/>
+    <w:bookmarkStart w:id="29" w:name="X9d3bed18f85690157f3fbb25c633bca5fbb72c8"/>
     <w:p>
       <w:pPr>
         <w:pStyle w:val="Heading3"/>
       </w:pPr>
       <w:r>
-        <w:t xml:space="preserve">§11.4.251</w:t>
+        <w:t xml:space="preserve">§11.4.248</w:t>
       </w:r>
     </w:p>
     <w:p>
@@ -2921,6 +3307,411 @@
           <w:b/>
           <w:bCs/>
         </w:rPr>
+        <w:t xml:space="preserve">OWED-GATE-025</w:t>
+      </w:r>
+      <w:r>
+        <w:t xml:space="preserve"> </w:t>
+      </w:r>
+      <w:r>
+        <w:t xml:space="preserve">—</w:t>
+      </w:r>
+      <w:r>
+        <w:t xml:space="preserve"> </w:t>
+      </w:r>
+      <w:r>
+        <w:rPr>
+          <w:rStyle w:val="VerbatimChar"/>
+        </w:rPr>
+        <w:t xml:space="preserve">CM-FLAKY-TEST-QUARANTINE-WIRED</w:t>
+      </w:r>
+    </w:p>
+    <w:p>
+      <w:pPr>
+        <w:pStyle w:val="Compact"/>
+        <w:numPr>
+          <w:ilvl w:val="1"/>
+          <w:numId w:val="1050"/>
+        </w:numPr>
+      </w:pPr>
+      <w:r>
+        <w:rPr>
+          <w:b/>
+          <w:bCs/>
+        </w:rPr>
+        <w:t xml:space="preserve">Must assert:</w:t>
+      </w:r>
+      <w:r>
+        <w:t xml:space="preserve"> </w:t>
+      </w:r>
+      <w:r>
+        <w:t xml:space="preserve">asserts a test-history aggregator detects flakes, moves them to quarantine and opens a deadlined stabilisation item</w:t>
+      </w:r>
+    </w:p>
+    <w:p>
+      <w:pPr>
+        <w:pStyle w:val="Compact"/>
+        <w:numPr>
+          <w:ilvl w:val="1"/>
+          <w:numId w:val="1050"/>
+        </w:numPr>
+      </w:pPr>
+      <w:r>
+        <w:rPr>
+          <w:b/>
+          <w:bCs/>
+        </w:rPr>
+        <w:t xml:space="preserve">Blocked on:</w:t>
+      </w:r>
+      <w:r>
+        <w:t xml:space="preserve"> </w:t>
+      </w:r>
+      <w:r>
+        <w:t xml:space="preserve">requires multi-run test-history storage</w:t>
+      </w:r>
+    </w:p>
+    <w:p>
+      <w:pPr>
+        <w:pStyle w:val="Compact"/>
+        <w:numPr>
+          <w:ilvl w:val="0"/>
+          <w:numId w:val="1049"/>
+        </w:numPr>
+      </w:pPr>
+      <w:r>
+        <w:rPr>
+          <w:b/>
+          <w:bCs/>
+        </w:rPr>
+        <w:t xml:space="preserve">OWED-GATE-044</w:t>
+      </w:r>
+      <w:r>
+        <w:t xml:space="preserve"> </w:t>
+      </w:r>
+      <w:r>
+        <w:t xml:space="preserve">—</w:t>
+      </w:r>
+      <w:r>
+        <w:t xml:space="preserve"> </w:t>
+      </w:r>
+      <w:r>
+        <w:rPr>
+          <w:rStyle w:val="VerbatimChar"/>
+        </w:rPr>
+        <w:t xml:space="preserve">CM-PROTECTED-REGRESSION-SPEC-GATE</w:t>
+      </w:r>
+    </w:p>
+    <w:p>
+      <w:pPr>
+        <w:pStyle w:val="Compact"/>
+        <w:numPr>
+          <w:ilvl w:val="1"/>
+          <w:numId w:val="1051"/>
+        </w:numPr>
+      </w:pPr>
+      <w:r>
+        <w:rPr>
+          <w:b/>
+          <w:bCs/>
+        </w:rPr>
+        <w:t xml:space="preserve">Must assert:</w:t>
+      </w:r>
+      <w:r>
+        <w:t xml:space="preserve"> </w:t>
+      </w:r>
+      <w:r>
+        <w:t xml:space="preserve">asserts tests tagged PROTECTED-SPEC require the designated CODEOWNERS reviewer before merge</w:t>
+      </w:r>
+    </w:p>
+    <w:p>
+      <w:pPr>
+        <w:pStyle w:val="Compact"/>
+        <w:numPr>
+          <w:ilvl w:val="1"/>
+          <w:numId w:val="1051"/>
+        </w:numPr>
+      </w:pPr>
+      <w:r>
+        <w:rPr>
+          <w:b/>
+          <w:bCs/>
+        </w:rPr>
+        <w:t xml:space="preserve">Blocked on:</w:t>
+      </w:r>
+      <w:r>
+        <w:t xml:space="preserve"> </w:t>
+      </w:r>
+      <w:r>
+        <w:t xml:space="preserve">requires forge branch-protection and CODEOWNERS introspection</w:t>
+      </w:r>
+    </w:p>
+    <w:bookmarkEnd w:id="29"/>
+    <w:bookmarkStart w:id="30" w:name="Xc61c90fd840f29a84f447f916ea771c5e151f8d"/>
+    <w:p>
+      <w:pPr>
+        <w:pStyle w:val="Heading3"/>
+      </w:pPr>
+      <w:r>
+        <w:t xml:space="preserve">§11.4.249</w:t>
+      </w:r>
+    </w:p>
+    <w:p>
+      <w:pPr>
+        <w:pStyle w:val="Compact"/>
+        <w:numPr>
+          <w:ilvl w:val="0"/>
+          <w:numId w:val="1052"/>
+        </w:numPr>
+      </w:pPr>
+      <w:r>
+        <w:rPr>
+          <w:b/>
+          <w:bCs/>
+        </w:rPr>
+        <w:t xml:space="preserve">OWED-GATE-026</w:t>
+      </w:r>
+      <w:r>
+        <w:t xml:space="preserve"> </w:t>
+      </w:r>
+      <w:r>
+        <w:t xml:space="preserve">—</w:t>
+      </w:r>
+      <w:r>
+        <w:t xml:space="preserve"> </w:t>
+      </w:r>
+      <w:r>
+        <w:rPr>
+          <w:rStyle w:val="VerbatimChar"/>
+        </w:rPr>
+        <w:t xml:space="preserve">CM-FLIGHT-RECORDER-CAPTURED</w:t>
+      </w:r>
+    </w:p>
+    <w:p>
+      <w:pPr>
+        <w:pStyle w:val="Compact"/>
+        <w:numPr>
+          <w:ilvl w:val="1"/>
+          <w:numId w:val="1053"/>
+        </w:numPr>
+      </w:pPr>
+      <w:r>
+        <w:rPr>
+          <w:b/>
+          <w:bCs/>
+        </w:rPr>
+        <w:t xml:space="preserve">Must assert:</w:t>
+      </w:r>
+      <w:r>
+        <w:t xml:space="preserve"> </w:t>
+      </w:r>
+      <w:r>
+        <w:t xml:space="preserve">asserts producer inputs, oracle verdict, gate decision and verifier audit are captured as a durable replayable artifact</w:t>
+      </w:r>
+    </w:p>
+    <w:p>
+      <w:pPr>
+        <w:pStyle w:val="Compact"/>
+        <w:numPr>
+          <w:ilvl w:val="1"/>
+          <w:numId w:val="1053"/>
+        </w:numPr>
+      </w:pPr>
+      <w:r>
+        <w:rPr>
+          <w:b/>
+          <w:bCs/>
+        </w:rPr>
+        <w:t xml:space="preserve">Blocked on:</w:t>
+      </w:r>
+      <w:r>
+        <w:t xml:space="preserve"> </w:t>
+      </w:r>
+      <w:r>
+        <w:t xml:space="preserve">requires an event-stream recorder</w:t>
+      </w:r>
+    </w:p>
+    <w:p>
+      <w:pPr>
+        <w:pStyle w:val="Compact"/>
+        <w:numPr>
+          <w:ilvl w:val="0"/>
+          <w:numId w:val="1052"/>
+        </w:numPr>
+      </w:pPr>
+      <w:r>
+        <w:rPr>
+          <w:b/>
+          <w:bCs/>
+        </w:rPr>
+        <w:t xml:space="preserve">OWED-GATE-048</w:t>
+      </w:r>
+      <w:r>
+        <w:t xml:space="preserve"> </w:t>
+      </w:r>
+      <w:r>
+        <w:t xml:space="preserve">—</w:t>
+      </w:r>
+      <w:r>
+        <w:t xml:space="preserve"> </w:t>
+      </w:r>
+      <w:r>
+        <w:rPr>
+          <w:rStyle w:val="VerbatimChar"/>
+        </w:rPr>
+        <w:t xml:space="preserve">CM-ROLE-SEPARATION-DECLARED</w:t>
+      </w:r>
+    </w:p>
+    <w:p>
+      <w:pPr>
+        <w:pStyle w:val="Compact"/>
+        <w:numPr>
+          <w:ilvl w:val="1"/>
+          <w:numId w:val="1054"/>
+        </w:numPr>
+      </w:pPr>
+      <w:r>
+        <w:rPr>
+          <w:b/>
+          <w:bCs/>
+        </w:rPr>
+        <w:t xml:space="preserve">Must assert:</w:t>
+      </w:r>
+      <w:r>
+        <w:t xml:space="preserve"> </w:t>
+      </w:r>
+      <w:r>
+        <w:t xml:space="preserve">asserts each load-bearing quality mechanism declares its four roles with no forbidden collapse</w:t>
+      </w:r>
+    </w:p>
+    <w:p>
+      <w:pPr>
+        <w:pStyle w:val="Compact"/>
+        <w:numPr>
+          <w:ilvl w:val="1"/>
+          <w:numId w:val="1054"/>
+        </w:numPr>
+      </w:pPr>
+      <w:r>
+        <w:rPr>
+          <w:b/>
+          <w:bCs/>
+        </w:rPr>
+        <w:t xml:space="preserve">Blocked on:</w:t>
+      </w:r>
+      <w:r>
+        <w:t xml:space="preserve"> </w:t>
+      </w:r>
+      <w:r>
+        <w:t xml:space="preserve">requires a role-declaration convention</w:t>
+      </w:r>
+    </w:p>
+    <w:bookmarkEnd w:id="30"/>
+    <w:bookmarkStart w:id="31" w:name="X0a8c03a047186c147d561f971aea1a1253f9e22"/>
+    <w:p>
+      <w:pPr>
+        <w:pStyle w:val="Heading3"/>
+      </w:pPr>
+      <w:r>
+        <w:t xml:space="preserve">§11.4.250</w:t>
+      </w:r>
+    </w:p>
+    <w:p>
+      <w:pPr>
+        <w:pStyle w:val="Compact"/>
+        <w:numPr>
+          <w:ilvl w:val="0"/>
+          <w:numId w:val="1055"/>
+        </w:numPr>
+      </w:pPr>
+      <w:r>
+        <w:rPr>
+          <w:b/>
+          <w:bCs/>
+        </w:rPr>
+        <w:t xml:space="preserve">OWED-GATE-028</w:t>
+      </w:r>
+      <w:r>
+        <w:t xml:space="preserve"> </w:t>
+      </w:r>
+      <w:r>
+        <w:t xml:space="preserve">—</w:t>
+      </w:r>
+      <w:r>
+        <w:t xml:space="preserve"> </w:t>
+      </w:r>
+      <w:r>
+        <w:rPr>
+          <w:rStyle w:val="VerbatimChar"/>
+        </w:rPr>
+        <w:t xml:space="preserve">CM-HEURISTIC-TOWER-TRIGGERS-PRIMITIVE-DEBUG</w:t>
+      </w:r>
+    </w:p>
+    <w:p>
+      <w:pPr>
+        <w:pStyle w:val="Compact"/>
+        <w:numPr>
+          <w:ilvl w:val="1"/>
+          <w:numId w:val="1056"/>
+        </w:numPr>
+      </w:pPr>
+      <w:r>
+        <w:rPr>
+          <w:b/>
+          <w:bCs/>
+        </w:rPr>
+        <w:t xml:space="preserve">Must assert:</w:t>
+      </w:r>
+      <w:r>
+        <w:t xml:space="preserve"> </w:t>
+      </w:r>
+      <w:r>
+        <w:t xml:space="preserve">asserts a stack of two or more compensating heuristics triggers a primitive systematic-debug instead of adding layer N+1</w:t>
+      </w:r>
+    </w:p>
+    <w:p>
+      <w:pPr>
+        <w:pStyle w:val="Compact"/>
+        <w:numPr>
+          <w:ilvl w:val="1"/>
+          <w:numId w:val="1056"/>
+        </w:numPr>
+      </w:pPr>
+      <w:r>
+        <w:rPr>
+          <w:b/>
+          <w:bCs/>
+        </w:rPr>
+        <w:t xml:space="preserve">Blocked on:</w:t>
+      </w:r>
+      <w:r>
+        <w:t xml:space="preserve"> </w:t>
+      </w:r>
+      <w:r>
+        <w:t xml:space="preserve">needs a tower detector that distinguishes accreted mitigation from deliberate defense-in-depth</w:t>
+      </w:r>
+    </w:p>
+    <w:bookmarkEnd w:id="31"/>
+    <w:bookmarkStart w:id="32" w:name="Xab14f8db16e854b65cce150195a75d3c5007b93"/>
+    <w:p>
+      <w:pPr>
+        <w:pStyle w:val="Heading3"/>
+      </w:pPr>
+      <w:r>
+        <w:t xml:space="preserve">§11.4.251</w:t>
+      </w:r>
+    </w:p>
+    <w:p>
+      <w:pPr>
+        <w:pStyle w:val="Compact"/>
+        <w:numPr>
+          <w:ilvl w:val="0"/>
+          <w:numId w:val="1057"/>
+        </w:numPr>
+      </w:pPr>
+      <w:r>
+        <w:rPr>
+          <w:b/>
+          <w:bCs/>
+        </w:rPr>
         <w:t xml:space="preserve">OWED-GATE-037</w:t>
       </w:r>
       <w:r>
@@ -2944,7 +3735,7 @@
         <w:pStyle w:val="Compact"/>
         <w:numPr>
           <w:ilvl w:val="1"/>
-          <w:numId w:val="1050"/>
+          <w:numId w:val="1058"/>
         </w:numPr>
       </w:pPr>
       <w:r>
@@ -2966,7 +3757,7 @@
         <w:pStyle w:val="Compact"/>
         <w:numPr>
           <w:ilvl w:val="1"/>
-          <w:numId w:val="1050"/>
+          <w:numId w:val="1058"/>
         </w:numPr>
       </w:pPr>
       <w:r>
@@ -2983,419 +3774,14 @@
         <w:t xml:space="preserve">requires a cross-tree similarity analyzer plus consumer-owned threshold DATA</w:t>
       </w:r>
     </w:p>
-    <w:bookmarkEnd w:id="29"/>
-    <w:bookmarkStart w:id="30" w:name="X303a2c48f81f71d93340eb5744111d3b34c0031"/>
+    <w:bookmarkEnd w:id="32"/>
+    <w:bookmarkStart w:id="33" w:name="X303a2c48f81f71d93340eb5744111d3b34c0031"/>
     <w:p>
       <w:pPr>
         <w:pStyle w:val="Heading3"/>
       </w:pPr>
       <w:r>
         <w:t xml:space="preserve">§11.4.252</w:t>
-      </w:r>
-    </w:p>
-    <w:p>
-      <w:pPr>
-        <w:pStyle w:val="Compact"/>
-        <w:numPr>
-          <w:ilvl w:val="0"/>
-          <w:numId w:val="1051"/>
-        </w:numPr>
-      </w:pPr>
-      <w:r>
-        <w:rPr>
-          <w:b/>
-          <w:bCs/>
-        </w:rPr>
-        <w:t xml:space="preserve">OWED-GATE-017</w:t>
-      </w:r>
-      <w:r>
-        <w:t xml:space="preserve"> </w:t>
-      </w:r>
-      <w:r>
-        <w:t xml:space="preserve">—</w:t>
-      </w:r>
-      <w:r>
-        <w:t xml:space="preserve"> </w:t>
-      </w:r>
-      <w:r>
-        <w:rPr>
-          <w:rStyle w:val="VerbatimChar"/>
-        </w:rPr>
-        <w:t xml:space="preserve">CM-DANGEROUS-COMBINATION-FAIL-CLOSED</w:t>
-      </w:r>
-    </w:p>
-    <w:p>
-      <w:pPr>
-        <w:pStyle w:val="Compact"/>
-        <w:numPr>
-          <w:ilvl w:val="1"/>
-          <w:numId w:val="1052"/>
-        </w:numPr>
-      </w:pPr>
-      <w:r>
-        <w:rPr>
-          <w:b/>
-          <w:bCs/>
-        </w:rPr>
-        <w:t xml:space="preserve">Must assert:</w:t>
-      </w:r>
-      <w:r>
-        <w:t xml:space="preserve"> </w:t>
-      </w:r>
-      <w:r>
-        <w:t xml:space="preserve">asserts every path combining two or more dangerous capabilities refuses on any unverifiable precondition and never fails open</w:t>
-      </w:r>
-    </w:p>
-    <w:p>
-      <w:pPr>
-        <w:pStyle w:val="Compact"/>
-        <w:numPr>
-          <w:ilvl w:val="1"/>
-          <w:numId w:val="1052"/>
-        </w:numPr>
-      </w:pPr>
-      <w:r>
-        <w:rPr>
-          <w:b/>
-          <w:bCs/>
-        </w:rPr>
-        <w:t xml:space="preserve">Blocked on:</w:t>
-      </w:r>
-      <w:r>
-        <w:t xml:space="preserve"> </w:t>
-      </w:r>
-      <w:r>
-        <w:t xml:space="preserve">needs a capability-taxonomy static analyzer, none exists</w:t>
-      </w:r>
-    </w:p>
-    <w:bookmarkEnd w:id="30"/>
-    <w:bookmarkStart w:id="31" w:name="Xa6e8858942e467d436998c7a5f7d054fb46008d"/>
-    <w:p>
-      <w:pPr>
-        <w:pStyle w:val="Heading3"/>
-      </w:pPr>
-      <w:r>
-        <w:t xml:space="preserve">§11.4.253</w:t>
-      </w:r>
-    </w:p>
-    <w:p>
-      <w:pPr>
-        <w:pStyle w:val="Compact"/>
-        <w:numPr>
-          <w:ilvl w:val="0"/>
-          <w:numId w:val="1053"/>
-        </w:numPr>
-      </w:pPr>
-      <w:r>
-        <w:rPr>
-          <w:b/>
-          <w:bCs/>
-        </w:rPr>
-        <w:t xml:space="preserve">OWED-GATE-030</w:t>
-      </w:r>
-      <w:r>
-        <w:t xml:space="preserve"> </w:t>
-      </w:r>
-      <w:r>
-        <w:t xml:space="preserve">—</w:t>
-      </w:r>
-      <w:r>
-        <w:t xml:space="preserve"> </w:t>
-      </w:r>
-      <w:r>
-        <w:rPr>
-          <w:rStyle w:val="VerbatimChar"/>
-        </w:rPr>
-        <w:t xml:space="preserve">CM-IDEMPOTENCY-CHAOS-VERIFIED</w:t>
-      </w:r>
-    </w:p>
-    <w:p>
-      <w:pPr>
-        <w:pStyle w:val="Compact"/>
-        <w:numPr>
-          <w:ilvl w:val="1"/>
-          <w:numId w:val="1054"/>
-        </w:numPr>
-      </w:pPr>
-      <w:r>
-        <w:rPr>
-          <w:b/>
-          <w:bCs/>
-        </w:rPr>
-        <w:t xml:space="preserve">Must assert:</w:t>
-      </w:r>
-      <w:r>
-        <w:t xml:space="preserve"> </w:t>
-      </w:r>
-      <w:r>
-        <w:t xml:space="preserve">asserts simultaneous-retry, mid-operation-crash and retry-after-apparent-success chaos cases all pass</w:t>
-      </w:r>
-    </w:p>
-    <w:p>
-      <w:pPr>
-        <w:pStyle w:val="Compact"/>
-        <w:numPr>
-          <w:ilvl w:val="1"/>
-          <w:numId w:val="1054"/>
-        </w:numPr>
-      </w:pPr>
-      <w:r>
-        <w:rPr>
-          <w:b/>
-          <w:bCs/>
-        </w:rPr>
-        <w:t xml:space="preserve">Blocked on:</w:t>
-      </w:r>
-      <w:r>
-        <w:t xml:space="preserve"> </w:t>
-      </w:r>
-      <w:r>
-        <w:t xml:space="preserve">requires a live database plus a fault-injection harness</w:t>
-      </w:r>
-    </w:p>
-    <w:p>
-      <w:pPr>
-        <w:pStyle w:val="Compact"/>
-        <w:numPr>
-          <w:ilvl w:val="0"/>
-          <w:numId w:val="1053"/>
-        </w:numPr>
-      </w:pPr>
-      <w:r>
-        <w:rPr>
-          <w:b/>
-          <w:bCs/>
-        </w:rPr>
-        <w:t xml:space="preserve">OWED-GATE-031</w:t>
-      </w:r>
-      <w:r>
-        <w:t xml:space="preserve"> </w:t>
-      </w:r>
-      <w:r>
-        <w:t xml:space="preserve">—</w:t>
-      </w:r>
-      <w:r>
-        <w:t xml:space="preserve"> </w:t>
-      </w:r>
-      <w:r>
-        <w:rPr>
-          <w:rStyle w:val="VerbatimChar"/>
-        </w:rPr>
-        <w:t xml:space="preserve">CM-IDEMPOTENCY-DB-LEVEL-UNIQUE-GUARD</w:t>
-      </w:r>
-    </w:p>
-    <w:p>
-      <w:pPr>
-        <w:pStyle w:val="Compact"/>
-        <w:numPr>
-          <w:ilvl w:val="1"/>
-          <w:numId w:val="1055"/>
-        </w:numPr>
-      </w:pPr>
-      <w:r>
-        <w:rPr>
-          <w:b/>
-          <w:bCs/>
-        </w:rPr>
-        <w:t xml:space="preserve">Must assert:</w:t>
-      </w:r>
-      <w:r>
-        <w:t xml:space="preserve"> </w:t>
-      </w:r>
-      <w:r>
-        <w:t xml:space="preserve">asserts every retryable operation carries an idempotency key guarded by a database UNIQUE constraint rather than an application-level check-then-insert</w:t>
-      </w:r>
-    </w:p>
-    <w:p>
-      <w:pPr>
-        <w:pStyle w:val="Compact"/>
-        <w:numPr>
-          <w:ilvl w:val="1"/>
-          <w:numId w:val="1055"/>
-        </w:numPr>
-      </w:pPr>
-      <w:r>
-        <w:rPr>
-          <w:b/>
-          <w:bCs/>
-        </w:rPr>
-        <w:t xml:space="preserve">Blocked on:</w:t>
-      </w:r>
-      <w:r>
-        <w:t xml:space="preserve"> </w:t>
-      </w:r>
-      <w:r>
-        <w:t xml:space="preserve">requires schema introspection of a real database</w:t>
-      </w:r>
-    </w:p>
-    <w:bookmarkEnd w:id="31"/>
-    <w:bookmarkStart w:id="32" w:name="X8b88f98acd32366c3f8bcee4881fdef72e09c13"/>
-    <w:p>
-      <w:pPr>
-        <w:pStyle w:val="Heading3"/>
-      </w:pPr>
-      <w:r>
-        <w:t xml:space="preserve">§11.4.254</w:t>
-      </w:r>
-    </w:p>
-    <w:p>
-      <w:pPr>
-        <w:pStyle w:val="Compact"/>
-        <w:numPr>
-          <w:ilvl w:val="0"/>
-          <w:numId w:val="1056"/>
-        </w:numPr>
-      </w:pPr>
-      <w:r>
-        <w:rPr>
-          <w:b/>
-          <w:bCs/>
-        </w:rPr>
-        <w:t xml:space="preserve">OWED-GATE-006</w:t>
-      </w:r>
-      <w:r>
-        <w:t xml:space="preserve"> </w:t>
-      </w:r>
-      <w:r>
-        <w:t xml:space="preserve">—</w:t>
-      </w:r>
-      <w:r>
-        <w:t xml:space="preserve"> </w:t>
-      </w:r>
-      <w:r>
-        <w:rPr>
-          <w:rStyle w:val="VerbatimChar"/>
-        </w:rPr>
-        <w:t xml:space="preserve">CM-BOOT-TIME-INVARIANT-ASSERTED</w:t>
-      </w:r>
-    </w:p>
-    <w:p>
-      <w:pPr>
-        <w:pStyle w:val="Compact"/>
-        <w:numPr>
-          <w:ilvl w:val="1"/>
-          <w:numId w:val="1057"/>
-        </w:numPr>
-      </w:pPr>
-      <w:r>
-        <w:rPr>
-          <w:b/>
-          <w:bCs/>
-        </w:rPr>
-        <w:t xml:space="preserve">Must assert:</w:t>
-      </w:r>
-      <w:r>
-        <w:t xml:space="preserve"> </w:t>
-      </w:r>
-      <w:r>
-        <w:t xml:space="preserve">asserts each service asserts env, config, dependency, credential, schema and host invariants at boot and exits non-zero rather than serving</w:t>
-      </w:r>
-    </w:p>
-    <w:p>
-      <w:pPr>
-        <w:pStyle w:val="Compact"/>
-        <w:numPr>
-          <w:ilvl w:val="1"/>
-          <w:numId w:val="1057"/>
-        </w:numPr>
-      </w:pPr>
-      <w:r>
-        <w:rPr>
-          <w:b/>
-          <w:bCs/>
-        </w:rPr>
-        <w:t xml:space="preserve">Blocked on:</w:t>
-      </w:r>
-      <w:r>
-        <w:t xml:space="preserve"> </w:t>
-      </w:r>
-      <w:r>
-        <w:t xml:space="preserve">this repo ships no services, so it needs a consumer service inventory as DATA</w:t>
-      </w:r>
-    </w:p>
-    <w:p>
-      <w:pPr>
-        <w:pStyle w:val="Compact"/>
-        <w:numPr>
-          <w:ilvl w:val="0"/>
-          <w:numId w:val="1056"/>
-        </w:numPr>
-      </w:pPr>
-      <w:r>
-        <w:rPr>
-          <w:b/>
-          <w:bCs/>
-        </w:rPr>
-        <w:t xml:space="preserve">OWED-GATE-010</w:t>
-      </w:r>
-      <w:r>
-        <w:t xml:space="preserve"> </w:t>
-      </w:r>
-      <w:r>
-        <w:t xml:space="preserve">—</w:t>
-      </w:r>
-      <w:r>
-        <w:t xml:space="preserve"> </w:t>
-      </w:r>
-      <w:r>
-        <w:rPr>
-          <w:rStyle w:val="VerbatimChar"/>
-        </w:rPr>
-        <w:t xml:space="preserve">CM-CAPABILITY-MATRIX-PRESENT-AND-IN-SYNC</w:t>
-      </w:r>
-    </w:p>
-    <w:p>
-      <w:pPr>
-        <w:pStyle w:val="Compact"/>
-        <w:numPr>
-          <w:ilvl w:val="1"/>
-          <w:numId w:val="1058"/>
-        </w:numPr>
-      </w:pPr>
-      <w:r>
-        <w:rPr>
-          <w:b/>
-          <w:bCs/>
-        </w:rPr>
-        <w:t xml:space="preserve">Must assert:</w:t>
-      </w:r>
-      <w:r>
-        <w:t xml:space="preserve"> </w:t>
-      </w:r>
-      <w:r>
-        <w:t xml:space="preserve">asserts the capability matrix declares boot invariants plus offered and required capabilities and stays fingerprint-fresh</w:t>
-      </w:r>
-    </w:p>
-    <w:p>
-      <w:pPr>
-        <w:pStyle w:val="Compact"/>
-        <w:numPr>
-          <w:ilvl w:val="1"/>
-          <w:numId w:val="1058"/>
-        </w:numPr>
-      </w:pPr>
-      <w:r>
-        <w:rPr>
-          <w:b/>
-          <w:bCs/>
-        </w:rPr>
-        <w:t xml:space="preserve">Blocked on:</w:t>
-      </w:r>
-      <w:r>
-        <w:t xml:space="preserve"> </w:t>
-      </w:r>
-      <w:r>
-        <w:t xml:space="preserve">needs a service inventory and an emitted-endpoint extractor</w:t>
-      </w:r>
-    </w:p>
-    <w:bookmarkEnd w:id="32"/>
-    <w:bookmarkStart w:id="33" w:name="Xb63e4c990e0033e37a1b7b8460fdbed48d5273a"/>
-    <w:p>
-      <w:pPr>
-        <w:pStyle w:val="Heading3"/>
-      </w:pPr>
-      <w:r>
-        <w:t xml:space="preserve">§11.4.257</w:t>
       </w:r>
     </w:p>
     <w:p>
@@ -3411,6 +3797,411 @@
           <w:b/>
           <w:bCs/>
         </w:rPr>
+        <w:t xml:space="preserve">OWED-GATE-017</w:t>
+      </w:r>
+      <w:r>
+        <w:t xml:space="preserve"> </w:t>
+      </w:r>
+      <w:r>
+        <w:t xml:space="preserve">—</w:t>
+      </w:r>
+      <w:r>
+        <w:t xml:space="preserve"> </w:t>
+      </w:r>
+      <w:r>
+        <w:rPr>
+          <w:rStyle w:val="VerbatimChar"/>
+        </w:rPr>
+        <w:t xml:space="preserve">CM-DANGEROUS-COMBINATION-FAIL-CLOSED</w:t>
+      </w:r>
+    </w:p>
+    <w:p>
+      <w:pPr>
+        <w:pStyle w:val="Compact"/>
+        <w:numPr>
+          <w:ilvl w:val="1"/>
+          <w:numId w:val="1060"/>
+        </w:numPr>
+      </w:pPr>
+      <w:r>
+        <w:rPr>
+          <w:b/>
+          <w:bCs/>
+        </w:rPr>
+        <w:t xml:space="preserve">Must assert:</w:t>
+      </w:r>
+      <w:r>
+        <w:t xml:space="preserve"> </w:t>
+      </w:r>
+      <w:r>
+        <w:t xml:space="preserve">asserts every path combining two or more dangerous capabilities refuses on any unverifiable precondition and never fails open</w:t>
+      </w:r>
+    </w:p>
+    <w:p>
+      <w:pPr>
+        <w:pStyle w:val="Compact"/>
+        <w:numPr>
+          <w:ilvl w:val="1"/>
+          <w:numId w:val="1060"/>
+        </w:numPr>
+      </w:pPr>
+      <w:r>
+        <w:rPr>
+          <w:b/>
+          <w:bCs/>
+        </w:rPr>
+        <w:t xml:space="preserve">Blocked on:</w:t>
+      </w:r>
+      <w:r>
+        <w:t xml:space="preserve"> </w:t>
+      </w:r>
+      <w:r>
+        <w:t xml:space="preserve">needs a capability-taxonomy static analyzer, none exists</w:t>
+      </w:r>
+    </w:p>
+    <w:bookmarkEnd w:id="33"/>
+    <w:bookmarkStart w:id="34" w:name="Xa6e8858942e467d436998c7a5f7d054fb46008d"/>
+    <w:p>
+      <w:pPr>
+        <w:pStyle w:val="Heading3"/>
+      </w:pPr>
+      <w:r>
+        <w:t xml:space="preserve">§11.4.253</w:t>
+      </w:r>
+    </w:p>
+    <w:p>
+      <w:pPr>
+        <w:pStyle w:val="Compact"/>
+        <w:numPr>
+          <w:ilvl w:val="0"/>
+          <w:numId w:val="1061"/>
+        </w:numPr>
+      </w:pPr>
+      <w:r>
+        <w:rPr>
+          <w:b/>
+          <w:bCs/>
+        </w:rPr>
+        <w:t xml:space="preserve">OWED-GATE-030</w:t>
+      </w:r>
+      <w:r>
+        <w:t xml:space="preserve"> </w:t>
+      </w:r>
+      <w:r>
+        <w:t xml:space="preserve">—</w:t>
+      </w:r>
+      <w:r>
+        <w:t xml:space="preserve"> </w:t>
+      </w:r>
+      <w:r>
+        <w:rPr>
+          <w:rStyle w:val="VerbatimChar"/>
+        </w:rPr>
+        <w:t xml:space="preserve">CM-IDEMPOTENCY-CHAOS-VERIFIED</w:t>
+      </w:r>
+    </w:p>
+    <w:p>
+      <w:pPr>
+        <w:pStyle w:val="Compact"/>
+        <w:numPr>
+          <w:ilvl w:val="1"/>
+          <w:numId w:val="1062"/>
+        </w:numPr>
+      </w:pPr>
+      <w:r>
+        <w:rPr>
+          <w:b/>
+          <w:bCs/>
+        </w:rPr>
+        <w:t xml:space="preserve">Must assert:</w:t>
+      </w:r>
+      <w:r>
+        <w:t xml:space="preserve"> </w:t>
+      </w:r>
+      <w:r>
+        <w:t xml:space="preserve">asserts simultaneous-retry, mid-operation-crash and retry-after-apparent-success chaos cases all pass</w:t>
+      </w:r>
+    </w:p>
+    <w:p>
+      <w:pPr>
+        <w:pStyle w:val="Compact"/>
+        <w:numPr>
+          <w:ilvl w:val="1"/>
+          <w:numId w:val="1062"/>
+        </w:numPr>
+      </w:pPr>
+      <w:r>
+        <w:rPr>
+          <w:b/>
+          <w:bCs/>
+        </w:rPr>
+        <w:t xml:space="preserve">Blocked on:</w:t>
+      </w:r>
+      <w:r>
+        <w:t xml:space="preserve"> </w:t>
+      </w:r>
+      <w:r>
+        <w:t xml:space="preserve">requires a live database plus a fault-injection harness</w:t>
+      </w:r>
+    </w:p>
+    <w:p>
+      <w:pPr>
+        <w:pStyle w:val="Compact"/>
+        <w:numPr>
+          <w:ilvl w:val="0"/>
+          <w:numId w:val="1061"/>
+        </w:numPr>
+      </w:pPr>
+      <w:r>
+        <w:rPr>
+          <w:b/>
+          <w:bCs/>
+        </w:rPr>
+        <w:t xml:space="preserve">OWED-GATE-031</w:t>
+      </w:r>
+      <w:r>
+        <w:t xml:space="preserve"> </w:t>
+      </w:r>
+      <w:r>
+        <w:t xml:space="preserve">—</w:t>
+      </w:r>
+      <w:r>
+        <w:t xml:space="preserve"> </w:t>
+      </w:r>
+      <w:r>
+        <w:rPr>
+          <w:rStyle w:val="VerbatimChar"/>
+        </w:rPr>
+        <w:t xml:space="preserve">CM-IDEMPOTENCY-DB-LEVEL-UNIQUE-GUARD</w:t>
+      </w:r>
+    </w:p>
+    <w:p>
+      <w:pPr>
+        <w:pStyle w:val="Compact"/>
+        <w:numPr>
+          <w:ilvl w:val="1"/>
+          <w:numId w:val="1063"/>
+        </w:numPr>
+      </w:pPr>
+      <w:r>
+        <w:rPr>
+          <w:b/>
+          <w:bCs/>
+        </w:rPr>
+        <w:t xml:space="preserve">Must assert:</w:t>
+      </w:r>
+      <w:r>
+        <w:t xml:space="preserve"> </w:t>
+      </w:r>
+      <w:r>
+        <w:t xml:space="preserve">asserts every retryable operation carries an idempotency key guarded by a database UNIQUE constraint rather than an application-level check-then-insert</w:t>
+      </w:r>
+    </w:p>
+    <w:p>
+      <w:pPr>
+        <w:pStyle w:val="Compact"/>
+        <w:numPr>
+          <w:ilvl w:val="1"/>
+          <w:numId w:val="1063"/>
+        </w:numPr>
+      </w:pPr>
+      <w:r>
+        <w:rPr>
+          <w:b/>
+          <w:bCs/>
+        </w:rPr>
+        <w:t xml:space="preserve">Blocked on:</w:t>
+      </w:r>
+      <w:r>
+        <w:t xml:space="preserve"> </w:t>
+      </w:r>
+      <w:r>
+        <w:t xml:space="preserve">requires schema introspection of a real database</w:t>
+      </w:r>
+    </w:p>
+    <w:bookmarkEnd w:id="34"/>
+    <w:bookmarkStart w:id="35" w:name="X8b88f98acd32366c3f8bcee4881fdef72e09c13"/>
+    <w:p>
+      <w:pPr>
+        <w:pStyle w:val="Heading3"/>
+      </w:pPr>
+      <w:r>
+        <w:t xml:space="preserve">§11.4.254</w:t>
+      </w:r>
+    </w:p>
+    <w:p>
+      <w:pPr>
+        <w:pStyle w:val="Compact"/>
+        <w:numPr>
+          <w:ilvl w:val="0"/>
+          <w:numId w:val="1064"/>
+        </w:numPr>
+      </w:pPr>
+      <w:r>
+        <w:rPr>
+          <w:b/>
+          <w:bCs/>
+        </w:rPr>
+        <w:t xml:space="preserve">OWED-GATE-006</w:t>
+      </w:r>
+      <w:r>
+        <w:t xml:space="preserve"> </w:t>
+      </w:r>
+      <w:r>
+        <w:t xml:space="preserve">—</w:t>
+      </w:r>
+      <w:r>
+        <w:t xml:space="preserve"> </w:t>
+      </w:r>
+      <w:r>
+        <w:rPr>
+          <w:rStyle w:val="VerbatimChar"/>
+        </w:rPr>
+        <w:t xml:space="preserve">CM-BOOT-TIME-INVARIANT-ASSERTED</w:t>
+      </w:r>
+    </w:p>
+    <w:p>
+      <w:pPr>
+        <w:pStyle w:val="Compact"/>
+        <w:numPr>
+          <w:ilvl w:val="1"/>
+          <w:numId w:val="1065"/>
+        </w:numPr>
+      </w:pPr>
+      <w:r>
+        <w:rPr>
+          <w:b/>
+          <w:bCs/>
+        </w:rPr>
+        <w:t xml:space="preserve">Must assert:</w:t>
+      </w:r>
+      <w:r>
+        <w:t xml:space="preserve"> </w:t>
+      </w:r>
+      <w:r>
+        <w:t xml:space="preserve">asserts each service asserts env, config, dependency, credential, schema and host invariants at boot and exits non-zero rather than serving</w:t>
+      </w:r>
+    </w:p>
+    <w:p>
+      <w:pPr>
+        <w:pStyle w:val="Compact"/>
+        <w:numPr>
+          <w:ilvl w:val="1"/>
+          <w:numId w:val="1065"/>
+        </w:numPr>
+      </w:pPr>
+      <w:r>
+        <w:rPr>
+          <w:b/>
+          <w:bCs/>
+        </w:rPr>
+        <w:t xml:space="preserve">Blocked on:</w:t>
+      </w:r>
+      <w:r>
+        <w:t xml:space="preserve"> </w:t>
+      </w:r>
+      <w:r>
+        <w:t xml:space="preserve">this repo ships no services, so it needs a consumer service inventory as DATA</w:t>
+      </w:r>
+    </w:p>
+    <w:p>
+      <w:pPr>
+        <w:pStyle w:val="Compact"/>
+        <w:numPr>
+          <w:ilvl w:val="0"/>
+          <w:numId w:val="1064"/>
+        </w:numPr>
+      </w:pPr>
+      <w:r>
+        <w:rPr>
+          <w:b/>
+          <w:bCs/>
+        </w:rPr>
+        <w:t xml:space="preserve">OWED-GATE-010</w:t>
+      </w:r>
+      <w:r>
+        <w:t xml:space="preserve"> </w:t>
+      </w:r>
+      <w:r>
+        <w:t xml:space="preserve">—</w:t>
+      </w:r>
+      <w:r>
+        <w:t xml:space="preserve"> </w:t>
+      </w:r>
+      <w:r>
+        <w:rPr>
+          <w:rStyle w:val="VerbatimChar"/>
+        </w:rPr>
+        <w:t xml:space="preserve">CM-CAPABILITY-MATRIX-PRESENT-AND-IN-SYNC</w:t>
+      </w:r>
+    </w:p>
+    <w:p>
+      <w:pPr>
+        <w:pStyle w:val="Compact"/>
+        <w:numPr>
+          <w:ilvl w:val="1"/>
+          <w:numId w:val="1066"/>
+        </w:numPr>
+      </w:pPr>
+      <w:r>
+        <w:rPr>
+          <w:b/>
+          <w:bCs/>
+        </w:rPr>
+        <w:t xml:space="preserve">Must assert:</w:t>
+      </w:r>
+      <w:r>
+        <w:t xml:space="preserve"> </w:t>
+      </w:r>
+      <w:r>
+        <w:t xml:space="preserve">asserts the capability matrix declares boot invariants plus offered and required capabilities and stays fingerprint-fresh</w:t>
+      </w:r>
+    </w:p>
+    <w:p>
+      <w:pPr>
+        <w:pStyle w:val="Compact"/>
+        <w:numPr>
+          <w:ilvl w:val="1"/>
+          <w:numId w:val="1066"/>
+        </w:numPr>
+      </w:pPr>
+      <w:r>
+        <w:rPr>
+          <w:b/>
+          <w:bCs/>
+        </w:rPr>
+        <w:t xml:space="preserve">Blocked on:</w:t>
+      </w:r>
+      <w:r>
+        <w:t xml:space="preserve"> </w:t>
+      </w:r>
+      <w:r>
+        <w:t xml:space="preserve">needs a service inventory and an emitted-endpoint extractor</w:t>
+      </w:r>
+    </w:p>
+    <w:bookmarkEnd w:id="35"/>
+    <w:bookmarkStart w:id="36" w:name="Xb63e4c990e0033e37a1b7b8460fdbed48d5273a"/>
+    <w:p>
+      <w:pPr>
+        <w:pStyle w:val="Heading3"/>
+      </w:pPr>
+      <w:r>
+        <w:t xml:space="preserve">§11.4.257</w:t>
+      </w:r>
+    </w:p>
+    <w:p>
+      <w:pPr>
+        <w:pStyle w:val="Compact"/>
+        <w:numPr>
+          <w:ilvl w:val="0"/>
+          <w:numId w:val="1067"/>
+        </w:numPr>
+      </w:pPr>
+      <w:r>
+        <w:rPr>
+          <w:b/>
+          <w:bCs/>
+        </w:rPr>
         <w:t xml:space="preserve">OWED-GATE-024</w:t>
       </w:r>
       <w:r>
@@ -3434,7 +4225,7 @@
         <w:pStyle w:val="Compact"/>
         <w:numPr>
           <w:ilvl w:val="1"/>
-          <w:numId w:val="1060"/>
+          <w:numId w:val="1068"/>
         </w:numPr>
       </w:pPr>
       <w:r>
@@ -3456,7 +4247,7 @@
         <w:pStyle w:val="Compact"/>
         <w:numPr>
           <w:ilvl w:val="1"/>
-          <w:numId w:val="1060"/>
+          <w:numId w:val="1068"/>
         </w:numPr>
       </w:pPr>
       <w:r>
@@ -3478,7 +4269,7 @@
         <w:pStyle w:val="Compact"/>
         <w:numPr>
           <w:ilvl w:val="0"/>
-          <w:numId w:val="1059"/>
+          <w:numId w:val="1067"/>
         </w:numPr>
       </w:pPr>
       <w:r>
@@ -3509,7 +4300,7 @@
         <w:pStyle w:val="Compact"/>
         <w:numPr>
           <w:ilvl w:val="1"/>
-          <w:numId w:val="1061"/>
+          <w:numId w:val="1069"/>
         </w:numPr>
       </w:pPr>
       <w:r>
@@ -3531,7 +4322,7 @@
         <w:pStyle w:val="Compact"/>
         <w:numPr>
           <w:ilvl w:val="1"/>
-          <w:numId w:val="1061"/>
+          <w:numId w:val="1069"/>
         </w:numPr>
       </w:pPr>
       <w:r>
@@ -3553,7 +4344,7 @@
         <w:pStyle w:val="Compact"/>
         <w:numPr>
           <w:ilvl w:val="0"/>
-          <w:numId w:val="1059"/>
+          <w:numId w:val="1067"/>
         </w:numPr>
       </w:pPr>
       <w:r>
@@ -3584,7 +4375,7 @@
         <w:pStyle w:val="Compact"/>
         <w:numPr>
           <w:ilvl w:val="1"/>
-          <w:numId w:val="1062"/>
+          <w:numId w:val="1070"/>
         </w:numPr>
       </w:pPr>
       <w:r>
@@ -3606,7 +4397,7 @@
         <w:pStyle w:val="Compact"/>
         <w:numPr>
           <w:ilvl w:val="1"/>
-          <w:numId w:val="1062"/>
+          <w:numId w:val="1070"/>
         </w:numPr>
       </w:pPr>
       <w:r>
@@ -3623,8 +4414,8 @@
         <w:t xml:space="preserve">needs a component inventory as consumer DATA</w:t>
       </w:r>
     </w:p>
-    <w:bookmarkEnd w:id="33"/>
-    <w:bookmarkStart w:id="34" w:name="X355522c5a22aac02c5350749de8912d27e4a710"/>
+    <w:bookmarkEnd w:id="36"/>
+    <w:bookmarkStart w:id="37" w:name="X355522c5a22aac02c5350749de8912d27e4a710"/>
     <w:p>
       <w:pPr>
         <w:pStyle w:val="Heading3"/>
@@ -3638,7 +4429,7 @@
         <w:pStyle w:val="Compact"/>
         <w:numPr>
           <w:ilvl w:val="0"/>
-          <w:numId w:val="1063"/>
+          <w:numId w:val="1071"/>
         </w:numPr>
       </w:pPr>
       <w:r>
@@ -3669,7 +4460,7 @@
         <w:pStyle w:val="Compact"/>
         <w:numPr>
           <w:ilvl w:val="1"/>
-          <w:numId w:val="1064"/>
+          <w:numId w:val="1072"/>
         </w:numPr>
       </w:pPr>
       <w:r>
@@ -3691,7 +4482,7 @@
         <w:pStyle w:val="Compact"/>
         <w:numPr>
           <w:ilvl w:val="1"/>
-          <w:numId w:val="1064"/>
+          <w:numId w:val="1072"/>
         </w:numPr>
       </w:pPr>
       <w:r>
@@ -3713,7 +4504,7 @@
         <w:pStyle w:val="Compact"/>
         <w:numPr>
           <w:ilvl w:val="0"/>
-          <w:numId w:val="1063"/>
+          <w:numId w:val="1071"/>
         </w:numPr>
       </w:pPr>
       <w:r>
@@ -3744,7 +4535,7 @@
         <w:pStyle w:val="Compact"/>
         <w:numPr>
           <w:ilvl w:val="1"/>
-          <w:numId w:val="1065"/>
+          <w:numId w:val="1073"/>
         </w:numPr>
       </w:pPr>
       <w:r>
@@ -3766,7 +4557,7 @@
         <w:pStyle w:val="Compact"/>
         <w:numPr>
           <w:ilvl w:val="1"/>
-          <w:numId w:val="1065"/>
+          <w:numId w:val="1073"/>
         </w:numPr>
       </w:pPr>
       <w:r>
@@ -3788,7 +4579,7 @@
         <w:pStyle w:val="Compact"/>
         <w:numPr>
           <w:ilvl w:val="0"/>
-          <w:numId w:val="1063"/>
+          <w:numId w:val="1071"/>
         </w:numPr>
       </w:pPr>
       <w:r>
@@ -3819,7 +4610,7 @@
         <w:pStyle w:val="Compact"/>
         <w:numPr>
           <w:ilvl w:val="1"/>
-          <w:numId w:val="1066"/>
+          <w:numId w:val="1074"/>
         </w:numPr>
       </w:pPr>
       <w:r>
@@ -3841,7 +4632,7 @@
         <w:pStyle w:val="Compact"/>
         <w:numPr>
           <w:ilvl w:val="1"/>
-          <w:numId w:val="1066"/>
+          <w:numId w:val="1074"/>
         </w:numPr>
       </w:pPr>
       <w:r>
@@ -3863,7 +4654,7 @@
         <w:pStyle w:val="Compact"/>
         <w:numPr>
           <w:ilvl w:val="0"/>
-          <w:numId w:val="1063"/>
+          <w:numId w:val="1071"/>
         </w:numPr>
       </w:pPr>
       <w:r>
@@ -3894,7 +4685,7 @@
         <w:pStyle w:val="Compact"/>
         <w:numPr>
           <w:ilvl w:val="1"/>
-          <w:numId w:val="1067"/>
+          <w:numId w:val="1075"/>
         </w:numPr>
       </w:pPr>
       <w:r>
@@ -3916,7 +4707,7 @@
         <w:pStyle w:val="Compact"/>
         <w:numPr>
           <w:ilvl w:val="1"/>
-          <w:numId w:val="1067"/>
+          <w:numId w:val="1075"/>
         </w:numPr>
       </w:pPr>
       <w:r>
@@ -3938,7 +4729,7 @@
         <w:pStyle w:val="Compact"/>
         <w:numPr>
           <w:ilvl w:val="0"/>
-          <w:numId w:val="1063"/>
+          <w:numId w:val="1071"/>
         </w:numPr>
       </w:pPr>
       <w:r>
@@ -3969,7 +4760,7 @@
         <w:pStyle w:val="Compact"/>
         <w:numPr>
           <w:ilvl w:val="1"/>
-          <w:numId w:val="1068"/>
+          <w:numId w:val="1076"/>
         </w:numPr>
       </w:pPr>
       <w:r>
@@ -3991,7 +4782,7 @@
         <w:pStyle w:val="Compact"/>
         <w:numPr>
           <w:ilvl w:val="1"/>
-          <w:numId w:val="1068"/>
+          <w:numId w:val="1076"/>
         </w:numPr>
       </w:pPr>
       <w:r>
@@ -4008,8 +4799,8 @@
         <w:t xml:space="preserve">needs an entity inventory and a transition extractor</w:t>
       </w:r>
     </w:p>
-    <w:bookmarkEnd w:id="34"/>
-    <w:bookmarkStart w:id="35" w:name="Xfd5eee9cda466035a05c647e107ee495f877b72"/>
+    <w:bookmarkEnd w:id="37"/>
+    <w:bookmarkStart w:id="38" w:name="Xfd5eee9cda466035a05c647e107ee495f877b72"/>
     <w:p>
       <w:pPr>
         <w:pStyle w:val="Heading3"/>
@@ -4023,7 +4814,7 @@
         <w:pStyle w:val="Compact"/>
         <w:numPr>
           <w:ilvl w:val="0"/>
-          <w:numId w:val="1069"/>
+          <w:numId w:val="1077"/>
         </w:numPr>
       </w:pPr>
       <w:r>
@@ -4054,7 +4845,7 @@
         <w:pStyle w:val="Compact"/>
         <w:numPr>
           <w:ilvl w:val="1"/>
-          <w:numId w:val="1070"/>
+          <w:numId w:val="1078"/>
         </w:numPr>
       </w:pPr>
       <w:r>
@@ -4076,7 +4867,7 @@
         <w:pStyle w:val="Compact"/>
         <w:numPr>
           <w:ilvl w:val="1"/>
-          <w:numId w:val="1070"/>
+          <w:numId w:val="1078"/>
         </w:numPr>
       </w:pPr>
       <w:r>
@@ -4098,7 +4889,7 @@
         <w:pStyle w:val="Compact"/>
         <w:numPr>
           <w:ilvl w:val="0"/>
-          <w:numId w:val="1069"/>
+          <w:numId w:val="1077"/>
         </w:numPr>
       </w:pPr>
       <w:r>
@@ -4129,7 +4920,7 @@
         <w:pStyle w:val="Compact"/>
         <w:numPr>
           <w:ilvl w:val="1"/>
-          <w:numId w:val="1071"/>
+          <w:numId w:val="1079"/>
         </w:numPr>
       </w:pPr>
       <w:r>
@@ -4151,7 +4942,7 @@
         <w:pStyle w:val="Compact"/>
         <w:numPr>
           <w:ilvl w:val="1"/>
-          <w:numId w:val="1071"/>
+          <w:numId w:val="1079"/>
         </w:numPr>
       </w:pPr>
       <w:r>
@@ -4173,7 +4964,7 @@
         <w:pStyle w:val="Compact"/>
         <w:numPr>
           <w:ilvl w:val="0"/>
-          <w:numId w:val="1069"/>
+          <w:numId w:val="1077"/>
         </w:numPr>
       </w:pPr>
       <w:r>
@@ -4204,7 +4995,7 @@
         <w:pStyle w:val="Compact"/>
         <w:numPr>
           <w:ilvl w:val="1"/>
-          <w:numId w:val="1072"/>
+          <w:numId w:val="1080"/>
         </w:numPr>
       </w:pPr>
       <w:r>
@@ -4226,7 +5017,7 @@
         <w:pStyle w:val="Compact"/>
         <w:numPr>
           <w:ilvl w:val="1"/>
-          <w:numId w:val="1072"/>
+          <w:numId w:val="1080"/>
         </w:numPr>
       </w:pPr>
       <w:r>
@@ -4248,7 +5039,7 @@
         <w:pStyle w:val="Compact"/>
         <w:numPr>
           <w:ilvl w:val="0"/>
-          <w:numId w:val="1069"/>
+          <w:numId w:val="1077"/>
         </w:numPr>
       </w:pPr>
       <w:r>
@@ -4279,7 +5070,7 @@
         <w:pStyle w:val="Compact"/>
         <w:numPr>
           <w:ilvl w:val="1"/>
-          <w:numId w:val="1073"/>
+          <w:numId w:val="1081"/>
         </w:numPr>
       </w:pPr>
       <w:r>
@@ -4301,7 +5092,7 @@
         <w:pStyle w:val="Compact"/>
         <w:numPr>
           <w:ilvl w:val="1"/>
-          <w:numId w:val="1073"/>
+          <w:numId w:val="1081"/>
         </w:numPr>
       </w:pPr>
       <w:r>
@@ -4323,7 +5114,7 @@
         <w:pStyle w:val="Compact"/>
         <w:numPr>
           <w:ilvl w:val="0"/>
-          <w:numId w:val="1069"/>
+          <w:numId w:val="1077"/>
         </w:numPr>
       </w:pPr>
       <w:r>
@@ -4354,7 +5145,7 @@
         <w:pStyle w:val="Compact"/>
         <w:numPr>
           <w:ilvl w:val="1"/>
-          <w:numId w:val="1074"/>
+          <w:numId w:val="1082"/>
         </w:numPr>
       </w:pPr>
       <w:r>
@@ -4376,7 +5167,7 @@
         <w:pStyle w:val="Compact"/>
         <w:numPr>
           <w:ilvl w:val="1"/>
-          <w:numId w:val="1074"/>
+          <w:numId w:val="1082"/>
         </w:numPr>
       </w:pPr>
       <w:r>
@@ -4393,484 +5184,14 @@
         <w:t xml:space="preserve">the consumer badge set is undefined and a README structural parser is needed</w:t>
       </w:r>
     </w:p>
-    <w:bookmarkEnd w:id="35"/>
-    <w:bookmarkStart w:id="36" w:name="Xcee14bbca22f39c249919d444c6a243d2800ca7"/>
+    <w:bookmarkEnd w:id="38"/>
+    <w:bookmarkStart w:id="39" w:name="Xcee14bbca22f39c249919d444c6a243d2800ca7"/>
     <w:p>
       <w:pPr>
         <w:pStyle w:val="Heading3"/>
       </w:pPr>
       <w:r>
         <w:t xml:space="preserve">§11.4.260</w:t>
-      </w:r>
-    </w:p>
-    <w:p>
-      <w:pPr>
-        <w:pStyle w:val="Compact"/>
-        <w:numPr>
-          <w:ilvl w:val="0"/>
-          <w:numId w:val="1075"/>
-        </w:numPr>
-      </w:pPr>
-      <w:r>
-        <w:rPr>
-          <w:b/>
-          <w:bCs/>
-        </w:rPr>
-        <w:t xml:space="preserve">OWED-GATE-016</w:t>
-      </w:r>
-      <w:r>
-        <w:t xml:space="preserve"> </w:t>
-      </w:r>
-      <w:r>
-        <w:t xml:space="preserve">—</w:t>
-      </w:r>
-      <w:r>
-        <w:t xml:space="preserve"> </w:t>
-      </w:r>
-      <w:r>
-        <w:rPr>
-          <w:rStyle w:val="VerbatimChar"/>
-        </w:rPr>
-        <w:t xml:space="preserve">CM-CUTTING-EDGE-POSTURE-ALWAYS-ON</w:t>
-      </w:r>
-    </w:p>
-    <w:p>
-      <w:pPr>
-        <w:pStyle w:val="Compact"/>
-        <w:numPr>
-          <w:ilvl w:val="1"/>
-          <w:numId w:val="1076"/>
-        </w:numPr>
-      </w:pPr>
-      <w:r>
-        <w:rPr>
-          <w:b/>
-          <w:bCs/>
-        </w:rPr>
-        <w:t xml:space="preserve">Must assert:</w:t>
-      </w:r>
-      <w:r>
-        <w:t xml:space="preserve"> </w:t>
-      </w:r>
-      <w:r>
-        <w:t xml:space="preserve">asserts the ten production-readiness invariants are evaluated for every change</w:t>
-      </w:r>
-    </w:p>
-    <w:p>
-      <w:pPr>
-        <w:pStyle w:val="Compact"/>
-        <w:numPr>
-          <w:ilvl w:val="1"/>
-          <w:numId w:val="1076"/>
-        </w:numPr>
-      </w:pPr>
-      <w:r>
-        <w:rPr>
-          <w:b/>
-          <w:bCs/>
-        </w:rPr>
-        <w:t xml:space="preserve">Blocked on:</w:t>
-      </w:r>
-      <w:r>
-        <w:t xml:space="preserve"> </w:t>
-      </w:r>
-      <w:r>
-        <w:t xml:space="preserve">depends on the production-readiness tracker landing first</w:t>
-      </w:r>
-    </w:p>
-    <w:p>
-      <w:pPr>
-        <w:pStyle w:val="Compact"/>
-        <w:numPr>
-          <w:ilvl w:val="0"/>
-          <w:numId w:val="1075"/>
-        </w:numPr>
-      </w:pPr>
-      <w:r>
-        <w:rPr>
-          <w:b/>
-          <w:bCs/>
-        </w:rPr>
-        <w:t xml:space="preserve">OWED-GATE-043</w:t>
-      </w:r>
-      <w:r>
-        <w:t xml:space="preserve"> </w:t>
-      </w:r>
-      <w:r>
-        <w:t xml:space="preserve">—</w:t>
-      </w:r>
-      <w:r>
-        <w:t xml:space="preserve"> </w:t>
-      </w:r>
-      <w:r>
-        <w:rPr>
-          <w:rStyle w:val="VerbatimChar"/>
-        </w:rPr>
-        <w:t xml:space="preserve">CM-PRODUCTION-READINESS-TRACKER-PRESENT</w:t>
-      </w:r>
-    </w:p>
-    <w:p>
-      <w:pPr>
-        <w:pStyle w:val="Compact"/>
-        <w:numPr>
-          <w:ilvl w:val="1"/>
-          <w:numId w:val="1077"/>
-        </w:numPr>
-      </w:pPr>
-      <w:r>
-        <w:rPr>
-          <w:b/>
-          <w:bCs/>
-        </w:rPr>
-        <w:t xml:space="preserve">Must assert:</w:t>
-      </w:r>
-      <w:r>
-        <w:t xml:space="preserve"> </w:t>
-      </w:r>
-      <w:r>
-        <w:t xml:space="preserve">asserts the per-component by invariant by evidence-source readiness tracker exists and is fresh</w:t>
-      </w:r>
-    </w:p>
-    <w:p>
-      <w:pPr>
-        <w:pStyle w:val="Compact"/>
-        <w:numPr>
-          <w:ilvl w:val="1"/>
-          <w:numId w:val="1077"/>
-        </w:numPr>
-      </w:pPr>
-      <w:r>
-        <w:rPr>
-          <w:b/>
-          <w:bCs/>
-        </w:rPr>
-        <w:t xml:space="preserve">Blocked on:</w:t>
-      </w:r>
-      <w:r>
-        <w:t xml:space="preserve"> </w:t>
-      </w:r>
-      <w:r>
-        <w:t xml:space="preserve">needs a component inventory as consumer DATA</w:t>
-      </w:r>
-    </w:p>
-    <w:p>
-      <w:pPr>
-        <w:pStyle w:val="Compact"/>
-        <w:numPr>
-          <w:ilvl w:val="0"/>
-          <w:numId w:val="1075"/>
-        </w:numPr>
-      </w:pPr>
-      <w:r>
-        <w:rPr>
-          <w:b/>
-          <w:bCs/>
-        </w:rPr>
-        <w:t xml:space="preserve">OWED-GATE-058</w:t>
-      </w:r>
-      <w:r>
-        <w:t xml:space="preserve"> </w:t>
-      </w:r>
-      <w:r>
-        <w:t xml:space="preserve">—</w:t>
-      </w:r>
-      <w:r>
-        <w:t xml:space="preserve"> </w:t>
-      </w:r>
-      <w:r>
-        <w:rPr>
-          <w:rStyle w:val="VerbatimChar"/>
-        </w:rPr>
-        <w:t xml:space="preserve">CM-ZERO-NASTY-SURPRISES-AUDIT</w:t>
-      </w:r>
-    </w:p>
-    <w:p>
-      <w:pPr>
-        <w:pStyle w:val="Compact"/>
-        <w:numPr>
-          <w:ilvl w:val="1"/>
-          <w:numId w:val="1078"/>
-        </w:numPr>
-      </w:pPr>
-      <w:r>
-        <w:rPr>
-          <w:b/>
-          <w:bCs/>
-        </w:rPr>
-        <w:t xml:space="preserve">Must assert:</w:t>
-      </w:r>
-      <w:r>
-        <w:t xml:space="preserve"> </w:t>
-      </w:r>
-      <w:r>
-        <w:t xml:space="preserve">asserts no known-broken code ships, no gate is silenced and no test is disabled without a tracked follow-up</w:t>
-      </w:r>
-    </w:p>
-    <w:p>
-      <w:pPr>
-        <w:pStyle w:val="Compact"/>
-        <w:numPr>
-          <w:ilvl w:val="1"/>
-          <w:numId w:val="1078"/>
-        </w:numPr>
-      </w:pPr>
-      <w:r>
-        <w:rPr>
-          <w:b/>
-          <w:bCs/>
-        </w:rPr>
-        <w:t xml:space="preserve">Blocked on:</w:t>
-      </w:r>
-      <w:r>
-        <w:t xml:space="preserve"> </w:t>
-      </w:r>
-      <w:r>
-        <w:t xml:space="preserve">depends on the findings sweep and a tracker</w:t>
-      </w:r>
-    </w:p>
-    <w:bookmarkEnd w:id="36"/>
-    <w:bookmarkStart w:id="37" w:name="X8823ca354de467973b003c057231393ddcab272"/>
-    <w:p>
-      <w:pPr>
-        <w:pStyle w:val="Heading3"/>
-      </w:pPr>
-      <w:r>
-        <w:t xml:space="preserve">§11.4.261</w:t>
-      </w:r>
-    </w:p>
-    <w:p>
-      <w:pPr>
-        <w:pStyle w:val="Compact"/>
-        <w:numPr>
-          <w:ilvl w:val="0"/>
-          <w:numId w:val="1079"/>
-        </w:numPr>
-      </w:pPr>
-      <w:r>
-        <w:rPr>
-          <w:b/>
-          <w:bCs/>
-        </w:rPr>
-        <w:t xml:space="preserve">OWED-GATE-021</w:t>
-      </w:r>
-      <w:r>
-        <w:t xml:space="preserve"> </w:t>
-      </w:r>
-      <w:r>
-        <w:t xml:space="preserve">—</w:t>
-      </w:r>
-      <w:r>
-        <w:t xml:space="preserve"> </w:t>
-      </w:r>
-      <w:r>
-        <w:rPr>
-          <w:rStyle w:val="VerbatimChar"/>
-        </w:rPr>
-        <w:t xml:space="preserve">CM-EVERY-FINDING-CLOSED-OR-TRACKED</w:t>
-      </w:r>
-    </w:p>
-    <w:p>
-      <w:pPr>
-        <w:pStyle w:val="Compact"/>
-        <w:numPr>
-          <w:ilvl w:val="1"/>
-          <w:numId w:val="1080"/>
-        </w:numPr>
-      </w:pPr>
-      <w:r>
-        <w:rPr>
-          <w:b/>
-          <w:bCs/>
-        </w:rPr>
-        <w:t xml:space="preserve">Must assert:</w:t>
-      </w:r>
-      <w:r>
-        <w:t xml:space="preserve"> </w:t>
-      </w:r>
-      <w:r>
-        <w:t xml:space="preserve">asserts each audit-sweep finding is either closed with defect-layer evidence or carries a tracked item plus a regression guard</w:t>
-      </w:r>
-    </w:p>
-    <w:p>
-      <w:pPr>
-        <w:pStyle w:val="Compact"/>
-        <w:numPr>
-          <w:ilvl w:val="1"/>
-          <w:numId w:val="1080"/>
-        </w:numPr>
-      </w:pPr>
-      <w:r>
-        <w:rPr>
-          <w:b/>
-          <w:bCs/>
-        </w:rPr>
-        <w:t xml:space="preserve">Blocked on:</w:t>
-      </w:r>
-      <w:r>
-        <w:t xml:space="preserve"> </w:t>
-      </w:r>
-      <w:r>
-        <w:t xml:space="preserve">depends on the findings sweep and a tracker</w:t>
-      </w:r>
-    </w:p>
-    <w:p>
-      <w:pPr>
-        <w:pStyle w:val="Compact"/>
-        <w:numPr>
-          <w:ilvl w:val="0"/>
-          <w:numId w:val="1079"/>
-        </w:numPr>
-      </w:pPr>
-      <w:r>
-        <w:rPr>
-          <w:b/>
-          <w:bCs/>
-        </w:rPr>
-        <w:t xml:space="preserve">OWED-GATE-056</w:t>
-      </w:r>
-      <w:r>
-        <w:t xml:space="preserve"> </w:t>
-      </w:r>
-      <w:r>
-        <w:t xml:space="preserve">—</w:t>
-      </w:r>
-      <w:r>
-        <w:t xml:space="preserve"> </w:t>
-      </w:r>
-      <w:r>
-        <w:rPr>
-          <w:rStyle w:val="VerbatimChar"/>
-        </w:rPr>
-        <w:t xml:space="preserve">CM-ZERO-FINDINGS-AUDIT-SWEEP</w:t>
-      </w:r>
-    </w:p>
-    <w:p>
-      <w:pPr>
-        <w:pStyle w:val="Compact"/>
-        <w:numPr>
-          <w:ilvl w:val="1"/>
-          <w:numId w:val="1081"/>
-        </w:numPr>
-      </w:pPr>
-      <w:r>
-        <w:rPr>
-          <w:b/>
-          <w:bCs/>
-        </w:rPr>
-        <w:t xml:space="preserve">Must assert:</w:t>
-      </w:r>
-      <w:r>
-        <w:t xml:space="preserve"> </w:t>
-      </w:r>
-      <w:r>
-        <w:t xml:space="preserve">asserts the ten-class findings sweep runs and emits a machine-readable findings ledger</w:t>
-      </w:r>
-    </w:p>
-    <w:p>
-      <w:pPr>
-        <w:pStyle w:val="Compact"/>
-        <w:numPr>
-          <w:ilvl w:val="1"/>
-          <w:numId w:val="1081"/>
-        </w:numPr>
-      </w:pPr>
-      <w:r>
-        <w:rPr>
-          <w:b/>
-          <w:bCs/>
-        </w:rPr>
-        <w:t xml:space="preserve">Blocked on:</w:t>
-      </w:r>
-      <w:r>
-        <w:t xml:space="preserve"> </w:t>
-      </w:r>
-      <w:r>
-        <w:t xml:space="preserve">requires the sweep script plus per-class golden-good and golden-bad fixtures</w:t>
-      </w:r>
-    </w:p>
-    <w:p>
-      <w:pPr>
-        <w:pStyle w:val="Compact"/>
-        <w:numPr>
-          <w:ilvl w:val="0"/>
-          <w:numId w:val="1079"/>
-        </w:numPr>
-      </w:pPr>
-      <w:r>
-        <w:rPr>
-          <w:b/>
-          <w:bCs/>
-        </w:rPr>
-        <w:t xml:space="preserve">OWED-GATE-057</w:t>
-      </w:r>
-      <w:r>
-        <w:t xml:space="preserve"> </w:t>
-      </w:r>
-      <w:r>
-        <w:t xml:space="preserve">—</w:t>
-      </w:r>
-      <w:r>
-        <w:t xml:space="preserve"> </w:t>
-      </w:r>
-      <w:r>
-        <w:rPr>
-          <w:rStyle w:val="VerbatimChar"/>
-        </w:rPr>
-        <w:t xml:space="preserve">CM-ZERO-FINDINGS-MONOTONE-RATCHET</w:t>
-      </w:r>
-    </w:p>
-    <w:p>
-      <w:pPr>
-        <w:pStyle w:val="Compact"/>
-        <w:numPr>
-          <w:ilvl w:val="1"/>
-          <w:numId w:val="1082"/>
-        </w:numPr>
-      </w:pPr>
-      <w:r>
-        <w:rPr>
-          <w:b/>
-          <w:bCs/>
-        </w:rPr>
-        <w:t xml:space="preserve">Must assert:</w:t>
-      </w:r>
-      <w:r>
-        <w:t xml:space="preserve"> </w:t>
-      </w:r>
-      <w:r>
-        <w:t xml:space="preserve">asserts per-class and total findings counts never increase</w:t>
-      </w:r>
-    </w:p>
-    <w:p>
-      <w:pPr>
-        <w:pStyle w:val="Compact"/>
-        <w:numPr>
-          <w:ilvl w:val="1"/>
-          <w:numId w:val="1082"/>
-        </w:numPr>
-      </w:pPr>
-      <w:r>
-        <w:rPr>
-          <w:b/>
-          <w:bCs/>
-        </w:rPr>
-        <w:t xml:space="preserve">Blocked on:</w:t>
-      </w:r>
-      <w:r>
-        <w:t xml:space="preserve"> </w:t>
-      </w:r>
-      <w:r>
-        <w:t xml:space="preserve">depends on the sweep and an operator-owned brownfield baseline decision per 11.4.66</w:t>
-      </w:r>
-    </w:p>
-    <w:bookmarkEnd w:id="37"/>
-    <w:bookmarkStart w:id="38" w:name="Xa1b85cb73fd68a2066e964188570e014245cdde"/>
-    <w:p>
-      <w:pPr>
-        <w:pStyle w:val="Heading3"/>
-      </w:pPr>
-      <w:r>
-        <w:t xml:space="preserve">§11.4.262</w:t>
       </w:r>
     </w:p>
     <w:p>
@@ -4886,7 +5207,7 @@
           <w:b/>
           <w:bCs/>
         </w:rPr>
-        <w:t xml:space="preserve">OWED-GATE-022</w:t>
+        <w:t xml:space="preserve">OWED-GATE-066</w:t>
       </w:r>
       <w:r>
         <w:t xml:space="preserve"> </w:t>
@@ -4901,7 +5222,7 @@
         <w:rPr>
           <w:rStyle w:val="VerbatimChar"/>
         </w:rPr>
-        <w:t xml:space="preserve">CM-EVIDENCE-ANALYZER-SELF-VALIDATED</w:t>
+        <w:t xml:space="preserve">CM-CORRELATION-ID-THREADED-ACROSS-BOUNDARIES</w:t>
       </w:r>
     </w:p>
     <w:p>
@@ -4923,7 +5244,7 @@
         <w:t xml:space="preserve"> </w:t>
       </w:r>
       <w:r>
-        <w:t xml:space="preserve">asserts every evidence analyzer passes golden-good, golden-bad and negative-control fixtures</w:t>
+        <w:t xml:space="preserve">asserts a declared request or trace id is emitted by every signal and survives every async hop - queue, worker and scheduled sweep; a hop that drops it FAILs</w:t>
       </w:r>
     </w:p>
     <w:p>
@@ -4945,7 +5266,29 @@
         <w:t xml:space="preserve"> </w:t>
       </w:r>
       <w:r>
-        <w:t xml:space="preserve">requires the analyzer fleet to exist before it can be validated</w:t>
+        <w:t xml:space="preserve">this repo ships no running services emitting signals across async hops, so it needs a consumer service and signal inventory as DATA</w:t>
+      </w:r>
+    </w:p>
+    <w:p>
+      <w:pPr>
+        <w:pStyle w:val="Compact"/>
+        <w:numPr>
+          <w:ilvl w:val="1"/>
+          <w:numId w:val="1084"/>
+        </w:numPr>
+      </w:pPr>
+      <w:r>
+        <w:rPr>
+          <w:b/>
+          <w:bCs/>
+        </w:rPr>
+        <w:t xml:space="preserve">Paired 1.1 mutation:</w:t>
+      </w:r>
+      <w:r>
+        <w:t xml:space="preserve"> </w:t>
+      </w:r>
+      <w:r>
+        <w:t xml:space="preserve">drop the correlation id at the queue boundary and the gate MUST FAIL; golden-FALSE per 11.4.201(1) - a surface with genuinely no async hop and no crash-reporting channel, honestly 11.4.3 SKIP-with-reason, MUST NOT fire it</w:t>
       </w:r>
     </w:p>
     <w:p>
@@ -4961,7 +5304,7 @@
           <w:b/>
           <w:bCs/>
         </w:rPr>
-        <w:t xml:space="preserve">OWED-GATE-023</w:t>
+        <w:t xml:space="preserve">OWED-GATE-067</w:t>
       </w:r>
       <w:r>
         <w:t xml:space="preserve"> </w:t>
@@ -4976,7 +5319,7 @@
         <w:rPr>
           <w:rStyle w:val="VerbatimChar"/>
         </w:rPr>
-        <w:t xml:space="preserve">CM-EVIDENCE-LAYER-MATCH-108</w:t>
+        <w:t xml:space="preserve">CM-CRASH-FREE-RELEASE-GATE</w:t>
       </w:r>
     </w:p>
     <w:p>
@@ -4998,7 +5341,7 @@
         <w:t xml:space="preserve"> </w:t>
       </w:r>
       <w:r>
-        <w:t xml:space="preserve">asserts each 11.4.108 layer PASS cites evidence produced AT that layer, rejecting wrong-layer echo</w:t>
+        <w:t xml:space="preserve">asserts a crash-free users or sessions gate exists with a declared, locally-calibrated threshold, and that a crash signature new at the release boundary blocks regardless of volume</w:t>
       </w:r>
     </w:p>
     <w:p>
@@ -5020,7 +5363,29 @@
         <w:t xml:space="preserve"> </w:t>
       </w:r>
       <w:r>
-        <w:t xml:space="preserve">requires a four-layer verdict store</w:t>
+        <w:t xml:space="preserve">requires a crash-reporting backend and a calibrated per-project threshold, neither available in this project-agnostic repo; the anchor mandates that the gate exists and that its threshold is declared locally, never a constitutional numeric value</w:t>
+      </w:r>
+    </w:p>
+    <w:p>
+      <w:pPr>
+        <w:pStyle w:val="Compact"/>
+        <w:numPr>
+          <w:ilvl w:val="1"/>
+          <w:numId w:val="1085"/>
+        </w:numPr>
+      </w:pPr>
+      <w:r>
+        <w:rPr>
+          <w:b/>
+          <w:bCs/>
+        </w:rPr>
+        <w:t xml:space="preserve">Paired 1.1 mutation:</w:t>
+      </w:r>
+      <w:r>
+        <w:t xml:space="preserve"> </w:t>
+      </w:r>
+      <w:r>
+        <w:t xml:space="preserve">admit a release carrying a new crash signature at low volume and the gate MUST FAIL; golden-FALSE per 11.4.201(1) - a surface with no crash-reporting channel, honestly 11.4.3 SKIP-with-reason, MUST NOT fire it</w:t>
       </w:r>
     </w:p>
     <w:p>
@@ -5036,7 +5401,7 @@
           <w:b/>
           <w:bCs/>
         </w:rPr>
-        <w:t xml:space="preserve">OWED-GATE-035</w:t>
+        <w:t xml:space="preserve">OWED-GATE-016</w:t>
       </w:r>
       <w:r>
         <w:t xml:space="preserve"> </w:t>
@@ -5051,7 +5416,7 @@
         <w:rPr>
           <w:rStyle w:val="VerbatimChar"/>
         </w:rPr>
-        <w:t xml:space="preserve">CM-MACHINE-EVIDENCE-AT-EVERY-GATE</w:t>
+        <w:t xml:space="preserve">CM-CUTTING-EDGE-POSTURE-ALWAYS-ON</w:t>
       </w:r>
     </w:p>
     <w:p>
@@ -5073,7 +5438,7 @@
         <w:t xml:space="preserve"> </w:t>
       </w:r>
       <w:r>
-        <w:t xml:space="preserve">asserts every works, passes or verified claim cites machine-created evidence by path, sha256 and timestamp</w:t>
+        <w:t xml:space="preserve">asserts the ten production-readiness invariants are evaluated for every change</w:t>
       </w:r>
     </w:p>
     <w:p>
@@ -5095,7 +5460,7 @@
         <w:t xml:space="preserve"> </w:t>
       </w:r>
       <w:r>
-        <w:t xml:space="preserve">requires a content-addressed evidence store</w:t>
+        <w:t xml:space="preserve">depends on the production-readiness tracker landing first</w:t>
       </w:r>
     </w:p>
     <w:p>
@@ -5111,6 +5476,626 @@
           <w:b/>
           <w:bCs/>
         </w:rPr>
+        <w:t xml:space="preserve">OWED-GATE-043</w:t>
+      </w:r>
+      <w:r>
+        <w:t xml:space="preserve"> </w:t>
+      </w:r>
+      <w:r>
+        <w:t xml:space="preserve">—</w:t>
+      </w:r>
+      <w:r>
+        <w:t xml:space="preserve"> </w:t>
+      </w:r>
+      <w:r>
+        <w:rPr>
+          <w:rStyle w:val="VerbatimChar"/>
+        </w:rPr>
+        <w:t xml:space="preserve">CM-PRODUCTION-READINESS-TRACKER-PRESENT</w:t>
+      </w:r>
+    </w:p>
+    <w:p>
+      <w:pPr>
+        <w:pStyle w:val="Compact"/>
+        <w:numPr>
+          <w:ilvl w:val="1"/>
+          <w:numId w:val="1087"/>
+        </w:numPr>
+      </w:pPr>
+      <w:r>
+        <w:rPr>
+          <w:b/>
+          <w:bCs/>
+        </w:rPr>
+        <w:t xml:space="preserve">Must assert:</w:t>
+      </w:r>
+      <w:r>
+        <w:t xml:space="preserve"> </w:t>
+      </w:r>
+      <w:r>
+        <w:t xml:space="preserve">asserts the per-component by invariant by evidence-source readiness tracker exists and is fresh</w:t>
+      </w:r>
+    </w:p>
+    <w:p>
+      <w:pPr>
+        <w:pStyle w:val="Compact"/>
+        <w:numPr>
+          <w:ilvl w:val="1"/>
+          <w:numId w:val="1087"/>
+        </w:numPr>
+      </w:pPr>
+      <w:r>
+        <w:rPr>
+          <w:b/>
+          <w:bCs/>
+        </w:rPr>
+        <w:t xml:space="preserve">Blocked on:</w:t>
+      </w:r>
+      <w:r>
+        <w:t xml:space="preserve"> </w:t>
+      </w:r>
+      <w:r>
+        <w:t xml:space="preserve">needs a component inventory as consumer DATA</w:t>
+      </w:r>
+    </w:p>
+    <w:p>
+      <w:pPr>
+        <w:pStyle w:val="Compact"/>
+        <w:numPr>
+          <w:ilvl w:val="0"/>
+          <w:numId w:val="1083"/>
+        </w:numPr>
+      </w:pPr>
+      <w:r>
+        <w:rPr>
+          <w:b/>
+          <w:bCs/>
+        </w:rPr>
+        <w:t xml:space="preserve">OWED-GATE-058</w:t>
+      </w:r>
+      <w:r>
+        <w:t xml:space="preserve"> </w:t>
+      </w:r>
+      <w:r>
+        <w:t xml:space="preserve">—</w:t>
+      </w:r>
+      <w:r>
+        <w:t xml:space="preserve"> </w:t>
+      </w:r>
+      <w:r>
+        <w:rPr>
+          <w:rStyle w:val="VerbatimChar"/>
+        </w:rPr>
+        <w:t xml:space="preserve">CM-ZERO-NASTY-SURPRISES-AUDIT</w:t>
+      </w:r>
+    </w:p>
+    <w:p>
+      <w:pPr>
+        <w:pStyle w:val="Compact"/>
+        <w:numPr>
+          <w:ilvl w:val="1"/>
+          <w:numId w:val="1088"/>
+        </w:numPr>
+      </w:pPr>
+      <w:r>
+        <w:rPr>
+          <w:b/>
+          <w:bCs/>
+        </w:rPr>
+        <w:t xml:space="preserve">Must assert:</w:t>
+      </w:r>
+      <w:r>
+        <w:t xml:space="preserve"> </w:t>
+      </w:r>
+      <w:r>
+        <w:t xml:space="preserve">asserts no known-broken code ships, no gate is silenced and no test is disabled without a tracked follow-up</w:t>
+      </w:r>
+    </w:p>
+    <w:p>
+      <w:pPr>
+        <w:pStyle w:val="Compact"/>
+        <w:numPr>
+          <w:ilvl w:val="1"/>
+          <w:numId w:val="1088"/>
+        </w:numPr>
+      </w:pPr>
+      <w:r>
+        <w:rPr>
+          <w:b/>
+          <w:bCs/>
+        </w:rPr>
+        <w:t xml:space="preserve">Blocked on:</w:t>
+      </w:r>
+      <w:r>
+        <w:t xml:space="preserve"> </w:t>
+      </w:r>
+      <w:r>
+        <w:t xml:space="preserve">depends on the findings sweep and a tracker</w:t>
+      </w:r>
+    </w:p>
+    <w:bookmarkEnd w:id="39"/>
+    <w:bookmarkStart w:id="40" w:name="X8823ca354de467973b003c057231393ddcab272"/>
+    <w:p>
+      <w:pPr>
+        <w:pStyle w:val="Heading3"/>
+      </w:pPr>
+      <w:r>
+        <w:t xml:space="preserve">§11.4.261</w:t>
+      </w:r>
+    </w:p>
+    <w:p>
+      <w:pPr>
+        <w:pStyle w:val="Compact"/>
+        <w:numPr>
+          <w:ilvl w:val="0"/>
+          <w:numId w:val="1089"/>
+        </w:numPr>
+      </w:pPr>
+      <w:r>
+        <w:rPr>
+          <w:b/>
+          <w:bCs/>
+        </w:rPr>
+        <w:t xml:space="preserve">OWED-GATE-021</w:t>
+      </w:r>
+      <w:r>
+        <w:t xml:space="preserve"> </w:t>
+      </w:r>
+      <w:r>
+        <w:t xml:space="preserve">—</w:t>
+      </w:r>
+      <w:r>
+        <w:t xml:space="preserve"> </w:t>
+      </w:r>
+      <w:r>
+        <w:rPr>
+          <w:rStyle w:val="VerbatimChar"/>
+        </w:rPr>
+        <w:t xml:space="preserve">CM-EVERY-FINDING-CLOSED-OR-TRACKED</w:t>
+      </w:r>
+    </w:p>
+    <w:p>
+      <w:pPr>
+        <w:pStyle w:val="Compact"/>
+        <w:numPr>
+          <w:ilvl w:val="1"/>
+          <w:numId w:val="1090"/>
+        </w:numPr>
+      </w:pPr>
+      <w:r>
+        <w:rPr>
+          <w:b/>
+          <w:bCs/>
+        </w:rPr>
+        <w:t xml:space="preserve">Must assert:</w:t>
+      </w:r>
+      <w:r>
+        <w:t xml:space="preserve"> </w:t>
+      </w:r>
+      <w:r>
+        <w:t xml:space="preserve">asserts each audit-sweep finding is either closed with defect-layer evidence or carries a tracked item plus a regression guard</w:t>
+      </w:r>
+    </w:p>
+    <w:p>
+      <w:pPr>
+        <w:pStyle w:val="Compact"/>
+        <w:numPr>
+          <w:ilvl w:val="1"/>
+          <w:numId w:val="1090"/>
+        </w:numPr>
+      </w:pPr>
+      <w:r>
+        <w:rPr>
+          <w:b/>
+          <w:bCs/>
+        </w:rPr>
+        <w:t xml:space="preserve">Blocked on:</w:t>
+      </w:r>
+      <w:r>
+        <w:t xml:space="preserve"> </w:t>
+      </w:r>
+      <w:r>
+        <w:t xml:space="preserve">depends on the findings sweep and a tracker</w:t>
+      </w:r>
+    </w:p>
+    <w:p>
+      <w:pPr>
+        <w:pStyle w:val="Compact"/>
+        <w:numPr>
+          <w:ilvl w:val="0"/>
+          <w:numId w:val="1089"/>
+        </w:numPr>
+      </w:pPr>
+      <w:r>
+        <w:rPr>
+          <w:b/>
+          <w:bCs/>
+        </w:rPr>
+        <w:t xml:space="preserve">OWED-GATE-056</w:t>
+      </w:r>
+      <w:r>
+        <w:t xml:space="preserve"> </w:t>
+      </w:r>
+      <w:r>
+        <w:t xml:space="preserve">—</w:t>
+      </w:r>
+      <w:r>
+        <w:t xml:space="preserve"> </w:t>
+      </w:r>
+      <w:r>
+        <w:rPr>
+          <w:rStyle w:val="VerbatimChar"/>
+        </w:rPr>
+        <w:t xml:space="preserve">CM-ZERO-FINDINGS-AUDIT-SWEEP</w:t>
+      </w:r>
+    </w:p>
+    <w:p>
+      <w:pPr>
+        <w:pStyle w:val="Compact"/>
+        <w:numPr>
+          <w:ilvl w:val="1"/>
+          <w:numId w:val="1091"/>
+        </w:numPr>
+      </w:pPr>
+      <w:r>
+        <w:rPr>
+          <w:b/>
+          <w:bCs/>
+        </w:rPr>
+        <w:t xml:space="preserve">Must assert:</w:t>
+      </w:r>
+      <w:r>
+        <w:t xml:space="preserve"> </w:t>
+      </w:r>
+      <w:r>
+        <w:t xml:space="preserve">asserts the ten-class findings sweep runs and emits a machine-readable findings ledger</w:t>
+      </w:r>
+    </w:p>
+    <w:p>
+      <w:pPr>
+        <w:pStyle w:val="Compact"/>
+        <w:numPr>
+          <w:ilvl w:val="1"/>
+          <w:numId w:val="1091"/>
+        </w:numPr>
+      </w:pPr>
+      <w:r>
+        <w:rPr>
+          <w:b/>
+          <w:bCs/>
+        </w:rPr>
+        <w:t xml:space="preserve">Blocked on:</w:t>
+      </w:r>
+      <w:r>
+        <w:t xml:space="preserve"> </w:t>
+      </w:r>
+      <w:r>
+        <w:t xml:space="preserve">requires the sweep script plus per-class golden-good and golden-bad fixtures</w:t>
+      </w:r>
+    </w:p>
+    <w:p>
+      <w:pPr>
+        <w:pStyle w:val="Compact"/>
+        <w:numPr>
+          <w:ilvl w:val="0"/>
+          <w:numId w:val="1089"/>
+        </w:numPr>
+      </w:pPr>
+      <w:r>
+        <w:rPr>
+          <w:b/>
+          <w:bCs/>
+        </w:rPr>
+        <w:t xml:space="preserve">OWED-GATE-057</w:t>
+      </w:r>
+      <w:r>
+        <w:t xml:space="preserve"> </w:t>
+      </w:r>
+      <w:r>
+        <w:t xml:space="preserve">—</w:t>
+      </w:r>
+      <w:r>
+        <w:t xml:space="preserve"> </w:t>
+      </w:r>
+      <w:r>
+        <w:rPr>
+          <w:rStyle w:val="VerbatimChar"/>
+        </w:rPr>
+        <w:t xml:space="preserve">CM-ZERO-FINDINGS-MONOTONE-RATCHET</w:t>
+      </w:r>
+    </w:p>
+    <w:p>
+      <w:pPr>
+        <w:pStyle w:val="Compact"/>
+        <w:numPr>
+          <w:ilvl w:val="1"/>
+          <w:numId w:val="1092"/>
+        </w:numPr>
+      </w:pPr>
+      <w:r>
+        <w:rPr>
+          <w:b/>
+          <w:bCs/>
+        </w:rPr>
+        <w:t xml:space="preserve">Must assert:</w:t>
+      </w:r>
+      <w:r>
+        <w:t xml:space="preserve"> </w:t>
+      </w:r>
+      <w:r>
+        <w:t xml:space="preserve">asserts per-class and total findings counts never increase</w:t>
+      </w:r>
+    </w:p>
+    <w:p>
+      <w:pPr>
+        <w:pStyle w:val="Compact"/>
+        <w:numPr>
+          <w:ilvl w:val="1"/>
+          <w:numId w:val="1092"/>
+        </w:numPr>
+      </w:pPr>
+      <w:r>
+        <w:rPr>
+          <w:b/>
+          <w:bCs/>
+        </w:rPr>
+        <w:t xml:space="preserve">Blocked on:</w:t>
+      </w:r>
+      <w:r>
+        <w:t xml:space="preserve"> </w:t>
+      </w:r>
+      <w:r>
+        <w:t xml:space="preserve">depends on the sweep and an operator-owned brownfield baseline decision per 11.4.66</w:t>
+      </w:r>
+    </w:p>
+    <w:bookmarkEnd w:id="40"/>
+    <w:bookmarkStart w:id="41" w:name="Xa1b85cb73fd68a2066e964188570e014245cdde"/>
+    <w:p>
+      <w:pPr>
+        <w:pStyle w:val="Heading3"/>
+      </w:pPr>
+      <w:r>
+        <w:t xml:space="preserve">§11.4.262</w:t>
+      </w:r>
+    </w:p>
+    <w:p>
+      <w:pPr>
+        <w:pStyle w:val="Compact"/>
+        <w:numPr>
+          <w:ilvl w:val="0"/>
+          <w:numId w:val="1093"/>
+        </w:numPr>
+      </w:pPr>
+      <w:r>
+        <w:rPr>
+          <w:b/>
+          <w:bCs/>
+        </w:rPr>
+        <w:t xml:space="preserve">OWED-GATE-022</w:t>
+      </w:r>
+      <w:r>
+        <w:t xml:space="preserve"> </w:t>
+      </w:r>
+      <w:r>
+        <w:t xml:space="preserve">—</w:t>
+      </w:r>
+      <w:r>
+        <w:t xml:space="preserve"> </w:t>
+      </w:r>
+      <w:r>
+        <w:rPr>
+          <w:rStyle w:val="VerbatimChar"/>
+        </w:rPr>
+        <w:t xml:space="preserve">CM-EVIDENCE-ANALYZER-SELF-VALIDATED</w:t>
+      </w:r>
+    </w:p>
+    <w:p>
+      <w:pPr>
+        <w:pStyle w:val="Compact"/>
+        <w:numPr>
+          <w:ilvl w:val="1"/>
+          <w:numId w:val="1094"/>
+        </w:numPr>
+      </w:pPr>
+      <w:r>
+        <w:rPr>
+          <w:b/>
+          <w:bCs/>
+        </w:rPr>
+        <w:t xml:space="preserve">Must assert:</w:t>
+      </w:r>
+      <w:r>
+        <w:t xml:space="preserve"> </w:t>
+      </w:r>
+      <w:r>
+        <w:t xml:space="preserve">asserts every evidence analyzer passes golden-good, golden-bad and negative-control fixtures</w:t>
+      </w:r>
+    </w:p>
+    <w:p>
+      <w:pPr>
+        <w:pStyle w:val="Compact"/>
+        <w:numPr>
+          <w:ilvl w:val="1"/>
+          <w:numId w:val="1094"/>
+        </w:numPr>
+      </w:pPr>
+      <w:r>
+        <w:rPr>
+          <w:b/>
+          <w:bCs/>
+        </w:rPr>
+        <w:t xml:space="preserve">Blocked on:</w:t>
+      </w:r>
+      <w:r>
+        <w:t xml:space="preserve"> </w:t>
+      </w:r>
+      <w:r>
+        <w:t xml:space="preserve">requires the analyzer fleet to exist before it can be validated</w:t>
+      </w:r>
+    </w:p>
+    <w:p>
+      <w:pPr>
+        <w:pStyle w:val="Compact"/>
+        <w:numPr>
+          <w:ilvl w:val="0"/>
+          <w:numId w:val="1093"/>
+        </w:numPr>
+      </w:pPr>
+      <w:r>
+        <w:rPr>
+          <w:b/>
+          <w:bCs/>
+        </w:rPr>
+        <w:t xml:space="preserve">OWED-GATE-023</w:t>
+      </w:r>
+      <w:r>
+        <w:t xml:space="preserve"> </w:t>
+      </w:r>
+      <w:r>
+        <w:t xml:space="preserve">—</w:t>
+      </w:r>
+      <w:r>
+        <w:t xml:space="preserve"> </w:t>
+      </w:r>
+      <w:r>
+        <w:rPr>
+          <w:rStyle w:val="VerbatimChar"/>
+        </w:rPr>
+        <w:t xml:space="preserve">CM-EVIDENCE-LAYER-MATCH-108</w:t>
+      </w:r>
+    </w:p>
+    <w:p>
+      <w:pPr>
+        <w:pStyle w:val="Compact"/>
+        <w:numPr>
+          <w:ilvl w:val="1"/>
+          <w:numId w:val="1095"/>
+        </w:numPr>
+      </w:pPr>
+      <w:r>
+        <w:rPr>
+          <w:b/>
+          <w:bCs/>
+        </w:rPr>
+        <w:t xml:space="preserve">Must assert:</w:t>
+      </w:r>
+      <w:r>
+        <w:t xml:space="preserve"> </w:t>
+      </w:r>
+      <w:r>
+        <w:t xml:space="preserve">asserts each 11.4.108 layer PASS cites evidence produced AT that layer, rejecting wrong-layer echo</w:t>
+      </w:r>
+    </w:p>
+    <w:p>
+      <w:pPr>
+        <w:pStyle w:val="Compact"/>
+        <w:numPr>
+          <w:ilvl w:val="1"/>
+          <w:numId w:val="1095"/>
+        </w:numPr>
+      </w:pPr>
+      <w:r>
+        <w:rPr>
+          <w:b/>
+          <w:bCs/>
+        </w:rPr>
+        <w:t xml:space="preserve">Blocked on:</w:t>
+      </w:r>
+      <w:r>
+        <w:t xml:space="preserve"> </w:t>
+      </w:r>
+      <w:r>
+        <w:t xml:space="preserve">requires a four-layer verdict store</w:t>
+      </w:r>
+    </w:p>
+    <w:p>
+      <w:pPr>
+        <w:pStyle w:val="Compact"/>
+        <w:numPr>
+          <w:ilvl w:val="0"/>
+          <w:numId w:val="1093"/>
+        </w:numPr>
+      </w:pPr>
+      <w:r>
+        <w:rPr>
+          <w:b/>
+          <w:bCs/>
+        </w:rPr>
+        <w:t xml:space="preserve">OWED-GATE-035</w:t>
+      </w:r>
+      <w:r>
+        <w:t xml:space="preserve"> </w:t>
+      </w:r>
+      <w:r>
+        <w:t xml:space="preserve">—</w:t>
+      </w:r>
+      <w:r>
+        <w:t xml:space="preserve"> </w:t>
+      </w:r>
+      <w:r>
+        <w:rPr>
+          <w:rStyle w:val="VerbatimChar"/>
+        </w:rPr>
+        <w:t xml:space="preserve">CM-MACHINE-EVIDENCE-AT-EVERY-GATE</w:t>
+      </w:r>
+    </w:p>
+    <w:p>
+      <w:pPr>
+        <w:pStyle w:val="Compact"/>
+        <w:numPr>
+          <w:ilvl w:val="1"/>
+          <w:numId w:val="1096"/>
+        </w:numPr>
+      </w:pPr>
+      <w:r>
+        <w:rPr>
+          <w:b/>
+          <w:bCs/>
+        </w:rPr>
+        <w:t xml:space="preserve">Must assert:</w:t>
+      </w:r>
+      <w:r>
+        <w:t xml:space="preserve"> </w:t>
+      </w:r>
+      <w:r>
+        <w:t xml:space="preserve">asserts every works, passes or verified claim cites machine-created evidence by path, sha256 and timestamp</w:t>
+      </w:r>
+    </w:p>
+    <w:p>
+      <w:pPr>
+        <w:pStyle w:val="Compact"/>
+        <w:numPr>
+          <w:ilvl w:val="1"/>
+          <w:numId w:val="1096"/>
+        </w:numPr>
+      </w:pPr>
+      <w:r>
+        <w:rPr>
+          <w:b/>
+          <w:bCs/>
+        </w:rPr>
+        <w:t xml:space="preserve">Blocked on:</w:t>
+      </w:r>
+      <w:r>
+        <w:t xml:space="preserve"> </w:t>
+      </w:r>
+      <w:r>
+        <w:t xml:space="preserve">requires a content-addressed evidence store</w:t>
+      </w:r>
+    </w:p>
+    <w:p>
+      <w:pPr>
+        <w:pStyle w:val="Compact"/>
+        <w:numPr>
+          <w:ilvl w:val="0"/>
+          <w:numId w:val="1093"/>
+        </w:numPr>
+      </w:pPr>
+      <w:r>
+        <w:rPr>
+          <w:b/>
+          <w:bCs/>
+        </w:rPr>
         <w:t xml:space="preserve">OWED-GATE-039</w:t>
       </w:r>
       <w:r>
@@ -5134,7 +6119,7 @@
         <w:pStyle w:val="Compact"/>
         <w:numPr>
           <w:ilvl w:val="1"/>
-          <w:numId w:val="1087"/>
+          <w:numId w:val="1097"/>
         </w:numPr>
       </w:pPr>
       <w:r>
@@ -5156,7 +6141,7 @@
         <w:pStyle w:val="Compact"/>
         <w:numPr>
           <w:ilvl w:val="1"/>
-          <w:numId w:val="1087"/>
+          <w:numId w:val="1097"/>
         </w:numPr>
       </w:pPr>
       <w:r>
@@ -5173,9 +6158,922 @@
         <w:t xml:space="preserve">requires the evidence store to mechanically distinguish narrative from artifact</w:t>
       </w:r>
     </w:p>
-    <w:bookmarkEnd w:id="38"/>
-    <w:bookmarkEnd w:id="39"/>
-    <w:bookmarkStart w:id="42" w:name="X776e6a4f265c54927bff5dbe177f57ff8d94b92"/>
+    <w:bookmarkEnd w:id="41"/>
+    <w:bookmarkStart w:id="42" w:name="X4b1999d16b615fbf5ce569f972ddfbbc22ee0cd"/>
+    <w:p>
+      <w:pPr>
+        <w:pStyle w:val="Heading3"/>
+      </w:pPr>
+      <w:r>
+        <w:t xml:space="preserve">§11.4.264</w:t>
+      </w:r>
+    </w:p>
+    <w:p>
+      <w:pPr>
+        <w:pStyle w:val="Compact"/>
+        <w:numPr>
+          <w:ilvl w:val="0"/>
+          <w:numId w:val="1098"/>
+        </w:numPr>
+      </w:pPr>
+      <w:r>
+        <w:rPr>
+          <w:b/>
+          <w:bCs/>
+        </w:rPr>
+        <w:t xml:space="preserve">OWED-GATE-063</w:t>
+      </w:r>
+      <w:r>
+        <w:t xml:space="preserve"> </w:t>
+      </w:r>
+      <w:r>
+        <w:t xml:space="preserve">—</w:t>
+      </w:r>
+      <w:r>
+        <w:t xml:space="preserve"> </w:t>
+      </w:r>
+      <w:r>
+        <w:rPr>
+          <w:rStyle w:val="VerbatimChar"/>
+        </w:rPr>
+        <w:t xml:space="preserve">CM-BUILD-ONCE-PROMOTE-DIGEST</w:t>
+      </w:r>
+    </w:p>
+    <w:p>
+      <w:pPr>
+        <w:pStyle w:val="Compact"/>
+        <w:numPr>
+          <w:ilvl w:val="1"/>
+          <w:numId w:val="1099"/>
+        </w:numPr>
+      </w:pPr>
+      <w:r>
+        <w:rPr>
+          <w:b/>
+          <w:bCs/>
+        </w:rPr>
+        <w:t xml:space="preserve">Must assert:</w:t>
+      </w:r>
+      <w:r>
+        <w:t xml:space="preserve"> </w:t>
+      </w:r>
+      <w:r>
+        <w:t xml:space="preserve">asserts the pipeline's build step is invoked at most once per release candidate and that every post-build environment stage references a pinned content-addressed digest and NOT a rebuild target; a stage that re-invokes the build FAILs</w:t>
+      </w:r>
+    </w:p>
+    <w:p>
+      <w:pPr>
+        <w:pStyle w:val="Compact"/>
+        <w:numPr>
+          <w:ilvl w:val="1"/>
+          <w:numId w:val="1099"/>
+        </w:numPr>
+      </w:pPr>
+      <w:r>
+        <w:rPr>
+          <w:b/>
+          <w:bCs/>
+        </w:rPr>
+        <w:t xml:space="preserve">Blocked on:</w:t>
+      </w:r>
+      <w:r>
+        <w:t xml:space="preserve"> </w:t>
+      </w:r>
+      <w:r>
+        <w:t xml:space="preserve">this project-agnostic repo ships no deployment pipeline, so the gate needs a consumer pipeline definition as DATA per 11.4.35</w:t>
+      </w:r>
+    </w:p>
+    <w:p>
+      <w:pPr>
+        <w:pStyle w:val="Compact"/>
+        <w:numPr>
+          <w:ilvl w:val="1"/>
+          <w:numId w:val="1099"/>
+        </w:numPr>
+      </w:pPr>
+      <w:r>
+        <w:rPr>
+          <w:b/>
+          <w:bCs/>
+        </w:rPr>
+        <w:t xml:space="preserve">Paired 1.1 mutation:</w:t>
+      </w:r>
+      <w:r>
+        <w:t xml:space="preserve"> </w:t>
+      </w:r>
+      <w:r>
+        <w:t xml:space="preserve">add a second per-environment build invocation and the gate MUST FAIL; replace a promoted digest reference with a mutable tag and it MUST FAIL; golden-FALSE per 11.4.201(1) - a single build followed by N digest-referencing promotion stages MUST NOT fire it</w:t>
+      </w:r>
+    </w:p>
+    <w:p>
+      <w:pPr>
+        <w:pStyle w:val="Compact"/>
+        <w:numPr>
+          <w:ilvl w:val="0"/>
+          <w:numId w:val="1098"/>
+        </w:numPr>
+      </w:pPr>
+      <w:r>
+        <w:rPr>
+          <w:b/>
+          <w:bCs/>
+        </w:rPr>
+        <w:t xml:space="preserve">OWED-GATE-070</w:t>
+      </w:r>
+      <w:r>
+        <w:t xml:space="preserve"> </w:t>
+      </w:r>
+      <w:r>
+        <w:t xml:space="preserve">—</w:t>
+      </w:r>
+      <w:r>
+        <w:t xml:space="preserve"> </w:t>
+      </w:r>
+      <w:r>
+        <w:rPr>
+          <w:rStyle w:val="VerbatimChar"/>
+        </w:rPr>
+        <w:t xml:space="preserve">CM-DEPLOY-CONFIG-INJECTED-NOT-BAKED</w:t>
+      </w:r>
+    </w:p>
+    <w:p>
+      <w:pPr>
+        <w:pStyle w:val="Compact"/>
+        <w:numPr>
+          <w:ilvl w:val="1"/>
+          <w:numId w:val="1100"/>
+        </w:numPr>
+      </w:pPr>
+      <w:r>
+        <w:rPr>
+          <w:b/>
+          <w:bCs/>
+        </w:rPr>
+        <w:t xml:space="preserve">Must assert:</w:t>
+      </w:r>
+      <w:r>
+        <w:t xml:space="preserve"> </w:t>
+      </w:r>
+      <w:r>
+        <w:t xml:space="preserve">asserts no environment-specific endpoint, secret or flag is materialised into the artifact at build time; a per-environment build argument that changes artifact bytes FAILs</w:t>
+      </w:r>
+    </w:p>
+    <w:p>
+      <w:pPr>
+        <w:pStyle w:val="Compact"/>
+        <w:numPr>
+          <w:ilvl w:val="1"/>
+          <w:numId w:val="1100"/>
+        </w:numPr>
+      </w:pPr>
+      <w:r>
+        <w:rPr>
+          <w:b/>
+          <w:bCs/>
+        </w:rPr>
+        <w:t xml:space="preserve">Blocked on:</w:t>
+      </w:r>
+      <w:r>
+        <w:t xml:space="preserve"> </w:t>
+      </w:r>
+      <w:r>
+        <w:t xml:space="preserve">proving byte-equality across two environment configurations requires a real build pipeline able to produce artifacts twice, which this repo does not have</w:t>
+      </w:r>
+    </w:p>
+    <w:p>
+      <w:pPr>
+        <w:pStyle w:val="Compact"/>
+        <w:numPr>
+          <w:ilvl w:val="1"/>
+          <w:numId w:val="1100"/>
+        </w:numPr>
+      </w:pPr>
+      <w:r>
+        <w:rPr>
+          <w:b/>
+          <w:bCs/>
+        </w:rPr>
+        <w:t xml:space="preserve">Paired 1.1 mutation:</w:t>
+      </w:r>
+      <w:r>
+        <w:t xml:space="preserve"> </w:t>
+      </w:r>
+      <w:r>
+        <w:t xml:space="preserve">bake an environment endpoint into the build and the gate MUST FAIL; golden-FALSE per 11.4.201(1) - a single build followed by N digest-referencing promotion stages MUST NOT fire it</w:t>
+      </w:r>
+    </w:p>
+    <w:bookmarkEnd w:id="42"/>
+    <w:bookmarkStart w:id="43" w:name="X76dcbb9ad179496c1c1c48563a5c8936bd00f4e"/>
+    <w:p>
+      <w:pPr>
+        <w:pStyle w:val="Heading3"/>
+      </w:pPr>
+      <w:r>
+        <w:t xml:space="preserve">§11.4.265</w:t>
+      </w:r>
+    </w:p>
+    <w:p>
+      <w:pPr>
+        <w:pStyle w:val="Compact"/>
+        <w:numPr>
+          <w:ilvl w:val="0"/>
+          <w:numId w:val="1101"/>
+        </w:numPr>
+      </w:pPr>
+      <w:r>
+        <w:rPr>
+          <w:b/>
+          <w:bCs/>
+        </w:rPr>
+        <w:t xml:space="preserve">OWED-GATE-064</w:t>
+      </w:r>
+      <w:r>
+        <w:t xml:space="preserve"> </w:t>
+      </w:r>
+      <w:r>
+        <w:t xml:space="preserve">—</w:t>
+      </w:r>
+      <w:r>
+        <w:t xml:space="preserve"> </w:t>
+      </w:r>
+      <w:r>
+        <w:rPr>
+          <w:rStyle w:val="VerbatimChar"/>
+        </w:rPr>
+        <w:t xml:space="preserve">CM-CANARY-ANALYSIS-INCLUDES-BUSINESS-METRIC</w:t>
+      </w:r>
+    </w:p>
+    <w:p>
+      <w:pPr>
+        <w:pStyle w:val="Compact"/>
+        <w:numPr>
+          <w:ilvl w:val="1"/>
+          <w:numId w:val="1102"/>
+        </w:numPr>
+      </w:pPr>
+      <w:r>
+        <w:rPr>
+          <w:b/>
+          <w:bCs/>
+        </w:rPr>
+        <w:t xml:space="preserve">Must assert:</w:t>
+      </w:r>
+      <w:r>
+        <w:t xml:space="preserve"> </w:t>
+      </w:r>
+      <w:r>
+        <w:t xml:space="preserve">asserts the declared metric set contains at least one business or domain outcome metric and not exclusively infrastructure metrics; an infra-only analysis on a 11.4.239 critical-invariant surface FAILs</w:t>
+      </w:r>
+    </w:p>
+    <w:p>
+      <w:pPr>
+        <w:pStyle w:val="Compact"/>
+        <w:numPr>
+          <w:ilvl w:val="1"/>
+          <w:numId w:val="1102"/>
+        </w:numPr>
+      </w:pPr>
+      <w:r>
+        <w:rPr>
+          <w:b/>
+          <w:bCs/>
+        </w:rPr>
+        <w:t xml:space="preserve">Blocked on:</w:t>
+      </w:r>
+      <w:r>
+        <w:t xml:space="preserve"> </w:t>
+      </w:r>
+      <w:r>
+        <w:t xml:space="preserve">depends on the progressive-delivery strategy declaration landing first, since the metric set is a field of that declaration</w:t>
+      </w:r>
+    </w:p>
+    <w:p>
+      <w:pPr>
+        <w:pStyle w:val="Compact"/>
+        <w:numPr>
+          <w:ilvl w:val="1"/>
+          <w:numId w:val="1102"/>
+        </w:numPr>
+      </w:pPr>
+      <w:r>
+        <w:rPr>
+          <w:b/>
+          <w:bCs/>
+        </w:rPr>
+        <w:t xml:space="preserve">Paired 1.1 mutation:</w:t>
+      </w:r>
+      <w:r>
+        <w:t xml:space="preserve"> </w:t>
+      </w:r>
+      <w:r>
+        <w:t xml:space="preserve">strip every business metric from the analysis set leaving only error-rate and latency and the gate MUST FAIL; golden-FALSE per 11.4.201(1) - a genuinely non-routable artifact carrying an honest SKIP-with-reason MUST NOT fire it</w:t>
+      </w:r>
+    </w:p>
+    <w:p>
+      <w:pPr>
+        <w:pStyle w:val="Compact"/>
+        <w:numPr>
+          <w:ilvl w:val="0"/>
+          <w:numId w:val="1101"/>
+        </w:numPr>
+      </w:pPr>
+      <w:r>
+        <w:rPr>
+          <w:b/>
+          <w:bCs/>
+        </w:rPr>
+        <w:t xml:space="preserve">OWED-GATE-073</w:t>
+      </w:r>
+      <w:r>
+        <w:t xml:space="preserve"> </w:t>
+      </w:r>
+      <w:r>
+        <w:t xml:space="preserve">—</w:t>
+      </w:r>
+      <w:r>
+        <w:t xml:space="preserve"> </w:t>
+      </w:r>
+      <w:r>
+        <w:rPr>
+          <w:rStyle w:val="VerbatimChar"/>
+        </w:rPr>
+        <w:t xml:space="preserve">CM-PROGRESSIVE-DELIVERY-STRATEGY-DECLARED</w:t>
+      </w:r>
+    </w:p>
+    <w:p>
+      <w:pPr>
+        <w:pStyle w:val="Compact"/>
+        <w:numPr>
+          <w:ilvl w:val="1"/>
+          <w:numId w:val="1103"/>
+        </w:numPr>
+      </w:pPr>
+      <w:r>
+        <w:rPr>
+          <w:b/>
+          <w:bCs/>
+        </w:rPr>
+        <w:t xml:space="preserve">Must assert:</w:t>
+      </w:r>
+      <w:r>
+        <w:t xml:space="preserve"> </w:t>
+      </w:r>
+      <w:r>
+        <w:t xml:space="preserve">asserts a user-facing release either declares a bounded-blast-radius strategy with an automated analysis step, or carries an honest 11.4.3 SKIP-with-reason naming the absent traffic surface; an ungated full cutover with neither FAILs</w:t>
+      </w:r>
+    </w:p>
+    <w:p>
+      <w:pPr>
+        <w:pStyle w:val="Compact"/>
+        <w:numPr>
+          <w:ilvl w:val="1"/>
+          <w:numId w:val="1103"/>
+        </w:numPr>
+      </w:pPr>
+      <w:r>
+        <w:rPr>
+          <w:b/>
+          <w:bCs/>
+        </w:rPr>
+        <w:t xml:space="preserve">Blocked on:</w:t>
+      </w:r>
+      <w:r>
+        <w:t xml:space="preserve"> </w:t>
+      </w:r>
+      <w:r>
+        <w:t xml:space="preserve">needs a consumer release-strategy declaration format and a traffic-surface inventory, neither adopted</w:t>
+      </w:r>
+    </w:p>
+    <w:p>
+      <w:pPr>
+        <w:pStyle w:val="Compact"/>
+        <w:numPr>
+          <w:ilvl w:val="1"/>
+          <w:numId w:val="1103"/>
+        </w:numPr>
+      </w:pPr>
+      <w:r>
+        <w:rPr>
+          <w:b/>
+          <w:bCs/>
+        </w:rPr>
+        <w:t xml:space="preserve">Paired 1.1 mutation:</w:t>
+      </w:r>
+      <w:r>
+        <w:t xml:space="preserve"> </w:t>
+      </w:r>
+      <w:r>
+        <w:t xml:space="preserve">replace the automated abort with a manual approval step and the gate MUST FAIL; golden-FALSE per 11.4.201(1) - a genuinely non-routable artifact carrying an honest SKIP-with-reason MUST NOT fire it</w:t>
+      </w:r>
+    </w:p>
+    <w:bookmarkEnd w:id="43"/>
+    <w:bookmarkStart w:id="44" w:name="Xd4b7b78d11520911df335972f0f5514cf5cd1c7"/>
+    <w:p>
+      <w:pPr>
+        <w:pStyle w:val="Heading3"/>
+      </w:pPr>
+      <w:r>
+        <w:t xml:space="preserve">§11.4.266</w:t>
+      </w:r>
+    </w:p>
+    <w:p>
+      <w:pPr>
+        <w:pStyle w:val="Compact"/>
+        <w:numPr>
+          <w:ilvl w:val="0"/>
+          <w:numId w:val="1104"/>
+        </w:numPr>
+      </w:pPr>
+      <w:r>
+        <w:rPr>
+          <w:b/>
+          <w:bCs/>
+        </w:rPr>
+        <w:t xml:space="preserve">OWED-GATE-065</w:t>
+      </w:r>
+      <w:r>
+        <w:t xml:space="preserve"> </w:t>
+      </w:r>
+      <w:r>
+        <w:t xml:space="preserve">—</w:t>
+      </w:r>
+      <w:r>
+        <w:t xml:space="preserve"> </w:t>
+      </w:r>
+      <w:r>
+        <w:rPr>
+          <w:rStyle w:val="VerbatimChar"/>
+        </w:rPr>
+        <w:t xml:space="preserve">CM-CLAIM-REALITY-LEDGER-COMPLETE</w:t>
+      </w:r>
+    </w:p>
+    <w:p>
+      <w:pPr>
+        <w:pStyle w:val="Compact"/>
+        <w:numPr>
+          <w:ilvl w:val="1"/>
+          <w:numId w:val="1105"/>
+        </w:numPr>
+      </w:pPr>
+      <w:r>
+        <w:rPr>
+          <w:b/>
+          <w:bCs/>
+        </w:rPr>
+        <w:t xml:space="preserve">Must assert:</w:t>
+      </w:r>
+      <w:r>
+        <w:t xml:space="preserve"> </w:t>
+      </w:r>
+      <w:r>
+        <w:t xml:space="preserve">asserts every advertised capability on every declared advertised surface resolves to exactly one ledger row; an advertised capability with no row FAILs naming the capability and the surface it was advertised on</w:t>
+      </w:r>
+    </w:p>
+    <w:p>
+      <w:pPr>
+        <w:pStyle w:val="Compact"/>
+        <w:numPr>
+          <w:ilvl w:val="1"/>
+          <w:numId w:val="1105"/>
+        </w:numPr>
+      </w:pPr>
+      <w:r>
+        <w:rPr>
+          <w:b/>
+          <w:bCs/>
+        </w:rPr>
+        <w:t xml:space="preserve">Blocked on:</w:t>
+      </w:r>
+      <w:r>
+        <w:t xml:space="preserve"> </w:t>
+      </w:r>
+      <w:r>
+        <w:t xml:space="preserve">needs a consumer advertised-surface inventory plus a capability extractor, neither of which exists in-repo</w:t>
+      </w:r>
+    </w:p>
+    <w:p>
+      <w:pPr>
+        <w:pStyle w:val="Compact"/>
+        <w:numPr>
+          <w:ilvl w:val="1"/>
+          <w:numId w:val="1105"/>
+        </w:numPr>
+      </w:pPr>
+      <w:r>
+        <w:rPr>
+          <w:b/>
+          <w:bCs/>
+        </w:rPr>
+        <w:t xml:space="preserve">Paired 1.1 mutation:</w:t>
+      </w:r>
+      <w:r>
+        <w:t xml:space="preserve"> </w:t>
+      </w:r>
+      <w:r>
+        <w:t xml:space="preserve">add a README capability with no ledger row and the completeness gate MUST FAIL; golden-FALSE per 11.4.201(1) - a fully-populated ledger whose every row has a fresh candidate-fingerprinted PASS verdict MUST NOT fire it</w:t>
+      </w:r>
+    </w:p>
+    <w:p>
+      <w:pPr>
+        <w:pStyle w:val="Compact"/>
+        <w:numPr>
+          <w:ilvl w:val="0"/>
+          <w:numId w:val="1104"/>
+        </w:numPr>
+      </w:pPr>
+      <w:r>
+        <w:rPr>
+          <w:b/>
+          <w:bCs/>
+        </w:rPr>
+        <w:t xml:space="preserve">OWED-GATE-072</w:t>
+      </w:r>
+      <w:r>
+        <w:t xml:space="preserve"> </w:t>
+      </w:r>
+      <w:r>
+        <w:t xml:space="preserve">—</w:t>
+      </w:r>
+      <w:r>
+        <w:t xml:space="preserve"> </w:t>
+      </w:r>
+      <w:r>
+        <w:rPr>
+          <w:rStyle w:val="VerbatimChar"/>
+        </w:rPr>
+        <w:t xml:space="preserve">CM-LEDGER-ROW-TYPED-FROM-CLOSED-VOCABULARY</w:t>
+      </w:r>
+    </w:p>
+    <w:p>
+      <w:pPr>
+        <w:pStyle w:val="Compact"/>
+        <w:numPr>
+          <w:ilvl w:val="1"/>
+          <w:numId w:val="1106"/>
+        </w:numPr>
+      </w:pPr>
+      <w:r>
+        <w:rPr>
+          <w:b/>
+          <w:bCs/>
+        </w:rPr>
+        <w:t xml:space="preserve">Must assert:</w:t>
+      </w:r>
+      <w:r>
+        <w:t xml:space="preserve"> </w:t>
+      </w:r>
+      <w:r>
+        <w:t xml:space="preserve">asserts every ledger row carries a bluff type drawn from the seven-member closed set green-but-broken, coverage-theater, rubber-stamp-verified, stubbed-core, doc-vs-code-drift, config-present-but-unwired and byte-identical-fork; an ad-hoc type FAILs</w:t>
+      </w:r>
+    </w:p>
+    <w:p>
+      <w:pPr>
+        <w:pStyle w:val="Compact"/>
+        <w:numPr>
+          <w:ilvl w:val="1"/>
+          <w:numId w:val="1106"/>
+        </w:numPr>
+      </w:pPr>
+      <w:r>
+        <w:rPr>
+          <w:b/>
+          <w:bCs/>
+        </w:rPr>
+        <w:t xml:space="preserve">Blocked on:</w:t>
+      </w:r>
+      <w:r>
+        <w:t xml:space="preserve"> </w:t>
+      </w:r>
+      <w:r>
+        <w:t xml:space="preserve">depends on the claim-vs-reality ledger schema landing first, there is no ledger to type-check yet</w:t>
+      </w:r>
+    </w:p>
+    <w:p>
+      <w:pPr>
+        <w:pStyle w:val="Compact"/>
+        <w:numPr>
+          <w:ilvl w:val="1"/>
+          <w:numId w:val="1106"/>
+        </w:numPr>
+      </w:pPr>
+      <w:r>
+        <w:rPr>
+          <w:b/>
+          <w:bCs/>
+        </w:rPr>
+        <w:t xml:space="preserve">Paired 1.1 mutation:</w:t>
+      </w:r>
+      <w:r>
+        <w:t xml:space="preserve"> </w:t>
+      </w:r>
+      <w:r>
+        <w:t xml:space="preserve">retype a row to an invented type and the vocabulary gate MUST FAIL; golden-FALSE per 11.4.201(1) - a fully-populated ledger whose every row has a fresh candidate-fingerprinted PASS verdict MUST NOT fire it</w:t>
+      </w:r>
+    </w:p>
+    <w:p>
+      <w:pPr>
+        <w:pStyle w:val="Compact"/>
+        <w:numPr>
+          <w:ilvl w:val="0"/>
+          <w:numId w:val="1104"/>
+        </w:numPr>
+      </w:pPr>
+      <w:r>
+        <w:rPr>
+          <w:b/>
+          <w:bCs/>
+        </w:rPr>
+        <w:t xml:space="preserve">OWED-GATE-076</w:t>
+      </w:r>
+      <w:r>
+        <w:t xml:space="preserve"> </w:t>
+      </w:r>
+      <w:r>
+        <w:t xml:space="preserve">—</w:t>
+      </w:r>
+      <w:r>
+        <w:t xml:space="preserve"> </w:t>
+      </w:r>
+      <w:r>
+        <w:rPr>
+          <w:rStyle w:val="VerbatimChar"/>
+        </w:rPr>
+        <w:t xml:space="preserve">CM-UNCHALLENGED-CAPABILITY-BLOCKS-RELEASE</w:t>
+      </w:r>
+    </w:p>
+    <w:p>
+      <w:pPr>
+        <w:pStyle w:val="Compact"/>
+        <w:numPr>
+          <w:ilvl w:val="1"/>
+          <w:numId w:val="1107"/>
+        </w:numPr>
+      </w:pPr>
+      <w:r>
+        <w:rPr>
+          <w:b/>
+          <w:bCs/>
+        </w:rPr>
+        <w:t xml:space="preserve">Must assert:</w:t>
+      </w:r>
+      <w:r>
+        <w:t xml:space="preserve"> </w:t>
+      </w:r>
+      <w:r>
+        <w:t xml:space="preserve">asserts a ledger row whose challenge is absent, never executed, or has no verdict for the release-candidate artifact fingerprint blocks the release exactly as a FAIL does</w:t>
+      </w:r>
+    </w:p>
+    <w:p>
+      <w:pPr>
+        <w:pStyle w:val="Compact"/>
+        <w:numPr>
+          <w:ilvl w:val="1"/>
+          <w:numId w:val="1107"/>
+        </w:numPr>
+      </w:pPr>
+      <w:r>
+        <w:rPr>
+          <w:b/>
+          <w:bCs/>
+        </w:rPr>
+        <w:t xml:space="preserve">Blocked on:</w:t>
+      </w:r>
+      <w:r>
+        <w:t xml:space="preserve"> </w:t>
+      </w:r>
+      <w:r>
+        <w:t xml:space="preserve">depends on the claim-vs-reality ledger of OWED-GATE-065 plus a verdict store keyed by candidate fingerprint</w:t>
+      </w:r>
+    </w:p>
+    <w:p>
+      <w:pPr>
+        <w:pStyle w:val="Compact"/>
+        <w:numPr>
+          <w:ilvl w:val="1"/>
+          <w:numId w:val="1107"/>
+        </w:numPr>
+      </w:pPr>
+      <w:r>
+        <w:rPr>
+          <w:b/>
+          <w:bCs/>
+        </w:rPr>
+        <w:t xml:space="preserve">Paired 1.1 mutation:</w:t>
+      </w:r>
+      <w:r>
+        <w:t xml:space="preserve"> </w:t>
+      </w:r>
+      <w:r>
+        <w:t xml:space="preserve">blank a row's challenge reference and the blocking gate MUST FAIL; golden-FALSE per 11.4.201(1) - a fully-populated ledger whose every row has a fresh candidate-fingerprinted PASS verdict MUST NOT fire it</w:t>
+      </w:r>
+    </w:p>
+    <w:bookmarkEnd w:id="44"/>
+    <w:bookmarkStart w:id="45" w:name="X0d599e2038ad3e8465167cbd0926816208d3d84"/>
+    <w:p>
+      <w:pPr>
+        <w:pStyle w:val="Heading3"/>
+      </w:pPr>
+      <w:r>
+        <w:t xml:space="preserve">§11.4.267</w:t>
+      </w:r>
+    </w:p>
+    <w:p>
+      <w:pPr>
+        <w:pStyle w:val="Compact"/>
+        <w:numPr>
+          <w:ilvl w:val="0"/>
+          <w:numId w:val="1108"/>
+        </w:numPr>
+      </w:pPr>
+      <w:r>
+        <w:rPr>
+          <w:b/>
+          <w:bCs/>
+        </w:rPr>
+        <w:t xml:space="preserve">OWED-GATE-062</w:t>
+      </w:r>
+      <w:r>
+        <w:t xml:space="preserve"> </w:t>
+      </w:r>
+      <w:r>
+        <w:t xml:space="preserve">—</w:t>
+      </w:r>
+      <w:r>
+        <w:t xml:space="preserve"> </w:t>
+      </w:r>
+      <w:r>
+        <w:rPr>
+          <w:rStyle w:val="VerbatimChar"/>
+        </w:rPr>
+        <w:t xml:space="preserve">CM-ATTEMPT-RECORD-SHARED-AND-CONSULTED</w:t>
+      </w:r>
+    </w:p>
+    <w:p>
+      <w:pPr>
+        <w:pStyle w:val="Compact"/>
+        <w:numPr>
+          <w:ilvl w:val="1"/>
+          <w:numId w:val="1109"/>
+        </w:numPr>
+      </w:pPr>
+      <w:r>
+        <w:rPr>
+          <w:b/>
+          <w:bCs/>
+        </w:rPr>
+        <w:t xml:space="preserve">Must assert:</w:t>
+      </w:r>
+      <w:r>
+        <w:t xml:space="preserve"> </w:t>
+      </w:r>
+      <w:r>
+        <w:t xml:space="preserve">asserts every multi-attempt effort writes each attempt and its outcome to the declared shared record, and that the record is read before the next attempt is dispatched; a second attempt duplicating a recorded-failed approach with no recorded material difference FAILs</w:t>
+      </w:r>
+    </w:p>
+    <w:p>
+      <w:pPr>
+        <w:pStyle w:val="Compact"/>
+        <w:numPr>
+          <w:ilvl w:val="1"/>
+          <w:numId w:val="1109"/>
+        </w:numPr>
+      </w:pPr>
+      <w:r>
+        <w:rPr>
+          <w:b/>
+          <w:bCs/>
+        </w:rPr>
+        <w:t xml:space="preserve">Blocked on:</w:t>
+      </w:r>
+      <w:r>
+        <w:t xml:space="preserve"> </w:t>
+      </w:r>
+      <w:r>
+        <w:t xml:space="preserve">no shared attempt-record store is declared or adopted in-repo, and the consumer binds its store path as DATA per 11.4.35</w:t>
+      </w:r>
+    </w:p>
+    <w:p>
+      <w:pPr>
+        <w:pStyle w:val="Compact"/>
+        <w:numPr>
+          <w:ilvl w:val="1"/>
+          <w:numId w:val="1109"/>
+        </w:numPr>
+      </w:pPr>
+      <w:r>
+        <w:rPr>
+          <w:b/>
+          <w:bCs/>
+        </w:rPr>
+        <w:t xml:space="preserve">Paired 1.1 mutation:</w:t>
+      </w:r>
+      <w:r>
+        <w:t xml:space="preserve"> </w:t>
+      </w:r>
+      <w:r>
+        <w:t xml:space="preserve">strip the record-read step so the loop dispatches blind and the gate MUST FAIL; golden-FALSE per 11.4.201(1) - a loop that converges on attempt 2 with both attempts recorded and no bound exceeded MUST NOT fire it</w:t>
+      </w:r>
+    </w:p>
+    <w:p>
+      <w:pPr>
+        <w:pStyle w:val="Compact"/>
+        <w:numPr>
+          <w:ilvl w:val="0"/>
+          <w:numId w:val="1108"/>
+        </w:numPr>
+      </w:pPr>
+      <w:r>
+        <w:rPr>
+          <w:b/>
+          <w:bCs/>
+        </w:rPr>
+        <w:t xml:space="preserve">OWED-GATE-074</w:t>
+      </w:r>
+      <w:r>
+        <w:t xml:space="preserve"> </w:t>
+      </w:r>
+      <w:r>
+        <w:t xml:space="preserve">—</w:t>
+      </w:r>
+      <w:r>
+        <w:t xml:space="preserve"> </w:t>
+      </w:r>
+      <w:r>
+        <w:rPr>
+          <w:rStyle w:val="VerbatimChar"/>
+        </w:rPr>
+        <w:t xml:space="preserve">CM-STALL-BOUNDED-AND-ESCALATED</w:t>
+      </w:r>
+    </w:p>
+    <w:p>
+      <w:pPr>
+        <w:pStyle w:val="Compact"/>
+        <w:numPr>
+          <w:ilvl w:val="1"/>
+          <w:numId w:val="1110"/>
+        </w:numPr>
+      </w:pPr>
+      <w:r>
+        <w:rPr>
+          <w:b/>
+          <w:bCs/>
+        </w:rPr>
+        <w:t xml:space="preserve">Must assert:</w:t>
+      </w:r>
+      <w:r>
+        <w:t xml:space="preserve"> </w:t>
+      </w:r>
+      <w:r>
+        <w:t xml:space="preserve">asserts a declared retry bound exists and that a loop exceeding it without a recorded escalation to a terminal disposition FAILs</w:t>
+      </w:r>
+    </w:p>
+    <w:p>
+      <w:pPr>
+        <w:pStyle w:val="Compact"/>
+        <w:numPr>
+          <w:ilvl w:val="1"/>
+          <w:numId w:val="1110"/>
+        </w:numPr>
+      </w:pPr>
+      <w:r>
+        <w:rPr>
+          <w:b/>
+          <w:bCs/>
+        </w:rPr>
+        <w:t xml:space="preserve">Blocked on:</w:t>
+      </w:r>
+      <w:r>
+        <w:t xml:space="preserve"> </w:t>
+      </w:r>
+      <w:r>
+        <w:t xml:space="preserve">depends on the shared attempt record of OWED-GATE-062 landing, plus a declared per-effort-class retry bound that no consumer has supplied</w:t>
+      </w:r>
+    </w:p>
+    <w:p>
+      <w:pPr>
+        <w:pStyle w:val="Compact"/>
+        <w:numPr>
+          <w:ilvl w:val="1"/>
+          <w:numId w:val="1110"/>
+        </w:numPr>
+      </w:pPr>
+      <w:r>
+        <w:rPr>
+          <w:b/>
+          <w:bCs/>
+        </w:rPr>
+        <w:t xml:space="preserve">Paired 1.1 mutation:</w:t>
+      </w:r>
+      <w:r>
+        <w:t xml:space="preserve"> </w:t>
+      </w:r>
+      <w:r>
+        <w:t xml:space="preserve">remove the retry bound leaving an unbounded loop and the gate MUST FAIL; record an escalation with no terminal disposition and it MUST FAIL; golden-FALSE per 11.4.201(1) - a loop that converges on attempt 2 with both attempts recorded and no bound exceeded MUST NOT fire it</w:t>
+      </w:r>
+    </w:p>
+    <w:bookmarkEnd w:id="45"/>
+    <w:bookmarkEnd w:id="46"/>
+    <w:bookmarkStart w:id="49" w:name="X776e6a4f265c54927bff5dbe177f57ff8d94b92"/>
     <w:p>
       <w:pPr>
         <w:pStyle w:val="Heading2"/>
@@ -5410,7 +7308,7 @@
         <w:t xml:space="preserve">and confirming the bare token no longer appears in the ledger.</w:t>
       </w:r>
     </w:p>
-    <w:bookmarkStart w:id="40" w:name="X59ad193472bc368db3da0251e2ddc0fae91d345"/>
+    <w:bookmarkStart w:id="47" w:name="X59ad193472bc368db3da0251e2ddc0fae91d345"/>
     <w:p>
       <w:pPr>
         <w:pStyle w:val="Heading3"/>
@@ -5508,7 +7406,7 @@
         <w:pStyle w:val="Compact"/>
         <w:numPr>
           <w:ilvl w:val="0"/>
-          <w:numId w:val="1088"/>
+          <w:numId w:val="1111"/>
         </w:numPr>
       </w:pPr>
       <w:r>
@@ -5554,7 +7452,7 @@
         <w:pStyle w:val="Compact"/>
         <w:numPr>
           <w:ilvl w:val="0"/>
-          <w:numId w:val="1088"/>
+          <w:numId w:val="1111"/>
         </w:numPr>
       </w:pPr>
       <w:r>
@@ -5600,7 +7498,7 @@
         <w:pStyle w:val="Compact"/>
         <w:numPr>
           <w:ilvl w:val="0"/>
-          <w:numId w:val="1088"/>
+          <w:numId w:val="1111"/>
         </w:numPr>
       </w:pPr>
       <w:r>
@@ -5646,7 +7544,7 @@
         <w:pStyle w:val="Compact"/>
         <w:numPr>
           <w:ilvl w:val="0"/>
-          <w:numId w:val="1088"/>
+          <w:numId w:val="1111"/>
         </w:numPr>
       </w:pPr>
       <w:r>
@@ -5687,8 +7585,8 @@
         <w:t xml:space="preserve">CM-COVENANT-114-262-PROPAGATION</w:t>
       </w:r>
     </w:p>
-    <w:bookmarkEnd w:id="40"/>
-    <w:bookmarkStart w:id="41" w:name="X95e880f902b04a5d2095b3f0ef3af6ab2f20fe8"/>
+    <w:bookmarkEnd w:id="47"/>
+    <w:bookmarkStart w:id="48" w:name="X95e880f902b04a5d2095b3f0ef3af6ab2f20fe8"/>
     <w:p>
       <w:pPr>
         <w:pStyle w:val="Heading3"/>
@@ -5759,7 +7657,7 @@
         <w:pStyle w:val="Compact"/>
         <w:numPr>
           <w:ilvl w:val="0"/>
-          <w:numId w:val="1089"/>
+          <w:numId w:val="1112"/>
         </w:numPr>
       </w:pPr>
       <w:r>
@@ -5823,7 +7721,7 @@
         <w:pStyle w:val="Compact"/>
         <w:numPr>
           <w:ilvl w:val="0"/>
-          <w:numId w:val="1089"/>
+          <w:numId w:val="1112"/>
         </w:numPr>
       </w:pPr>
       <w:r>
@@ -5887,7 +7785,7 @@
         <w:pStyle w:val="Compact"/>
         <w:numPr>
           <w:ilvl w:val="0"/>
-          <w:numId w:val="1089"/>
+          <w:numId w:val="1112"/>
         </w:numPr>
       </w:pPr>
       <w:r>
@@ -5951,7 +7849,7 @@
         <w:pStyle w:val="Compact"/>
         <w:numPr>
           <w:ilvl w:val="0"/>
-          <w:numId w:val="1089"/>
+          <w:numId w:val="1112"/>
         </w:numPr>
       </w:pPr>
       <w:r>
@@ -5992,9 +7890,9 @@
         <w:t xml:space="preserve">)</w:t>
       </w:r>
     </w:p>
-    <w:bookmarkEnd w:id="41"/>
-    <w:bookmarkEnd w:id="42"/>
-    <w:bookmarkStart w:id="43" w:name="note-on-cm-covenant-114-27-propagation"/>
+    <w:bookmarkEnd w:id="48"/>
+    <w:bookmarkEnd w:id="49"/>
+    <w:bookmarkStart w:id="50" w:name="note-on-cm-covenant-114-27-propagation"/>
     <w:p>
       <w:pPr>
         <w:pStyle w:val="Heading2"/>
@@ -6156,8 +8054,8 @@
         </w:pict>
       </w:r>
     </w:p>
-    <w:bookmarkEnd w:id="43"/>
-    <w:bookmarkStart w:id="45" w:name="X9973cbba7afeb482b2c8f8de3559c1b78c7b678"/>
+    <w:bookmarkEnd w:id="50"/>
+    <w:bookmarkStart w:id="52" w:name="X9973cbba7afeb482b2c8f8de3559c1b78c7b678"/>
     <w:p>
       <w:pPr>
         <w:pStyle w:val="Heading2"/>
@@ -6243,7 +8141,7 @@
         <w:pStyle w:val="Compact"/>
         <w:numPr>
           <w:ilvl w:val="0"/>
-          <w:numId w:val="1090"/>
+          <w:numId w:val="1113"/>
         </w:numPr>
       </w:pPr>
       <w:r>
@@ -6276,7 +8174,7 @@
         <w:pStyle w:val="Compact"/>
         <w:numPr>
           <w:ilvl w:val="0"/>
-          <w:numId w:val="1090"/>
+          <w:numId w:val="1113"/>
         </w:numPr>
       </w:pPr>
       <w:r>
@@ -6312,7 +8210,7 @@
         <w:pStyle w:val="Compact"/>
         <w:numPr>
           <w:ilvl w:val="0"/>
-          <w:numId w:val="1090"/>
+          <w:numId w:val="1113"/>
         </w:numPr>
       </w:pPr>
       <w:r>
@@ -6470,7 +8368,7 @@
         <w:t xml:space="preserve">ratchet must not be read as "§11.4.227(A) satisfied in substance."</w:t>
       </w:r>
     </w:p>
-    <w:bookmarkStart w:id="44" w:name="Xd2a576f4ce42fb9bb638cc6b2416b2033c82059"/>
+    <w:bookmarkStart w:id="51" w:name="Xd2a576f4ce42fb9bb638cc6b2416b2033c82059"/>
     <w:p>
       <w:pPr>
         <w:pStyle w:val="Heading3"/>
@@ -6561,7 +8459,7 @@
         <w:pStyle w:val="Compact"/>
         <w:numPr>
           <w:ilvl w:val="0"/>
-          <w:numId w:val="1091"/>
+          <w:numId w:val="1114"/>
         </w:numPr>
       </w:pPr>
       <w:r>
@@ -6628,7 +8526,7 @@
         <w:pStyle w:val="Compact"/>
         <w:numPr>
           <w:ilvl w:val="0"/>
-          <w:numId w:val="1091"/>
+          <w:numId w:val="1114"/>
         </w:numPr>
       </w:pPr>
       <w:r>
@@ -6671,7 +8569,7 @@
         <w:pStyle w:val="Compact"/>
         <w:numPr>
           <w:ilvl w:val="0"/>
-          <w:numId w:val="1091"/>
+          <w:numId w:val="1114"/>
         </w:numPr>
       </w:pPr>
       <w:r>
@@ -6720,7 +8618,7 @@
         <w:pStyle w:val="Compact"/>
         <w:numPr>
           <w:ilvl w:val="0"/>
-          <w:numId w:val="1091"/>
+          <w:numId w:val="1114"/>
         </w:numPr>
       </w:pPr>
       <w:r>
@@ -6770,7 +8668,7 @@
         <w:pStyle w:val="Compact"/>
         <w:numPr>
           <w:ilvl w:val="0"/>
-          <w:numId w:val="1091"/>
+          <w:numId w:val="1114"/>
         </w:numPr>
       </w:pPr>
       <w:r>
@@ -6798,7 +8696,7 @@
         <w:pStyle w:val="Compact"/>
         <w:numPr>
           <w:ilvl w:val="0"/>
-          <w:numId w:val="1091"/>
+          <w:numId w:val="1114"/>
         </w:numPr>
       </w:pPr>
       <w:r>
@@ -6832,7 +8730,7 @@
         <w:pStyle w:val="Compact"/>
         <w:numPr>
           <w:ilvl w:val="0"/>
-          <w:numId w:val="1091"/>
+          <w:numId w:val="1114"/>
         </w:numPr>
       </w:pPr>
       <w:r>
@@ -6854,7 +8752,7 @@
         <w:pStyle w:val="Compact"/>
         <w:numPr>
           <w:ilvl w:val="0"/>
-          <w:numId w:val="1091"/>
+          <w:numId w:val="1114"/>
         </w:numPr>
       </w:pPr>
       <w:r>
@@ -6971,9 +8869,9 @@
         </w:pict>
       </w:r>
     </w:p>
-    <w:bookmarkEnd w:id="44"/>
-    <w:bookmarkEnd w:id="45"/>
-    <w:bookmarkStart w:id="46" w:name="Xa5833a445a953bcca645a9341c096c54cf1320a"/>
+    <w:bookmarkEnd w:id="51"/>
+    <w:bookmarkEnd w:id="52"/>
+    <w:bookmarkStart w:id="53" w:name="Xa5833a445a953bcca645a9341c096c54cf1320a"/>
     <w:p>
       <w:pPr>
         <w:pStyle w:val="Heading2"/>
@@ -7075,7 +8973,7 @@
         <w:pStyle w:val="Compact"/>
         <w:numPr>
           <w:ilvl w:val="0"/>
-          <w:numId w:val="1092"/>
+          <w:numId w:val="1115"/>
         </w:numPr>
       </w:pPr>
       <w:r>
@@ -7149,7 +9047,7 @@
         <w:pStyle w:val="Compact"/>
         <w:numPr>
           <w:ilvl w:val="0"/>
-          <w:numId w:val="1092"/>
+          <w:numId w:val="1115"/>
         </w:numPr>
       </w:pPr>
       <w:r>
@@ -7262,7 +9160,7 @@
         <w:pStyle w:val="Compact"/>
         <w:numPr>
           <w:ilvl w:val="0"/>
-          <w:numId w:val="1092"/>
+          <w:numId w:val="1115"/>
         </w:numPr>
       </w:pPr>
       <w:r>
@@ -7438,8 +9336,8 @@
         <w:t xml:space="preserve">in this repository today; only its anchor text binds.</w:t>
       </w:r>
     </w:p>
-    <w:bookmarkEnd w:id="46"/>
-    <w:bookmarkEnd w:id="47"/>
+    <w:bookmarkEnd w:id="53"/>
+    <w:bookmarkEnd w:id="54"/>
     <w:sectPr>
       <w:footnotePr>
         <w:numRestart w:val="eachSect"/>
@@ -7550,6 +9448,109 @@
       </w:pPr>
     </w:lvl>
   </w:abstractNum>
+  <w:abstractNum w:abstractNumId="991">
+    <w:nsid w:val="0000A991"/>
+    <w:multiLevelType w:val="multilevel"/>
+    <w:lvl w:ilvl="0">
+      <w:numFmt w:val="bullet"/>
+      <w:lvlText w:val=""/>
+      <w:lvlJc w:val="left"/>
+      <w:pPr>
+        <w:ind w:left="720" w:hanging="360"/>
+      </w:pPr>
+      <w:rPr>
+        <w:rFonts w:ascii="Symbol" w:hAnsi="Symbol" w:cs="Symbol" w:hint="default"/>
+      </w:rPr>
+    </w:lvl>
+    <w:lvl w:ilvl="1">
+      <w:numFmt w:val="bullet"/>
+      <w:lvlText w:val="o"/>
+      <w:lvlJc w:val="left"/>
+      <w:pPr>
+        <w:ind w:left="1440" w:hanging="360"/>
+      </w:pPr>
+      <w:rPr>
+        <w:rFonts w:ascii="Courier New" w:hAnsi="Courier New" w:cs="Courier New" w:hint="default"/>
+      </w:rPr>
+    </w:lvl>
+    <w:lvl w:ilvl="2">
+      <w:numFmt w:val="bullet"/>
+      <w:lvlText w:val=""/>
+      <w:lvlJc w:val="left"/>
+      <w:pPr>
+        <w:ind w:left="2160" w:hanging="360"/>
+      </w:pPr>
+      <w:rPr>
+        <w:rFonts w:ascii="Wingdings" w:hAnsi="Wingdings" w:cs="Wingdings" w:hint="default"/>
+      </w:rPr>
+    </w:lvl>
+    <w:lvl w:ilvl="3">
+      <w:numFmt w:val="bullet"/>
+      <w:lvlText w:val=""/>
+      <w:lvlJc w:val="left"/>
+      <w:pPr>
+        <w:ind w:left="2880" w:hanging="360"/>
+      </w:pPr>
+      <w:rPr>
+        <w:rFonts w:ascii="Symbol" w:hAnsi="Symbol" w:cs="Symbol" w:hint="default"/>
+      </w:rPr>
+    </w:lvl>
+    <w:lvl w:ilvl="4">
+      <w:numFmt w:val="bullet"/>
+      <w:lvlText w:val="o"/>
+      <w:lvlJc w:val="left"/>
+      <w:pPr>
+        <w:ind w:left="3600" w:hanging="360"/>
+      </w:pPr>
+      <w:rPr>
+        <w:rFonts w:ascii="Courier New" w:hAnsi="Courier New" w:cs="Courier New" w:hint="default"/>
+      </w:rPr>
+    </w:lvl>
+    <w:lvl w:ilvl="5">
+      <w:numFmt w:val="bullet"/>
+      <w:lvlText w:val=""/>
+      <w:lvlJc w:val="left"/>
+      <w:pPr>
+        <w:ind w:left="4320" w:hanging="360"/>
+      </w:pPr>
+      <w:rPr>
+        <w:rFonts w:ascii="Wingdings" w:hAnsi="Wingdings" w:cs="Wingdings" w:hint="default"/>
+      </w:rPr>
+    </w:lvl>
+    <w:lvl w:ilvl="6">
+      <w:numFmt w:val="bullet"/>
+      <w:lvlText w:val=""/>
+      <w:lvlJc w:val="left"/>
+      <w:pPr>
+        <w:ind w:left="5040" w:hanging="360"/>
+      </w:pPr>
+      <w:rPr>
+        <w:rFonts w:ascii="Symbol" w:hAnsi="Symbol" w:cs="Symbol" w:hint="default"/>
+      </w:rPr>
+    </w:lvl>
+    <w:lvl w:ilvl="7">
+      <w:numFmt w:val="bullet"/>
+      <w:lvlText w:val="o"/>
+      <w:lvlJc w:val="left"/>
+      <w:pPr>
+        <w:ind w:left="5760" w:hanging="360"/>
+      </w:pPr>
+      <w:rPr>
+        <w:rFonts w:ascii="Courier New" w:hAnsi="Courier New" w:cs="Courier New" w:hint="default"/>
+      </w:rPr>
+    </w:lvl>
+    <w:lvl w:ilvl="8">
+      <w:numFmt w:val="bullet"/>
+      <w:lvlText w:val=""/>
+      <w:lvlJc w:val="left"/>
+      <w:pPr>
+        <w:ind w:left="6480" w:hanging="360"/>
+      </w:pPr>
+      <w:rPr>
+        <w:rFonts w:ascii="Wingdings" w:hAnsi="Wingdings" w:cs="Wingdings" w:hint="default"/>
+      </w:rPr>
+    </w:lvl>
+  </w:abstractNum>
   <w:abstractNum w:abstractNumId="99411">
     <w:nsid w:val="00A99411"/>
     <w:multiLevelType w:val="multilevel"/>
@@ -7635,113 +9636,13 @@
       </w:pPr>
     </w:lvl>
   </w:abstractNum>
-  <w:abstractNum w:abstractNumId="991">
-    <w:nsid w:val="0000A991"/>
-    <w:multiLevelType w:val="multilevel"/>
-    <w:lvl w:ilvl="0">
-      <w:numFmt w:val="bullet"/>
-      <w:lvlText w:val=""/>
-      <w:lvlJc w:val="left"/>
-      <w:pPr>
-        <w:ind w:left="720" w:hanging="360"/>
-      </w:pPr>
-      <w:rPr>
-        <w:rFonts w:ascii="Symbol" w:hAnsi="Symbol" w:cs="Symbol" w:hint="default"/>
-      </w:rPr>
-    </w:lvl>
-    <w:lvl w:ilvl="1">
-      <w:numFmt w:val="bullet"/>
-      <w:lvlText w:val="o"/>
-      <w:lvlJc w:val="left"/>
-      <w:pPr>
-        <w:ind w:left="1440" w:hanging="360"/>
-      </w:pPr>
-      <w:rPr>
-        <w:rFonts w:ascii="Courier New" w:hAnsi="Courier New" w:cs="Courier New" w:hint="default"/>
-      </w:rPr>
-    </w:lvl>
-    <w:lvl w:ilvl="2">
-      <w:numFmt w:val="bullet"/>
-      <w:lvlText w:val=""/>
-      <w:lvlJc w:val="left"/>
-      <w:pPr>
-        <w:ind w:left="2160" w:hanging="360"/>
-      </w:pPr>
-      <w:rPr>
-        <w:rFonts w:ascii="Wingdings" w:hAnsi="Wingdings" w:cs="Wingdings" w:hint="default"/>
-      </w:rPr>
-    </w:lvl>
-    <w:lvl w:ilvl="3">
-      <w:numFmt w:val="bullet"/>
-      <w:lvlText w:val=""/>
-      <w:lvlJc w:val="left"/>
-      <w:pPr>
-        <w:ind w:left="2880" w:hanging="360"/>
-      </w:pPr>
-      <w:rPr>
-        <w:rFonts w:ascii="Symbol" w:hAnsi="Symbol" w:cs="Symbol" w:hint="default"/>
-      </w:rPr>
-    </w:lvl>
-    <w:lvl w:ilvl="4">
-      <w:numFmt w:val="bullet"/>
-      <w:lvlText w:val="o"/>
-      <w:lvlJc w:val="left"/>
-      <w:pPr>
-        <w:ind w:left="3600" w:hanging="360"/>
-      </w:pPr>
-      <w:rPr>
-        <w:rFonts w:ascii="Courier New" w:hAnsi="Courier New" w:cs="Courier New" w:hint="default"/>
-      </w:rPr>
-    </w:lvl>
-    <w:lvl w:ilvl="5">
-      <w:numFmt w:val="bullet"/>
-      <w:lvlText w:val=""/>
-      <w:lvlJc w:val="left"/>
-      <w:pPr>
-        <w:ind w:left="4320" w:hanging="360"/>
-      </w:pPr>
-      <w:rPr>
-        <w:rFonts w:ascii="Wingdings" w:hAnsi="Wingdings" w:cs="Wingdings" w:hint="default"/>
-      </w:rPr>
-    </w:lvl>
-    <w:lvl w:ilvl="6">
-      <w:numFmt w:val="bullet"/>
-      <w:lvlText w:val=""/>
-      <w:lvlJc w:val="left"/>
-      <w:pPr>
-        <w:ind w:left="5040" w:hanging="360"/>
-      </w:pPr>
-      <w:rPr>
-        <w:rFonts w:ascii="Symbol" w:hAnsi="Symbol" w:cs="Symbol" w:hint="default"/>
-      </w:rPr>
-    </w:lvl>
-    <w:lvl w:ilvl="7">
-      <w:numFmt w:val="bullet"/>
-      <w:lvlText w:val="o"/>
-      <w:lvlJc w:val="left"/>
-      <w:pPr>
-        <w:ind w:left="5760" w:hanging="360"/>
-      </w:pPr>
-      <w:rPr>
-        <w:rFonts w:ascii="Courier New" w:hAnsi="Courier New" w:cs="Courier New" w:hint="default"/>
-      </w:rPr>
-    </w:lvl>
-    <w:lvl w:ilvl="8">
-      <w:numFmt w:val="bullet"/>
-      <w:lvlText w:val=""/>
-      <w:lvlJc w:val="left"/>
-      <w:pPr>
-        <w:ind w:left="6480" w:hanging="360"/>
-      </w:pPr>
-      <w:rPr>
-        <w:rFonts w:ascii="Wingdings" w:hAnsi="Wingdings" w:cs="Wingdings" w:hint="default"/>
-      </w:rPr>
-    </w:lvl>
-  </w:abstractNum>
   <w:num w:numId="1000">
     <w:abstractNumId w:val="990"/>
   </w:num>
   <w:num w:numId="1001">
+    <w:abstractNumId w:val="991"/>
+  </w:num>
+  <w:num w:numId="1002">
     <w:abstractNumId w:val="99411"/>
     <w:lvlOverride w:ilvl="0">
       <w:startOverride w:val="1"/>
@@ -7771,9 +9672,6 @@
       <w:startOverride w:val="1"/>
     </w:lvlOverride>
   </w:num>
-  <w:num w:numId="1002">
-    <w:abstractNumId w:val="991"/>
-  </w:num>
   <w:num w:numId="1003">
     <w:abstractNumId w:val="991"/>
   </w:num>
@@ -8042,6 +9940,75 @@
     <w:abstractNumId w:val="991"/>
   </w:num>
   <w:num w:numId="1092">
+    <w:abstractNumId w:val="991"/>
+  </w:num>
+  <w:num w:numId="1093">
+    <w:abstractNumId w:val="991"/>
+  </w:num>
+  <w:num w:numId="1094">
+    <w:abstractNumId w:val="991"/>
+  </w:num>
+  <w:num w:numId="1095">
+    <w:abstractNumId w:val="991"/>
+  </w:num>
+  <w:num w:numId="1096">
+    <w:abstractNumId w:val="991"/>
+  </w:num>
+  <w:num w:numId="1097">
+    <w:abstractNumId w:val="991"/>
+  </w:num>
+  <w:num w:numId="1098">
+    <w:abstractNumId w:val="991"/>
+  </w:num>
+  <w:num w:numId="1099">
+    <w:abstractNumId w:val="991"/>
+  </w:num>
+  <w:num w:numId="1100">
+    <w:abstractNumId w:val="991"/>
+  </w:num>
+  <w:num w:numId="1101">
+    <w:abstractNumId w:val="991"/>
+  </w:num>
+  <w:num w:numId="1102">
+    <w:abstractNumId w:val="991"/>
+  </w:num>
+  <w:num w:numId="1103">
+    <w:abstractNumId w:val="991"/>
+  </w:num>
+  <w:num w:numId="1104">
+    <w:abstractNumId w:val="991"/>
+  </w:num>
+  <w:num w:numId="1105">
+    <w:abstractNumId w:val="991"/>
+  </w:num>
+  <w:num w:numId="1106">
+    <w:abstractNumId w:val="991"/>
+  </w:num>
+  <w:num w:numId="1107">
+    <w:abstractNumId w:val="991"/>
+  </w:num>
+  <w:num w:numId="1108">
+    <w:abstractNumId w:val="991"/>
+  </w:num>
+  <w:num w:numId="1109">
+    <w:abstractNumId w:val="991"/>
+  </w:num>
+  <w:num w:numId="1110">
+    <w:abstractNumId w:val="991"/>
+  </w:num>
+  <w:num w:numId="1111">
+    <w:abstractNumId w:val="991"/>
+  </w:num>
+  <w:num w:numId="1112">
+    <w:abstractNumId w:val="991"/>
+  </w:num>
+  <w:num w:numId="1113">
+    <w:abstractNumId w:val="991"/>
+  </w:num>
+  <w:num w:numId="1114">
+    <w:abstractNumId w:val="991"/>
+  </w:num>
+  <w:num w:numId="1115">
     <w:abstractNumId w:val="991"/>
   </w:num>
 </w:numbering>

--- a/docs/owed_gate_implementations.docx
+++ b/docs/owed_gate_implementations.docx
@@ -2,7 +2,7 @@
 <file path=word/document.xml><?xml version="1.0" encoding="utf-8"?>
 <w:document xmlns:w="http://schemas.openxmlformats.org/wordprocessingml/2006/main" xmlns:m="http://schemas.openxmlformats.org/officeDocument/2006/math" xmlns:r="http://schemas.openxmlformats.org/officeDocument/2006/relationships" xmlns:o="urn:schemas-microsoft-com:office:office" xmlns:v="urn:schemas-microsoft-com:vml" xmlns:w10="urn:schemas-microsoft-com:office:word" xmlns:a="http://schemas.openxmlformats.org/drawingml/2006/main" xmlns:pic="http://schemas.openxmlformats.org/drawingml/2006/picture" xmlns:wp="http://schemas.openxmlformats.org/drawingml/2006/wordprocessingDrawing">
   <w:body>
-    <w:bookmarkStart w:id="54" w:name="X84d0ab51813067a5056b404fa880c512cb5c295"/>
+    <w:bookmarkStart w:id="63" w:name="X84d0ab51813067a5056b404fa880c512cb5c295"/>
     <w:p>
       <w:pPr>
         <w:pStyle w:val="Heading1"/>
@@ -26,7 +26,7 @@
         <w:t xml:space="preserve"> </w:t>
       </w:r>
       <w:r>
-        <w:t xml:space="preserve">3</w:t>
+        <w:t xml:space="preserve">4</w:t>
       </w:r>
       <w:r>
         <w:t xml:space="preserve"> </w:t>
@@ -42,7 +42,7 @@
         <w:t xml:space="preserve"> </w:t>
       </w:r>
       <w:r>
-        <w:t xml:space="preserve">2026-08-20T15:37:04Z</w:t>
+        <w:t xml:space="preserve">2026-08-26T16:56:28Z</w:t>
       </w:r>
       <w:r>
         <w:t xml:space="preserve"> </w:t>
@@ -192,7 +192,7 @@
           <w:b/>
           <w:bCs/>
         </w:rPr>
-        <w:t xml:space="preserve">64 of this document's 76</w:t>
+        <w:t xml:space="preserve">64 of this document's then-76</w:t>
       </w:r>
       <w:r>
         <w:rPr>
@@ -222,6 +222,30 @@
           <w:bCs/>
         </w:rPr>
         <w:t xml:space="preserve">entries are still genuinely owed</w:t>
+      </w:r>
+      <w:r>
+        <w:t xml:space="preserve"> </w:t>
+      </w:r>
+      <w:r>
+        <w:rPr>
+          <w:i/>
+          <w:iCs/>
+        </w:rPr>
+        <w:t xml:space="preserve">(figure predates Section D, which registered 15 further ids on 2026-08-26 — re-derive per the</w:t>
+      </w:r>
+      <w:r>
+        <w:rPr>
+          <w:i/>
+          <w:iCs/>
+        </w:rPr>
+        <w:t xml:space="preserve"> </w:t>
+      </w:r>
+      <w:r>
+        <w:rPr>
+          <w:i/>
+          <w:iCs/>
+        </w:rPr>
+        <w:t xml:space="preserve">instruction below rather than adding to this number)</w:t>
       </w:r>
       <w:r>
         <w:t xml:space="preserve"> </w:t>
@@ -9336,8 +9360,1848 @@
         <w:t xml:space="preserve">in this repository today; only its anchor text binds.</w:t>
       </w:r>
     </w:p>
+    <w:p>
+      <w:r>
+        <w:pict>
+          <v:rect style="width:0;height:1.5pt" o:hralign="center" o:hrstd="t" o:hr="t"/>
+        </w:pict>
+      </w:r>
+    </w:p>
     <w:bookmarkEnd w:id="53"/>
+    <w:bookmarkStart w:id="62" w:name="Xe8f3817a6818fe082c945e3f92a1ba918863c38"/>
+    <w:p>
+      <w:pPr>
+        <w:pStyle w:val="Heading2"/>
+      </w:pPr>
+      <w:r>
+        <w:t xml:space="preserve">D. Deferrals registered 2026-08-26 — the 15</w:t>
+      </w:r>
+      <w:r>
+        <w:t xml:space="preserve"> </w:t>
+      </w:r>
+      <w:r>
+        <w:rPr>
+          <w:rStyle w:val="VerbatimChar"/>
+        </w:rPr>
+        <w:t xml:space="preserve">OWED-GATE-*</w:t>
+      </w:r>
+      <w:r>
+        <w:t xml:space="preserve"> </w:t>
+      </w:r>
+      <w:r>
+        <w:t xml:space="preserve">ids that pointed at no tracked item</w:t>
+      </w:r>
+    </w:p>
+    <w:p>
+      <w:pPr>
+        <w:pStyle w:val="FirstParagraph"/>
+      </w:pPr>
+      <w:r>
+        <w:t xml:space="preserve">These 15 ids appeared in the first column's partner field of</w:t>
+      </w:r>
+      <w:r>
+        <w:t xml:space="preserve"> </w:t>
+      </w:r>
+      <w:r>
+        <w:rPr>
+          <w:rStyle w:val="VerbatimChar"/>
+        </w:rPr>
+        <w:t xml:space="preserve">scripts/gates/gate_ledger_deferrals.tsv</w:t>
+      </w:r>
+      <w:r>
+        <w:t xml:space="preserve"> </w:t>
+      </w:r>
+      <w:r>
+        <w:t xml:space="preserve">with</w:t>
+      </w:r>
+      <w:r>
+        <w:t xml:space="preserve"> </w:t>
+      </w:r>
+      <w:r>
+        <w:rPr>
+          <w:b/>
+          <w:bCs/>
+        </w:rPr>
+        <w:t xml:space="preserve">no corresponding entry in this document</w:t>
+      </w:r>
+      <w:r>
+        <w:t xml:space="preserve"> </w:t>
+      </w:r>
+      <w:r>
+        <w:t xml:space="preserve">—</w:t>
+      </w:r>
+      <w:r>
+        <w:t xml:space="preserve"> </w:t>
+      </w:r>
+      <w:r>
+        <w:t xml:space="preserve">a DANGLING pointer: the TSV header states every row "is registered as owed debt against a</w:t>
+      </w:r>
+      <w:r>
+        <w:t xml:space="preserve"> </w:t>
+      </w:r>
+      <w:r>
+        <w:t xml:space="preserve">tracked item in docs/owed_gate_implementations.md", and for these fifteen that item did not</w:t>
+      </w:r>
+      <w:r>
+        <w:t xml:space="preserve"> </w:t>
+      </w:r>
+      <w:r>
+        <w:t xml:space="preserve">exist.</w:t>
+      </w:r>
+      <w:r>
+        <w:t xml:space="preserve"> </w:t>
+      </w:r>
+      <w:r>
+        <w:rPr>
+          <w:rStyle w:val="VerbatimChar"/>
+        </w:rPr>
+        <w:t xml:space="preserve">gate_ledger.sh</w:t>
+      </w:r>
+      <w:r>
+        <w:t xml:space="preserve"> </w:t>
+      </w:r>
+      <w:r>
+        <w:t xml:space="preserve">never caught it because the ledger checks only that a deferral ROW</w:t>
+      </w:r>
+      <w:r>
+        <w:t xml:space="preserve"> </w:t>
+      </w:r>
+      <w:r>
+        <w:t xml:space="preserve">exists for the gate name, never that the row's id RESOLVES — an honest instrument gap, not a</w:t>
+      </w:r>
+      <w:r>
+        <w:t xml:space="preserve"> </w:t>
+      </w:r>
+      <w:r>
+        <w:t xml:space="preserve">miscount. Registering them here is the sanctioned §11.4.227(A) path (never renumbering, per</w:t>
+      </w:r>
+      <w:r>
+        <w:t xml:space="preserve"> </w:t>
+      </w:r>
+      <w:r>
+        <w:t xml:space="preserve">§11.4.54 id stability, and never deleting a row, per §11.4.227(A)).</w:t>
+      </w:r>
+    </w:p>
+    <w:p>
+      <w:pPr>
+        <w:pStyle w:val="BodyText"/>
+      </w:pPr>
+      <w:r>
+        <w:rPr>
+          <w:b/>
+          <w:bCs/>
+        </w:rPr>
+        <w:t xml:space="preserve">Measurement (§11.4.201(7)(b)):</w:t>
+      </w:r>
+      <w:r>
+        <w:t xml:space="preserve"> </w:t>
+      </w:r>
+      <w:r>
+        <w:t xml:space="preserve">the dangling set was derived by diffing every</w:t>
+      </w:r>
+      <w:r>
+        <w:t xml:space="preserve"> </w:t>
+      </w:r>
+      <w:r>
+        <w:rPr>
+          <w:rStyle w:val="VerbatimChar"/>
+        </w:rPr>
+        <w:t xml:space="preserve">OWED-GATE-NNN</w:t>
+      </w:r>
+      <w:r>
+        <w:t xml:space="preserve"> </w:t>
+      </w:r>
+      <w:r>
+        <w:t xml:space="preserve">id in the TSV's field 2 against every such id in this document; the diff</w:t>
+      </w:r>
+      <w:r>
+        <w:t xml:space="preserve"> </w:t>
+      </w:r>
+      <w:r>
+        <w:t xml:space="preserve">instrument was control-needle-proven (a KNOWN-tracked id already registered in Section A</w:t>
+      </w:r>
+      <w:r>
+        <w:t xml:space="preserve"> </w:t>
+      </w:r>
+      <w:r>
+        <w:t xml:space="preserve">returned 1 hit in this document by the same</w:t>
+      </w:r>
+      <w:r>
+        <w:t xml:space="preserve"> </w:t>
+      </w:r>
+      <w:r>
+        <w:rPr>
+          <w:rStyle w:val="VerbatimChar"/>
+        </w:rPr>
+        <w:t xml:space="preserve">/usr/bin/grep</w:t>
+      </w:r>
+      <w:r>
+        <w:t xml:space="preserve"> </w:t>
+      </w:r>
+      <w:r>
+        <w:t xml:space="preserve">invocation, and an id whose</w:t>
+      </w:r>
+      <w:r>
+        <w:t xml:space="preserve"> </w:t>
+      </w:r>
+      <w:r>
+        <w:t xml:space="preserve">three-digit suffix appears nowhere returned 0). Ids in the</w:t>
+      </w:r>
+      <w:r>
+        <w:t xml:space="preserve"> </w:t>
+      </w:r>
+      <w:r>
+        <w:rPr>
+          <w:b/>
+          <w:bCs/>
+        </w:rPr>
+        <w:t xml:space="preserve">080-083 suffix range</w:t>
+      </w:r>
+      <w:r>
+        <w:t xml:space="preserve"> </w:t>
+      </w:r>
+      <w:r>
+        <w:t xml:space="preserve">were</w:t>
+      </w:r>
+      <w:r>
+        <w:t xml:space="preserve"> </w:t>
+      </w:r>
+      <w:r>
+        <w:t xml:space="preserve">checked and exist NOWHERE in the tree (same instrument, control-needle-proven against the</w:t>
+      </w:r>
+      <w:r>
+        <w:t xml:space="preserve"> </w:t>
+      </w:r>
+      <w:r>
+        <w:t xml:space="preserve">suffix-084 id registered below), so no entry is minted for them — inventing an id for a row that does not exist would be the §11.4.6 guess this</w:t>
+      </w:r>
+      <w:r>
+        <w:t xml:space="preserve"> </w:t>
+      </w:r>
+      <w:r>
+        <w:t xml:space="preserve">registry forbids.</w:t>
+      </w:r>
+    </w:p>
+    <w:p>
+      <w:pPr>
+        <w:pStyle w:val="BodyText"/>
+      </w:pPr>
+      <w:r>
+        <w:rPr>
+          <w:b/>
+          <w:bCs/>
+        </w:rPr>
+        <w:t xml:space="preserve">Honest boundary (§11.4.6):</w:t>
+      </w:r>
+      <w:r>
+        <w:t xml:space="preserve"> </w:t>
+      </w:r>
+      <w:r>
+        <w:t xml:space="preserve">registering a deferral proves the debt is</w:t>
+      </w:r>
+      <w:r>
+        <w:t xml:space="preserve"> </w:t>
+      </w:r>
+      <w:r>
+        <w:rPr>
+          <w:i/>
+          <w:iCs/>
+        </w:rPr>
+        <w:t xml:space="preserve">tracked</w:t>
+      </w:r>
+      <w:r>
+        <w:t xml:space="preserve">, not that</w:t>
+      </w:r>
+      <w:r>
+        <w:t xml:space="preserve"> </w:t>
+      </w:r>
+      <w:r>
+        <w:t xml:space="preserve">the gate</w:t>
+      </w:r>
+      <w:r>
+        <w:t xml:space="preserve"> </w:t>
+      </w:r>
+      <w:r>
+        <w:rPr>
+          <w:i/>
+          <w:iCs/>
+        </w:rPr>
+        <w:t xml:space="preserve">works</w:t>
+      </w:r>
+      <w:r>
+        <w:t xml:space="preserve">. Every entry below is still OWED; the §11.4.227(A) acceptance criteria at the</w:t>
+      </w:r>
+      <w:r>
+        <w:t xml:space="preserve"> </w:t>
+      </w:r>
+      <w:r>
+        <w:t xml:space="preserve">top of this document apply unchanged. The baseline in</w:t>
+      </w:r>
+      <w:r>
+        <w:t xml:space="preserve"> </w:t>
+      </w:r>
+      <w:r>
+        <w:rPr>
+          <w:rStyle w:val="VerbatimChar"/>
+        </w:rPr>
+        <w:t xml:space="preserve">gate_ledger_baseline.txt</w:t>
+      </w:r>
+      <w:r>
+        <w:t xml:space="preserve"> </w:t>
+      </w:r>
+      <w:r>
+        <w:t xml:space="preserve">was NOT</w:t>
+      </w:r>
+      <w:r>
+        <w:t xml:space="preserve"> </w:t>
+      </w:r>
+      <w:r>
+        <w:t xml:space="preserve">raised — these rows were already DEFERRED in the ledger's eyes; only their tracked item was</w:t>
+      </w:r>
+      <w:r>
+        <w:t xml:space="preserve"> </w:t>
+      </w:r>
+      <w:r>
+        <w:t xml:space="preserve">missing.</w:t>
+      </w:r>
+    </w:p>
+    <w:bookmarkStart w:id="54" w:name="X4eaf1df6ef0357e5ed5c58b8df72a8a54c8254d"/>
+    <w:p>
+      <w:pPr>
+        <w:pStyle w:val="Heading3"/>
+      </w:pPr>
+      <w:r>
+        <w:t xml:space="preserve">§11.4.176</w:t>
+      </w:r>
+    </w:p>
+    <w:p>
+      <w:pPr>
+        <w:pStyle w:val="Compact"/>
+        <w:numPr>
+          <w:ilvl w:val="0"/>
+          <w:numId w:val="1116"/>
+        </w:numPr>
+      </w:pPr>
+      <w:r>
+        <w:rPr>
+          <w:b/>
+          <w:bCs/>
+        </w:rPr>
+        <w:t xml:space="preserve">OWED-GATE-077</w:t>
+      </w:r>
+      <w:r>
+        <w:t xml:space="preserve"> </w:t>
+      </w:r>
+      <w:r>
+        <w:t xml:space="preserve">—</w:t>
+      </w:r>
+      <w:r>
+        <w:t xml:space="preserve"> </w:t>
+      </w:r>
+      <w:r>
+        <w:rPr>
+          <w:rStyle w:val="VerbatimChar"/>
+        </w:rPr>
+        <w:t xml:space="preserve">CM-LOGICAL-GROUP-COHESION</w:t>
+      </w:r>
+    </w:p>
+    <w:p>
+      <w:pPr>
+        <w:pStyle w:val="Compact"/>
+        <w:numPr>
+          <w:ilvl w:val="1"/>
+          <w:numId w:val="1117"/>
+        </w:numPr>
+      </w:pPr>
+      <w:r>
+        <w:rPr>
+          <w:b/>
+          <w:bCs/>
+        </w:rPr>
+        <w:t xml:space="preserve">Must assert:</w:t>
+      </w:r>
+      <w:r>
+        <w:t xml:space="preserve"> </w:t>
+      </w:r>
+      <w:r>
+        <w:t xml:space="preserve">asserts every workable item in a logic group resolves to that group's single canonical (track, branch) destination per §11.4.176(A)/§11.4.191</w:t>
+      </w:r>
+    </w:p>
+    <w:p>
+      <w:pPr>
+        <w:pStyle w:val="Compact"/>
+        <w:numPr>
+          <w:ilvl w:val="1"/>
+          <w:numId w:val="1117"/>
+        </w:numPr>
+      </w:pPr>
+      <w:r>
+        <w:rPr>
+          <w:b/>
+          <w:bCs/>
+        </w:rPr>
+        <w:t xml:space="preserve">Blocked on:</w:t>
+      </w:r>
+      <w:r>
+        <w:t xml:space="preserve"> </w:t>
+      </w:r>
+      <w:r>
+        <w:t xml:space="preserve">needs the group→destination registry join wired as a checkable seam. Named ONLY in a prose comment at cm_covenant_114_176_propagation.sh:20; zero executable sites.</w:t>
+      </w:r>
+    </w:p>
+    <w:p>
+      <w:pPr>
+        <w:pStyle w:val="Compact"/>
+        <w:numPr>
+          <w:ilvl w:val="1"/>
+          <w:numId w:val="1117"/>
+        </w:numPr>
+      </w:pPr>
+      <w:r>
+        <w:rPr>
+          <w:b/>
+          <w:bCs/>
+        </w:rPr>
+        <w:t xml:space="preserve">Paired §1.1 mutation:</w:t>
+      </w:r>
+      <w:r>
+        <w:t xml:space="preserve"> </w:t>
+      </w:r>
+      <w:r>
+        <w:t xml:space="preserve">owed together with the harness — per §11.4.115(F) observation-before-trust the gate is not trusted until a paired mutation has been OBSERVED to make it FAIL, and per §11.4.227(A) the row leaves the TSV and the baseline ratchets down only then.</w:t>
+      </w:r>
+    </w:p>
+    <w:p>
+      <w:pPr>
+        <w:pStyle w:val="Compact"/>
+        <w:numPr>
+          <w:ilvl w:val="0"/>
+          <w:numId w:val="1116"/>
+        </w:numPr>
+      </w:pPr>
+      <w:r>
+        <w:rPr>
+          <w:b/>
+          <w:bCs/>
+        </w:rPr>
+        <w:t xml:space="preserve">OWED-GATE-078</w:t>
+      </w:r>
+      <w:r>
+        <w:t xml:space="preserve"> </w:t>
+      </w:r>
+      <w:r>
+        <w:t xml:space="preserve">—</w:t>
+      </w:r>
+      <w:r>
+        <w:t xml:space="preserve"> </w:t>
+      </w:r>
+      <w:r>
+        <w:rPr>
+          <w:rStyle w:val="VerbatimChar"/>
+        </w:rPr>
+        <w:t xml:space="preserve">CM-NO-CROSS-TRACK-SCOPE-OVERLAP</w:t>
+      </w:r>
+    </w:p>
+    <w:p>
+      <w:pPr>
+        <w:pStyle w:val="Compact"/>
+        <w:numPr>
+          <w:ilvl w:val="1"/>
+          <w:numId w:val="1118"/>
+        </w:numPr>
+      </w:pPr>
+      <w:r>
+        <w:rPr>
+          <w:b/>
+          <w:bCs/>
+        </w:rPr>
+        <w:t xml:space="preserve">Must assert:</w:t>
+      </w:r>
+      <w:r>
+        <w:t xml:space="preserve"> </w:t>
+      </w:r>
+      <w:r>
+        <w:t xml:space="preserve">asserts two concurrently-claimed work units never share a file-scope path per §11.4.176(A) disjoint-scope + §11.4.58 L3</w:t>
+      </w:r>
+    </w:p>
+    <w:p>
+      <w:pPr>
+        <w:pStyle w:val="Compact"/>
+        <w:numPr>
+          <w:ilvl w:val="1"/>
+          <w:numId w:val="1118"/>
+        </w:numPr>
+      </w:pPr>
+      <w:r>
+        <w:rPr>
+          <w:b/>
+          <w:bCs/>
+        </w:rPr>
+        <w:t xml:space="preserve">Blocked on:</w:t>
+      </w:r>
+      <w:r>
+        <w:t xml:space="preserve"> </w:t>
+      </w:r>
+      <w:r>
+        <w:t xml:space="preserve">needs a live cross-track claim registry to diff scopes against — the per-repo claim registries are empty. Named ONLY in a prose comment at cm_covenant_114_176_propagation.sh:20; zero executable sites.</w:t>
+      </w:r>
+    </w:p>
+    <w:p>
+      <w:pPr>
+        <w:pStyle w:val="Compact"/>
+        <w:numPr>
+          <w:ilvl w:val="1"/>
+          <w:numId w:val="1118"/>
+        </w:numPr>
+      </w:pPr>
+      <w:r>
+        <w:rPr>
+          <w:b/>
+          <w:bCs/>
+        </w:rPr>
+        <w:t xml:space="preserve">Paired §1.1 mutation:</w:t>
+      </w:r>
+      <w:r>
+        <w:t xml:space="preserve"> </w:t>
+      </w:r>
+      <w:r>
+        <w:t xml:space="preserve">owed together with the harness — per §11.4.115(F) observation-before-trust the gate is not trusted until a paired mutation has been OBSERVED to make it FAIL, and per §11.4.227(A) the row leaves the TSV and the baseline ratchets down only then.</w:t>
+      </w:r>
+    </w:p>
+    <w:p>
+      <w:pPr>
+        <w:pStyle w:val="Compact"/>
+        <w:numPr>
+          <w:ilvl w:val="0"/>
+          <w:numId w:val="1116"/>
+        </w:numPr>
+      </w:pPr>
+      <w:r>
+        <w:rPr>
+          <w:b/>
+          <w:bCs/>
+        </w:rPr>
+        <w:t xml:space="preserve">OWED-GATE-079</w:t>
+      </w:r>
+      <w:r>
+        <w:t xml:space="preserve"> </w:t>
+      </w:r>
+      <w:r>
+        <w:t xml:space="preserve">—</w:t>
+      </w:r>
+      <w:r>
+        <w:t xml:space="preserve"> </w:t>
+      </w:r>
+      <w:r>
+        <w:rPr>
+          <w:rStyle w:val="VerbatimChar"/>
+        </w:rPr>
+        <w:t xml:space="preserve">CM-WORK-DIVISION-EXCLUSIVE-CLAIM</w:t>
+      </w:r>
+    </w:p>
+    <w:p>
+      <w:pPr>
+        <w:pStyle w:val="Compact"/>
+        <w:numPr>
+          <w:ilvl w:val="1"/>
+          <w:numId w:val="1119"/>
+        </w:numPr>
+      </w:pPr>
+      <w:r>
+        <w:rPr>
+          <w:b/>
+          <w:bCs/>
+        </w:rPr>
+        <w:t xml:space="preserve">Must assert:</w:t>
+      </w:r>
+      <w:r>
+        <w:t xml:space="preserve"> </w:t>
+      </w:r>
+      <w:r>
+        <w:t xml:space="preserve">asserts the §11.4.176(A) exactly-once claim registry admits one and only one claimant per workable item, refusing a second claim</w:t>
+      </w:r>
+    </w:p>
+    <w:p>
+      <w:pPr>
+        <w:pStyle w:val="Compact"/>
+        <w:numPr>
+          <w:ilvl w:val="1"/>
+          <w:numId w:val="1119"/>
+        </w:numPr>
+      </w:pPr>
+      <w:r>
+        <w:rPr>
+          <w:b/>
+          <w:bCs/>
+        </w:rPr>
+        <w:t xml:space="preserve">Blocked on:</w:t>
+      </w:r>
+      <w:r>
+        <w:t xml:space="preserve"> </w:t>
+      </w:r>
+      <w:r>
+        <w:t xml:space="preserve">needs a shared cross-track claim store — not adopted in-repo. Named ONLY in a prose comment at cm_covenant_114_176_propagation.sh:19; zero executable sites.</w:t>
+      </w:r>
+    </w:p>
+    <w:p>
+      <w:pPr>
+        <w:pStyle w:val="Compact"/>
+        <w:numPr>
+          <w:ilvl w:val="1"/>
+          <w:numId w:val="1119"/>
+        </w:numPr>
+      </w:pPr>
+      <w:r>
+        <w:rPr>
+          <w:b/>
+          <w:bCs/>
+        </w:rPr>
+        <w:t xml:space="preserve">Paired §1.1 mutation:</w:t>
+      </w:r>
+      <w:r>
+        <w:t xml:space="preserve"> </w:t>
+      </w:r>
+      <w:r>
+        <w:t xml:space="preserve">owed together with the harness — per §11.4.115(F) observation-before-trust the gate is not trusted until a paired mutation has been OBSERVED to make it FAIL, and per §11.4.227(A) the row leaves the TSV and the baseline ratchets down only then.</w:t>
+      </w:r>
+    </w:p>
     <w:bookmarkEnd w:id="54"/>
+    <w:bookmarkStart w:id="55" w:name="Xa39e2a34afe1d8610bb29bebbc980519d969e8b"/>
+    <w:p>
+      <w:pPr>
+        <w:pStyle w:val="Heading3"/>
+      </w:pPr>
+      <w:r>
+        <w:t xml:space="preserve">§11.4.269</w:t>
+      </w:r>
+    </w:p>
+    <w:p>
+      <w:pPr>
+        <w:pStyle w:val="Compact"/>
+        <w:numPr>
+          <w:ilvl w:val="0"/>
+          <w:numId w:val="1120"/>
+        </w:numPr>
+      </w:pPr>
+      <w:r>
+        <w:rPr>
+          <w:b/>
+          <w:bCs/>
+        </w:rPr>
+        <w:t xml:space="preserve">OWED-GATE-084</w:t>
+      </w:r>
+      <w:r>
+        <w:t xml:space="preserve"> </w:t>
+      </w:r>
+      <w:r>
+        <w:t xml:space="preserve">—</w:t>
+      </w:r>
+      <w:r>
+        <w:t xml:space="preserve"> </w:t>
+      </w:r>
+      <w:r>
+        <w:rPr>
+          <w:rStyle w:val="VerbatimChar"/>
+        </w:rPr>
+        <w:t xml:space="preserve">CM-CRITIC-CONSENSUS-ADVISORY-ONLY</w:t>
+      </w:r>
+    </w:p>
+    <w:p>
+      <w:pPr>
+        <w:pStyle w:val="Compact"/>
+        <w:numPr>
+          <w:ilvl w:val="1"/>
+          <w:numId w:val="1121"/>
+        </w:numPr>
+      </w:pPr>
+      <w:r>
+        <w:rPr>
+          <w:b/>
+          <w:bCs/>
+        </w:rPr>
+        <w:t xml:space="preserve">Must assert:</w:t>
+      </w:r>
+      <w:r>
+        <w:t xml:space="preserve"> </w:t>
+      </w:r>
+      <w:r>
+        <w:t xml:space="preserve">asserts a claim supported only by an ungoverned critic/consensus/confidence signal is refused, the accept/refuse outcome is identical whether the ungoverned critic step ran or was skipped, every stored critic output carries role advisory and enters no evidence chain, and a mandatory 11.4.125/.134/.142/.165/.209/.237/.256 review verdict is never downgraded to advisory</w:t>
+      </w:r>
+    </w:p>
+    <w:p>
+      <w:pPr>
+        <w:pStyle w:val="Compact"/>
+        <w:numPr>
+          <w:ilvl w:val="1"/>
+          <w:numId w:val="1121"/>
+        </w:numPr>
+      </w:pPr>
+      <w:r>
+        <w:rPr>
+          <w:b/>
+          <w:bCs/>
+        </w:rPr>
+        <w:t xml:space="preserve">Blocked on:</w:t>
+      </w:r>
+      <w:r>
+        <w:t xml:space="preserve"> </w:t>
+      </w:r>
+      <w:r>
+        <w:t xml:space="preserve">no critic/consensus mechanism and no advisory store are wired in-repo, and the consumer binds both as DATA per 11.4.35</w:t>
+      </w:r>
+    </w:p>
+    <w:p>
+      <w:pPr>
+        <w:pStyle w:val="Compact"/>
+        <w:numPr>
+          <w:ilvl w:val="1"/>
+          <w:numId w:val="1121"/>
+        </w:numPr>
+      </w:pPr>
+      <w:r>
+        <w:rPr>
+          <w:b/>
+          <w:bCs/>
+        </w:rPr>
+        <w:t xml:space="preserve">Paired §1.1 mutation:</w:t>
+      </w:r>
+      <w:r>
+        <w:t xml:space="preserve"> </w:t>
+      </w:r>
+      <w:r>
+        <w:t xml:space="preserve">owed together with the harness — per §11.4.115(F) observation-before-trust the gate is not trusted until a paired mutation has been OBSERVED to make it FAIL, and per §11.4.227(A) the row leaves the TSV and the baseline ratchets down only then.</w:t>
+      </w:r>
+    </w:p>
+    <w:bookmarkEnd w:id="55"/>
+    <w:bookmarkStart w:id="56" w:name="Xdd3548b2f02c43fc07afad4614a44dcda6c36b4"/>
+    <w:p>
+      <w:pPr>
+        <w:pStyle w:val="Heading3"/>
+      </w:pPr>
+      <w:r>
+        <w:t xml:space="preserve">§11.4.270</w:t>
+      </w:r>
+    </w:p>
+    <w:p>
+      <w:pPr>
+        <w:pStyle w:val="Compact"/>
+        <w:numPr>
+          <w:ilvl w:val="0"/>
+          <w:numId w:val="1122"/>
+        </w:numPr>
+      </w:pPr>
+      <w:r>
+        <w:rPr>
+          <w:b/>
+          <w:bCs/>
+        </w:rPr>
+        <w:t xml:space="preserve">OWED-GATE-085</w:t>
+      </w:r>
+      <w:r>
+        <w:t xml:space="preserve"> </w:t>
+      </w:r>
+      <w:r>
+        <w:t xml:space="preserve">—</w:t>
+      </w:r>
+      <w:r>
+        <w:t xml:space="preserve"> </w:t>
+      </w:r>
+      <w:r>
+        <w:rPr>
+          <w:rStyle w:val="VerbatimChar"/>
+        </w:rPr>
+        <w:t xml:space="preserve">CM-DEPENDENCY-EXISTENCE-VERDICT-REGISTER</w:t>
+      </w:r>
+    </w:p>
+    <w:p>
+      <w:pPr>
+        <w:pStyle w:val="Compact"/>
+        <w:numPr>
+          <w:ilvl w:val="1"/>
+          <w:numId w:val="1123"/>
+        </w:numPr>
+      </w:pPr>
+      <w:r>
+        <w:rPr>
+          <w:b/>
+          <w:bCs/>
+        </w:rPr>
+        <w:t xml:space="preserve">Must assert:</w:t>
+      </w:r>
+      <w:r>
+        <w:t xml:space="preserve"> </w:t>
+      </w:r>
+      <w:r>
+        <w:t xml:space="preserve">asserts every claimed dependency has a register row carrying a closed-set {VERIFIED,AMBIGUOUS,UNVERIFIED} verdict plus an evidence field, a name collision resolves AMBIGUOUS never VERIFIED, adoption on an UNVERIFIED/AMBIGUOUS row is refused, and adoption neither precedes its wiring-sweep result nor targets an already-covered capability</w:t>
+      </w:r>
+    </w:p>
+    <w:p>
+      <w:pPr>
+        <w:pStyle w:val="Compact"/>
+        <w:numPr>
+          <w:ilvl w:val="1"/>
+          <w:numId w:val="1123"/>
+        </w:numPr>
+      </w:pPr>
+      <w:r>
+        <w:rPr>
+          <w:b/>
+          <w:bCs/>
+        </w:rPr>
+        <w:t xml:space="preserve">Blocked on:</w:t>
+      </w:r>
+      <w:r>
+        <w:t xml:space="preserve"> </w:t>
+      </w:r>
+      <w:r>
+        <w:t xml:space="preserve">no dependency-existence register exists in-repo, and the consumer supplies the register location plus its recorded uncovered-gap set as DATA per 11.4.35</w:t>
+      </w:r>
+    </w:p>
+    <w:p>
+      <w:pPr>
+        <w:pStyle w:val="Compact"/>
+        <w:numPr>
+          <w:ilvl w:val="1"/>
+          <w:numId w:val="1123"/>
+        </w:numPr>
+      </w:pPr>
+      <w:r>
+        <w:rPr>
+          <w:b/>
+          <w:bCs/>
+        </w:rPr>
+        <w:t xml:space="preserve">Paired §1.1 mutation:</w:t>
+      </w:r>
+      <w:r>
+        <w:t xml:space="preserve"> </w:t>
+      </w:r>
+      <w:r>
+        <w:t xml:space="preserve">owed together with the harness — per §11.4.115(F) observation-before-trust the gate is not trusted until a paired mutation has been OBSERVED to make it FAIL, and per §11.4.227(A) the row leaves the TSV and the baseline ratchets down only then.</w:t>
+      </w:r>
+    </w:p>
+    <w:bookmarkEnd w:id="56"/>
+    <w:bookmarkStart w:id="57" w:name="X8521f657022816094162e57e2fab7f5f5c5d05d"/>
+    <w:p>
+      <w:pPr>
+        <w:pStyle w:val="Heading3"/>
+      </w:pPr>
+      <w:r>
+        <w:t xml:space="preserve">§11.4.238</w:t>
+      </w:r>
+    </w:p>
+    <w:p>
+      <w:pPr>
+        <w:pStyle w:val="Compact"/>
+        <w:numPr>
+          <w:ilvl w:val="0"/>
+          <w:numId w:val="1124"/>
+        </w:numPr>
+      </w:pPr>
+      <w:r>
+        <w:rPr>
+          <w:b/>
+          <w:bCs/>
+        </w:rPr>
+        <w:t xml:space="preserve">OWED-GATE-086</w:t>
+      </w:r>
+      <w:r>
+        <w:t xml:space="preserve"> </w:t>
+      </w:r>
+      <w:r>
+        <w:t xml:space="preserve">—</w:t>
+      </w:r>
+      <w:r>
+        <w:t xml:space="preserve"> </w:t>
+      </w:r>
+      <w:r>
+        <w:rPr>
+          <w:rStyle w:val="VerbatimChar"/>
+        </w:rPr>
+        <w:t xml:space="preserve">CM-DISCOVERY-CHANNEL-RECORD-COMPLETE</w:t>
+      </w:r>
+    </w:p>
+    <w:p>
+      <w:pPr>
+        <w:pStyle w:val="Compact"/>
+        <w:numPr>
+          <w:ilvl w:val="1"/>
+          <w:numId w:val="1125"/>
+        </w:numPr>
+      </w:pPr>
+      <w:r>
+        <w:rPr>
+          <w:b/>
+          <w:bCs/>
+        </w:rPr>
+        <w:t xml:space="preserve">Must assert:</w:t>
+      </w:r>
+      <w:r>
+        <w:t xml:space="preserve"> </w:t>
+      </w:r>
+      <w:r>
+        <w:t xml:space="preserve">asserts every recorded defect carries a closed-set discovery channel plus a should_have_been_caught_by seam-name or a justified none, verifier-seam-written and never producer-authored</w:t>
+      </w:r>
+    </w:p>
+    <w:p>
+      <w:pPr>
+        <w:pStyle w:val="Compact"/>
+        <w:numPr>
+          <w:ilvl w:val="1"/>
+          <w:numId w:val="1125"/>
+        </w:numPr>
+      </w:pPr>
+      <w:r>
+        <w:rPr>
+          <w:b/>
+          <w:bCs/>
+        </w:rPr>
+        <w:t xml:space="preserve">Blocked on:</w:t>
+      </w:r>
+      <w:r>
+        <w:t xml:space="preserve"> </w:t>
+      </w:r>
+      <w:r>
+        <w:t xml:space="preserve">the defect records carry no discovery-channel field today and no verifier-seam writer exists, so the gate has no field to read (11.4.238 EXTENSION, gate-code declared a separate work item)</w:t>
+      </w:r>
+    </w:p>
+    <w:p>
+      <w:pPr>
+        <w:pStyle w:val="Compact"/>
+        <w:numPr>
+          <w:ilvl w:val="1"/>
+          <w:numId w:val="1125"/>
+        </w:numPr>
+      </w:pPr>
+      <w:r>
+        <w:rPr>
+          <w:b/>
+          <w:bCs/>
+        </w:rPr>
+        <w:t xml:space="preserve">Paired §1.1 mutation:</w:t>
+      </w:r>
+      <w:r>
+        <w:t xml:space="preserve"> </w:t>
+      </w:r>
+      <w:r>
+        <w:t xml:space="preserve">owed together with the harness — per §11.4.115(F) observation-before-trust the gate is not trusted until a paired mutation has been OBSERVED to make it FAIL, and per §11.4.227(A) the row leaves the TSV and the baseline ratchets down only then.</w:t>
+      </w:r>
+    </w:p>
+    <w:p>
+      <w:pPr>
+        <w:pStyle w:val="Compact"/>
+        <w:numPr>
+          <w:ilvl w:val="0"/>
+          <w:numId w:val="1124"/>
+        </w:numPr>
+      </w:pPr>
+      <w:r>
+        <w:rPr>
+          <w:b/>
+          <w:bCs/>
+        </w:rPr>
+        <w:t xml:space="preserve">OWED-GATE-087</w:t>
+      </w:r>
+      <w:r>
+        <w:t xml:space="preserve"> </w:t>
+      </w:r>
+      <w:r>
+        <w:t xml:space="preserve">—</w:t>
+      </w:r>
+      <w:r>
+        <w:t xml:space="preserve"> </w:t>
+      </w:r>
+      <w:r>
+        <w:rPr>
+          <w:rStyle w:val="VerbatimChar"/>
+        </w:rPr>
+        <w:t xml:space="preserve">CM-ESCAPE-RATCHET-NO-DATA-POINT-HONEST</w:t>
+      </w:r>
+    </w:p>
+    <w:p>
+      <w:pPr>
+        <w:pStyle w:val="Compact"/>
+        <w:numPr>
+          <w:ilvl w:val="1"/>
+          <w:numId w:val="1126"/>
+        </w:numPr>
+      </w:pPr>
+      <w:r>
+        <w:rPr>
+          <w:b/>
+          <w:bCs/>
+        </w:rPr>
+        <w:t xml:space="preserve">Must assert:</w:t>
+      </w:r>
+      <w:r>
+        <w:t xml:space="preserve"> </w:t>
+      </w:r>
+      <w:r>
+        <w:t xml:space="preserve">asserts a cycle whose escape count exceeds the recorded baseline refuses the release seam, a cycle with manual_qa_ran false contributes no data point and cannot lower the baseline, and none-tagged records are tallied separately</w:t>
+      </w:r>
+    </w:p>
+    <w:p>
+      <w:pPr>
+        <w:pStyle w:val="Compact"/>
+        <w:numPr>
+          <w:ilvl w:val="1"/>
+          <w:numId w:val="1126"/>
+        </w:numPr>
+      </w:pPr>
+      <w:r>
+        <w:rPr>
+          <w:b/>
+          <w:bCs/>
+        </w:rPr>
+        <w:t xml:space="preserve">Blocked on:</w:t>
+      </w:r>
+      <w:r>
+        <w:t xml:space="preserve"> </w:t>
+      </w:r>
+      <w:r>
+        <w:t xml:space="preserve">no escape-count baseline and no manual_qa_ran flag are recorded today, so the ratchet has no baseline to compare against (11.4.238 EXTENSION, gate-code declared a separate work item)</w:t>
+      </w:r>
+    </w:p>
+    <w:p>
+      <w:pPr>
+        <w:pStyle w:val="Compact"/>
+        <w:numPr>
+          <w:ilvl w:val="1"/>
+          <w:numId w:val="1126"/>
+        </w:numPr>
+      </w:pPr>
+      <w:r>
+        <w:rPr>
+          <w:b/>
+          <w:bCs/>
+        </w:rPr>
+        <w:t xml:space="preserve">Paired §1.1 mutation:</w:t>
+      </w:r>
+      <w:r>
+        <w:t xml:space="preserve"> </w:t>
+      </w:r>
+      <w:r>
+        <w:t xml:space="preserve">owed together with the harness — per §11.4.115(F) observation-before-trust the gate is not trusted until a paired mutation has been OBSERVED to make it FAIL, and per §11.4.227(A) the row leaves the TSV and the baseline ratchets down only then.</w:t>
+      </w:r>
+    </w:p>
+    <w:bookmarkEnd w:id="57"/>
+    <w:bookmarkStart w:id="58" w:name="X4899cd48626d2646adcc2cbf0e422e9f64a39b3"/>
+    <w:p>
+      <w:pPr>
+        <w:pStyle w:val="Heading3"/>
+      </w:pPr>
+      <w:r>
+        <w:t xml:space="preserve">§11.4.268</w:t>
+      </w:r>
+    </w:p>
+    <w:p>
+      <w:pPr>
+        <w:pStyle w:val="Compact"/>
+        <w:numPr>
+          <w:ilvl w:val="0"/>
+          <w:numId w:val="1127"/>
+        </w:numPr>
+      </w:pPr>
+      <w:r>
+        <w:rPr>
+          <w:b/>
+          <w:bCs/>
+        </w:rPr>
+        <w:t xml:space="preserve">OWED-GATE-088</w:t>
+      </w:r>
+      <w:r>
+        <w:t xml:space="preserve"> </w:t>
+      </w:r>
+      <w:r>
+        <w:t xml:space="preserve">—</w:t>
+      </w:r>
+      <w:r>
+        <w:t xml:space="preserve"> </w:t>
+      </w:r>
+      <w:r>
+        <w:rPr>
+          <w:rStyle w:val="VerbatimChar"/>
+        </w:rPr>
+        <w:t xml:space="preserve">CM-EVIDENCE-CHAIN-ANCHOR-CATCHES-RECOMPUTE-AND-TRUNCATION</w:t>
+      </w:r>
+    </w:p>
+    <w:p>
+      <w:pPr>
+        <w:pStyle w:val="Compact"/>
+        <w:numPr>
+          <w:ilvl w:val="1"/>
+          <w:numId w:val="1128"/>
+        </w:numPr>
+      </w:pPr>
+      <w:r>
+        <w:rPr>
+          <w:b/>
+          <w:bCs/>
+        </w:rPr>
+        <w:t xml:space="preserve">Must assert:</w:t>
+      </w:r>
+      <w:r>
+        <w:t xml:space="preserve"> </w:t>
+      </w:r>
+      <w:r>
+        <w:t xml:space="preserve">asserts a periodic anchor record exists on the declared interval carrying head-digest plus entry-count plus an honest mechanism/policy strength, and that anchor cross-check detects a recomputed-forward deletion and a tail truncation that chain-alone verification passes cleanly on</w:t>
+      </w:r>
+    </w:p>
+    <w:p>
+      <w:pPr>
+        <w:pStyle w:val="Compact"/>
+        <w:numPr>
+          <w:ilvl w:val="1"/>
+          <w:numId w:val="1128"/>
+        </w:numPr>
+      </w:pPr>
+      <w:r>
+        <w:rPr>
+          <w:b/>
+          <w:bCs/>
+        </w:rPr>
+        <w:t xml:space="preserve">Blocked on:</w:t>
+      </w:r>
+      <w:r>
+        <w:t xml:space="preserve"> </w:t>
+      </w:r>
+      <w:r>
+        <w:t xml:space="preserve">no evidence chain and no anchor store exist in-repo, and the consumer binds the anchor location plus interval as DATA per 11.4.35</w:t>
+      </w:r>
+    </w:p>
+    <w:p>
+      <w:pPr>
+        <w:pStyle w:val="Compact"/>
+        <w:numPr>
+          <w:ilvl w:val="1"/>
+          <w:numId w:val="1128"/>
+        </w:numPr>
+      </w:pPr>
+      <w:r>
+        <w:rPr>
+          <w:b/>
+          <w:bCs/>
+        </w:rPr>
+        <w:t xml:space="preserve">Paired §1.1 mutation:</w:t>
+      </w:r>
+      <w:r>
+        <w:t xml:space="preserve"> </w:t>
+      </w:r>
+      <w:r>
+        <w:t xml:space="preserve">owed together with the harness — per §11.4.115(F) observation-before-trust the gate is not trusted until a paired mutation has been OBSERVED to make it FAIL, and per §11.4.227(A) the row leaves the TSV and the baseline ratchets down only then.</w:t>
+      </w:r>
+    </w:p>
+    <w:p>
+      <w:pPr>
+        <w:pStyle w:val="Compact"/>
+        <w:numPr>
+          <w:ilvl w:val="0"/>
+          <w:numId w:val="1127"/>
+        </w:numPr>
+      </w:pPr>
+      <w:r>
+        <w:rPr>
+          <w:b/>
+          <w:bCs/>
+        </w:rPr>
+        <w:t xml:space="preserve">OWED-GATE-089</w:t>
+      </w:r>
+      <w:r>
+        <w:t xml:space="preserve"> </w:t>
+      </w:r>
+      <w:r>
+        <w:t xml:space="preserve">—</w:t>
+      </w:r>
+      <w:r>
+        <w:t xml:space="preserve"> </w:t>
+      </w:r>
+      <w:r>
+        <w:rPr>
+          <w:rStyle w:val="VerbatimChar"/>
+        </w:rPr>
+        <w:t xml:space="preserve">CM-EVIDENCE-CHAIN-DELETE-REORDER-DETECTED</w:t>
+      </w:r>
+    </w:p>
+    <w:p>
+      <w:pPr>
+        <w:pStyle w:val="Compact"/>
+        <w:numPr>
+          <w:ilvl w:val="1"/>
+          <w:numId w:val="1129"/>
+        </w:numPr>
+      </w:pPr>
+      <w:r>
+        <w:rPr>
+          <w:b/>
+          <w:bCs/>
+        </w:rPr>
+        <w:t xml:space="preserve">Must assert:</w:t>
+      </w:r>
+      <w:r>
+        <w:t xml:space="preserve"> </w:t>
+      </w:r>
+      <w:r>
+        <w:t xml:space="preserve">asserts full forward chain-walk verification reports a deleted or reordered entry left internally inconsistent, recomputing every link rather than spot-checking one entry content</w:t>
+      </w:r>
+    </w:p>
+    <w:p>
+      <w:pPr>
+        <w:pStyle w:val="Compact"/>
+        <w:numPr>
+          <w:ilvl w:val="1"/>
+          <w:numId w:val="1129"/>
+        </w:numPr>
+      </w:pPr>
+      <w:r>
+        <w:rPr>
+          <w:b/>
+          <w:bCs/>
+        </w:rPr>
+        <w:t xml:space="preserve">Blocked on:</w:t>
+      </w:r>
+      <w:r>
+        <w:t xml:space="preserve"> </w:t>
+      </w:r>
+      <w:r>
+        <w:t xml:space="preserve">no evidence chain implementation exists in-repo, and 11.4.268 requires reusing an existing content-addressed store rather than standing up a rival one</w:t>
+      </w:r>
+    </w:p>
+    <w:p>
+      <w:pPr>
+        <w:pStyle w:val="Compact"/>
+        <w:numPr>
+          <w:ilvl w:val="1"/>
+          <w:numId w:val="1129"/>
+        </w:numPr>
+      </w:pPr>
+      <w:r>
+        <w:rPr>
+          <w:b/>
+          <w:bCs/>
+        </w:rPr>
+        <w:t xml:space="preserve">Paired §1.1 mutation:</w:t>
+      </w:r>
+      <w:r>
+        <w:t xml:space="preserve"> </w:t>
+      </w:r>
+      <w:r>
+        <w:t xml:space="preserve">owed together with the harness — per §11.4.115(F) observation-before-trust the gate is not trusted until a paired mutation has been OBSERVED to make it FAIL, and per §11.4.227(A) the row leaves the TSV and the baseline ratchets down only then.</w:t>
+      </w:r>
+    </w:p>
+    <w:p>
+      <w:pPr>
+        <w:pStyle w:val="Compact"/>
+        <w:numPr>
+          <w:ilvl w:val="0"/>
+          <w:numId w:val="1127"/>
+        </w:numPr>
+      </w:pPr>
+      <w:r>
+        <w:rPr>
+          <w:b/>
+          <w:bCs/>
+        </w:rPr>
+        <w:t xml:space="preserve">OWED-GATE-090</w:t>
+      </w:r>
+      <w:r>
+        <w:t xml:space="preserve"> </w:t>
+      </w:r>
+      <w:r>
+        <w:t xml:space="preserve">—</w:t>
+      </w:r>
+      <w:r>
+        <w:t xml:space="preserve"> </w:t>
+      </w:r>
+      <w:r>
+        <w:rPr>
+          <w:rStyle w:val="VerbatimChar"/>
+        </w:rPr>
+        <w:t xml:space="preserve">CM-EVIDENCE-CHAIN-INCOMPLETE-VERIFICATION-REFUSES</w:t>
+      </w:r>
+    </w:p>
+    <w:p>
+      <w:pPr>
+        <w:pStyle w:val="Compact"/>
+        <w:numPr>
+          <w:ilvl w:val="1"/>
+          <w:numId w:val="1130"/>
+        </w:numPr>
+      </w:pPr>
+      <w:r>
+        <w:rPr>
+          <w:b/>
+          <w:bCs/>
+        </w:rPr>
+        <w:t xml:space="preserve">Must assert:</w:t>
+      </w:r>
+      <w:r>
+        <w:t xml:space="preserve"> </w:t>
+      </w:r>
+      <w:r>
+        <w:t xml:space="preserve">asserts a chain truncated mid-verification or an anchor location unreachable at verification time yields UNVERIFIED refusal per 11.4.201 conservative-safe default, never a clean pass by default</w:t>
+      </w:r>
+    </w:p>
+    <w:p>
+      <w:pPr>
+        <w:pStyle w:val="Compact"/>
+        <w:numPr>
+          <w:ilvl w:val="1"/>
+          <w:numId w:val="1130"/>
+        </w:numPr>
+      </w:pPr>
+      <w:r>
+        <w:rPr>
+          <w:b/>
+          <w:bCs/>
+        </w:rPr>
+        <w:t xml:space="preserve">Blocked on:</w:t>
+      </w:r>
+      <w:r>
+        <w:t xml:space="preserve"> </w:t>
+      </w:r>
+      <w:r>
+        <w:t xml:space="preserve">depends on the chain and anchor stores landing first, since there is no verification path to make refuse</w:t>
+      </w:r>
+    </w:p>
+    <w:p>
+      <w:pPr>
+        <w:pStyle w:val="Compact"/>
+        <w:numPr>
+          <w:ilvl w:val="1"/>
+          <w:numId w:val="1130"/>
+        </w:numPr>
+      </w:pPr>
+      <w:r>
+        <w:rPr>
+          <w:b/>
+          <w:bCs/>
+        </w:rPr>
+        <w:t xml:space="preserve">Paired §1.1 mutation:</w:t>
+      </w:r>
+      <w:r>
+        <w:t xml:space="preserve"> </w:t>
+      </w:r>
+      <w:r>
+        <w:t xml:space="preserve">owed together with the harness — per §11.4.115(F) observation-before-trust the gate is not trusted until a paired mutation has been OBSERVED to make it FAIL, and per §11.4.227(A) the row leaves the TSV and the baseline ratchets down only then.</w:t>
+      </w:r>
+    </w:p>
+    <w:bookmarkEnd w:id="58"/>
+    <w:bookmarkStart w:id="59" w:name="X3202f1bc59b23c69ad17b5ca90a8e074bb1c349"/>
+    <w:p>
+      <w:pPr>
+        <w:pStyle w:val="Heading3"/>
+      </w:pPr>
+      <w:r>
+        <w:t xml:space="preserve">§11.4.115</w:t>
+      </w:r>
+    </w:p>
+    <w:p>
+      <w:pPr>
+        <w:pStyle w:val="Compact"/>
+        <w:numPr>
+          <w:ilvl w:val="0"/>
+          <w:numId w:val="1131"/>
+        </w:numPr>
+      </w:pPr>
+      <w:r>
+        <w:rPr>
+          <w:b/>
+          <w:bCs/>
+        </w:rPr>
+        <w:t xml:space="preserve">OWED-GATE-091</w:t>
+      </w:r>
+      <w:r>
+        <w:t xml:space="preserve"> </w:t>
+      </w:r>
+      <w:r>
+        <w:t xml:space="preserve">—</w:t>
+      </w:r>
+      <w:r>
+        <w:t xml:space="preserve"> </w:t>
+      </w:r>
+      <w:r>
+        <w:rPr>
+          <w:rStyle w:val="VerbatimChar"/>
+        </w:rPr>
+        <w:t xml:space="preserve">CM-EVIDENCE-RECORDER-RECONCILED</w:t>
+      </w:r>
+    </w:p>
+    <w:p>
+      <w:pPr>
+        <w:pStyle w:val="Compact"/>
+        <w:numPr>
+          <w:ilvl w:val="1"/>
+          <w:numId w:val="1132"/>
+        </w:numPr>
+      </w:pPr>
+      <w:r>
+        <w:rPr>
+          <w:b/>
+          <w:bCs/>
+        </w:rPr>
+        <w:t xml:space="preserve">Must assert:</w:t>
+      </w:r>
+      <w:r>
+        <w:t xml:space="preserve"> </w:t>
+      </w:r>
+      <w:r>
+        <w:t xml:space="preserve">asserts every evidence-bearing claim citing a specific command output has a matching recorder entry for the exact command cited, refused at the same status-write seam 11.4.146(D3) already enforces</w:t>
+      </w:r>
+    </w:p>
+    <w:p>
+      <w:pPr>
+        <w:pStyle w:val="Compact"/>
+        <w:numPr>
+          <w:ilvl w:val="1"/>
+          <w:numId w:val="1132"/>
+        </w:numPr>
+      </w:pPr>
+      <w:r>
+        <w:rPr>
+          <w:b/>
+          <w:bCs/>
+        </w:rPr>
+        <w:t xml:space="preserve">Blocked on:</w:t>
+      </w:r>
+      <w:r>
+        <w:t xml:space="preserve"> </w:t>
+      </w:r>
+      <w:r>
+        <w:t xml:space="preserve">no command-execution recorder exists in-repo, so there is no entry set to reconcile citations against (11.4.115(H) EXTENSION, gate-code declared a separate work item)</w:t>
+      </w:r>
+    </w:p>
+    <w:p>
+      <w:pPr>
+        <w:pStyle w:val="Compact"/>
+        <w:numPr>
+          <w:ilvl w:val="1"/>
+          <w:numId w:val="1132"/>
+        </w:numPr>
+      </w:pPr>
+      <w:r>
+        <w:rPr>
+          <w:b/>
+          <w:bCs/>
+        </w:rPr>
+        <w:t xml:space="preserve">Paired §1.1 mutation:</w:t>
+      </w:r>
+      <w:r>
+        <w:t xml:space="preserve"> </w:t>
+      </w:r>
+      <w:r>
+        <w:t xml:space="preserve">owed together with the harness — per §11.4.115(F) observation-before-trust the gate is not trusted until a paired mutation has been OBSERVED to make it FAIL, and per §11.4.227(A) the row leaves the TSV and the baseline ratchets down only then.</w:t>
+      </w:r>
+    </w:p>
+    <w:p>
+      <w:pPr>
+        <w:pStyle w:val="Compact"/>
+        <w:numPr>
+          <w:ilvl w:val="0"/>
+          <w:numId w:val="1131"/>
+        </w:numPr>
+      </w:pPr>
+      <w:r>
+        <w:rPr>
+          <w:b/>
+          <w:bCs/>
+        </w:rPr>
+        <w:t xml:space="preserve">OWED-GATE-092</w:t>
+      </w:r>
+      <w:r>
+        <w:t xml:space="preserve"> </w:t>
+      </w:r>
+      <w:r>
+        <w:t xml:space="preserve">—</w:t>
+      </w:r>
+      <w:r>
+        <w:t xml:space="preserve"> </w:t>
+      </w:r>
+      <w:r>
+        <w:rPr>
+          <w:rStyle w:val="VerbatimChar"/>
+        </w:rPr>
+        <w:t xml:space="preserve">CM-EVIDENCE-RECORD-FIELD-SET-COMPLETE</w:t>
+      </w:r>
+    </w:p>
+    <w:p>
+      <w:pPr>
+        <w:pStyle w:val="Compact"/>
+        <w:numPr>
+          <w:ilvl w:val="1"/>
+          <w:numId w:val="1133"/>
+        </w:numPr>
+      </w:pPr>
+      <w:r>
+        <w:rPr>
+          <w:b/>
+          <w:bCs/>
+        </w:rPr>
+        <w:t xml:space="preserve">Must assert:</w:t>
+      </w:r>
+      <w:r>
+        <w:t xml:space="preserve"> </w:t>
+      </w:r>
+      <w:r>
+        <w:t xml:space="preserve">asserts every command-execution evidence entry carries start-timestamp, working directory, argument list as a genuine list never a shell-joined string, exit status and duration, refusing the write on a missing or unparseable field</w:t>
+      </w:r>
+    </w:p>
+    <w:p>
+      <w:pPr>
+        <w:pStyle w:val="Compact"/>
+        <w:numPr>
+          <w:ilvl w:val="1"/>
+          <w:numId w:val="1133"/>
+        </w:numPr>
+      </w:pPr>
+      <w:r>
+        <w:rPr>
+          <w:b/>
+          <w:bCs/>
+        </w:rPr>
+        <w:t xml:space="preserve">Blocked on:</w:t>
+      </w:r>
+      <w:r>
+        <w:t xml:space="preserve"> </w:t>
+      </w:r>
+      <w:r>
+        <w:t xml:space="preserve">no command-execution recorder with this schema exists in-repo (11.4.115(H) EXTENSION, gate-code declared a separate work item)</w:t>
+      </w:r>
+    </w:p>
+    <w:p>
+      <w:pPr>
+        <w:pStyle w:val="Compact"/>
+        <w:numPr>
+          <w:ilvl w:val="1"/>
+          <w:numId w:val="1133"/>
+        </w:numPr>
+      </w:pPr>
+      <w:r>
+        <w:rPr>
+          <w:b/>
+          <w:bCs/>
+        </w:rPr>
+        <w:t xml:space="preserve">Paired §1.1 mutation:</w:t>
+      </w:r>
+      <w:r>
+        <w:t xml:space="preserve"> </w:t>
+      </w:r>
+      <w:r>
+        <w:t xml:space="preserve">owed together with the harness — per §11.4.115(F) observation-before-trust the gate is not trusted until a paired mutation has been OBSERVED to make it FAIL, and per §11.4.227(A) the row leaves the TSV and the baseline ratchets down only then.</w:t>
+      </w:r>
+    </w:p>
+    <w:p>
+      <w:pPr>
+        <w:pStyle w:val="Compact"/>
+        <w:numPr>
+          <w:ilvl w:val="0"/>
+          <w:numId w:val="1131"/>
+        </w:numPr>
+      </w:pPr>
+      <w:r>
+        <w:rPr>
+          <w:b/>
+          <w:bCs/>
+        </w:rPr>
+        <w:t xml:space="preserve">OWED-GATE-093</w:t>
+      </w:r>
+      <w:r>
+        <w:t xml:space="preserve"> </w:t>
+      </w:r>
+      <w:r>
+        <w:t xml:space="preserve">—</w:t>
+      </w:r>
+      <w:r>
+        <w:t xml:space="preserve"> </w:t>
+      </w:r>
+      <w:r>
+        <w:rPr>
+          <w:rStyle w:val="VerbatimChar"/>
+        </w:rPr>
+        <w:t xml:space="preserve">CM-EVIDENCE-STREAM-DIGEST-PRE-TRUNCATION</w:t>
+      </w:r>
+    </w:p>
+    <w:p>
+      <w:pPr>
+        <w:pStyle w:val="Compact"/>
+        <w:numPr>
+          <w:ilvl w:val="1"/>
+          <w:numId w:val="1134"/>
+        </w:numPr>
+      </w:pPr>
+      <w:r>
+        <w:rPr>
+          <w:b/>
+          <w:bCs/>
+        </w:rPr>
+        <w:t xml:space="preserve">Must assert:</w:t>
+      </w:r>
+      <w:r>
+        <w:t xml:space="preserve"> </w:t>
+      </w:r>
+      <w:r>
+        <w:t xml:space="preserve">asserts a truncated or redacted stream entry carries a full-stream digest, byte count and an outside-VCS reference all computed BEFORE truncation, with truncation recorded as a fact rather than silent</w:t>
+      </w:r>
+    </w:p>
+    <w:p>
+      <w:pPr>
+        <w:pStyle w:val="Compact"/>
+        <w:numPr>
+          <w:ilvl w:val="1"/>
+          <w:numId w:val="1134"/>
+        </w:numPr>
+      </w:pPr>
+      <w:r>
+        <w:rPr>
+          <w:b/>
+          <w:bCs/>
+        </w:rPr>
+        <w:t xml:space="preserve">Blocked on:</w:t>
+      </w:r>
+      <w:r>
+        <w:t xml:space="preserve"> </w:t>
+      </w:r>
+      <w:r>
+        <w:t xml:space="preserve">depends on the command-execution recorder landing first, since there is no stream-capture path to digest (11.4.115(H) EXTENSION, gate-code declared a separate work item)</w:t>
+      </w:r>
+    </w:p>
+    <w:p>
+      <w:pPr>
+        <w:pStyle w:val="Compact"/>
+        <w:numPr>
+          <w:ilvl w:val="1"/>
+          <w:numId w:val="1134"/>
+        </w:numPr>
+      </w:pPr>
+      <w:r>
+        <w:rPr>
+          <w:b/>
+          <w:bCs/>
+        </w:rPr>
+        <w:t xml:space="preserve">Paired §1.1 mutation:</w:t>
+      </w:r>
+      <w:r>
+        <w:t xml:space="preserve"> </w:t>
+      </w:r>
+      <w:r>
+        <w:t xml:space="preserve">owed together with the harness — per §11.4.115(F) observation-before-trust the gate is not trusted until a paired mutation has been OBSERVED to make it FAIL, and per §11.4.227(A) the row leaves the TSV and the baseline ratchets down only then.</w:t>
+      </w:r>
+    </w:p>
+    <w:bookmarkEnd w:id="59"/>
+    <w:bookmarkStart w:id="60" w:name="X134452ccf7edbced9921b5c64612db4f0ba1295"/>
+    <w:p>
+      <w:pPr>
+        <w:pStyle w:val="Heading3"/>
+      </w:pPr>
+      <w:r>
+        <w:t xml:space="preserve">§11.4.240</w:t>
+      </w:r>
+    </w:p>
+    <w:p>
+      <w:pPr>
+        <w:pStyle w:val="Compact"/>
+        <w:numPr>
+          <w:ilvl w:val="0"/>
+          <w:numId w:val="1135"/>
+        </w:numPr>
+      </w:pPr>
+      <w:r>
+        <w:rPr>
+          <w:b/>
+          <w:bCs/>
+        </w:rPr>
+        <w:t xml:space="preserve">OWED-GATE-094</w:t>
+      </w:r>
+      <w:r>
+        <w:t xml:space="preserve"> </w:t>
+      </w:r>
+      <w:r>
+        <w:t xml:space="preserve">—</w:t>
+      </w:r>
+      <w:r>
+        <w:t xml:space="preserve"> </w:t>
+      </w:r>
+      <w:r>
+        <w:rPr>
+          <w:rStyle w:val="VerbatimChar"/>
+        </w:rPr>
+        <w:t xml:space="preserve">CM-INDEPENDENCE-TIER-HONESTLY-RECORDED</w:t>
+      </w:r>
+    </w:p>
+    <w:p>
+      <w:pPr>
+        <w:pStyle w:val="Compact"/>
+        <w:numPr>
+          <w:ilvl w:val="1"/>
+          <w:numId w:val="1136"/>
+        </w:numPr>
+      </w:pPr>
+      <w:r>
+        <w:rPr>
+          <w:b/>
+          <w:bCs/>
+        </w:rPr>
+        <w:t xml:space="preserve">Must assert:</w:t>
+      </w:r>
+      <w:r>
+        <w:t xml:space="preserve"> </w:t>
+      </w:r>
+      <w:r>
+        <w:t xml:space="preserve">asserts every accepted verdict carries an independence_tier field within the closed {instance,model,capability} set, never capability at a Tier-C-triggered seam lacking a mechanically-verified host boundary, while a same-model independent verdict at an ordinary seam is accepted without a capability check</w:t>
+      </w:r>
+    </w:p>
+    <w:p>
+      <w:pPr>
+        <w:pStyle w:val="Compact"/>
+        <w:numPr>
+          <w:ilvl w:val="1"/>
+          <w:numId w:val="1136"/>
+        </w:numPr>
+      </w:pPr>
+      <w:r>
+        <w:rPr>
+          <w:b/>
+          <w:bCs/>
+        </w:rPr>
+        <w:t xml:space="preserve">Blocked on:</w:t>
+      </w:r>
+      <w:r>
+        <w:t xml:space="preserve"> </w:t>
+      </w:r>
+      <w:r>
+        <w:t xml:space="preserve">verdicts carry no independence_tier field today, and 11.4.240(F) records that capability tier is unestablishable on a single-uid host until an operator takes the host-boundary action (11.4.240(F) EXTENSION, gate-code declared a separate work item)</w:t>
+      </w:r>
+    </w:p>
+    <w:p>
+      <w:pPr>
+        <w:pStyle w:val="Compact"/>
+        <w:numPr>
+          <w:ilvl w:val="1"/>
+          <w:numId w:val="1136"/>
+        </w:numPr>
+      </w:pPr>
+      <w:r>
+        <w:rPr>
+          <w:b/>
+          <w:bCs/>
+        </w:rPr>
+        <w:t xml:space="preserve">Paired §1.1 mutation:</w:t>
+      </w:r>
+      <w:r>
+        <w:t xml:space="preserve"> </w:t>
+      </w:r>
+      <w:r>
+        <w:t xml:space="preserve">owed together with the harness — per §11.4.115(F) observation-before-trust the gate is not trusted until a paired mutation has been OBSERVED to make it FAIL, and per §11.4.227(A) the row leaves the TSV and the baseline ratchets down only then.</w:t>
+      </w:r>
+    </w:p>
+    <w:bookmarkEnd w:id="60"/>
+    <w:bookmarkStart w:id="61" w:name="X56fdf5728479852006316c65b766808fba1da99"/>
+    <w:p>
+      <w:pPr>
+        <w:pStyle w:val="Heading3"/>
+      </w:pPr>
+      <w:r>
+        <w:t xml:space="preserve">§11.4.271</w:t>
+      </w:r>
+    </w:p>
+    <w:p>
+      <w:pPr>
+        <w:pStyle w:val="Compact"/>
+        <w:numPr>
+          <w:ilvl w:val="0"/>
+          <w:numId w:val="1137"/>
+        </w:numPr>
+      </w:pPr>
+      <w:r>
+        <w:rPr>
+          <w:b/>
+          <w:bCs/>
+        </w:rPr>
+        <w:t xml:space="preserve">OWED-GATE-095</w:t>
+      </w:r>
+      <w:r>
+        <w:t xml:space="preserve"> </w:t>
+      </w:r>
+      <w:r>
+        <w:t xml:space="preserve">—</w:t>
+      </w:r>
+      <w:r>
+        <w:t xml:space="preserve"> </w:t>
+      </w:r>
+      <w:r>
+        <w:rPr>
+          <w:rStyle w:val="VerbatimChar"/>
+        </w:rPr>
+        <w:t xml:space="preserve">CM-WAIVER-ROSTERED-EXPIRY-TRACKED</w:t>
+      </w:r>
+    </w:p>
+    <w:p>
+      <w:pPr>
+        <w:pStyle w:val="Compact"/>
+        <w:numPr>
+          <w:ilvl w:val="1"/>
+          <w:numId w:val="1138"/>
+        </w:numPr>
+      </w:pPr>
+      <w:r>
+        <w:rPr>
+          <w:b/>
+          <w:bCs/>
+        </w:rPr>
+        <w:t xml:space="preserve">Must assert:</w:t>
+      </w:r>
+      <w:r>
+        <w:t xml:space="preserve"> </w:t>
+      </w:r>
+      <w:r>
+        <w:t xml:space="preserve">asserts every active waiver resolves to a genuinely rostered non-producer authoriser identity, a future unelapsed expiry and a named stable-id tracked item, with any one of the three missing invalidating the waiver and reverting its gate to blocking</w:t>
+      </w:r>
+    </w:p>
+    <w:p>
+      <w:pPr>
+        <w:pStyle w:val="Compact"/>
+        <w:numPr>
+          <w:ilvl w:val="1"/>
+          <w:numId w:val="1138"/>
+        </w:numPr>
+      </w:pPr>
+      <w:r>
+        <w:rPr>
+          <w:b/>
+          <w:bCs/>
+        </w:rPr>
+        <w:t xml:space="preserve">Blocked on:</w:t>
+      </w:r>
+      <w:r>
+        <w:t xml:space="preserve"> </w:t>
+      </w:r>
+      <w:r>
+        <w:t xml:space="preserve">no authoriser roster and no waiver store exist in-repo, and the consumer binds both as DATA per 11.4.35</w:t>
+      </w:r>
+    </w:p>
+    <w:p>
+      <w:pPr>
+        <w:pStyle w:val="Compact"/>
+        <w:numPr>
+          <w:ilvl w:val="1"/>
+          <w:numId w:val="1138"/>
+        </w:numPr>
+      </w:pPr>
+      <w:r>
+        <w:rPr>
+          <w:b/>
+          <w:bCs/>
+        </w:rPr>
+        <w:t xml:space="preserve">Paired §1.1 mutation:</w:t>
+      </w:r>
+      <w:r>
+        <w:t xml:space="preserve"> </w:t>
+      </w:r>
+      <w:r>
+        <w:t xml:space="preserve">owed together with the harness — per §11.4.115(F) observation-before-trust the gate is not trusted until a paired mutation has been OBSERVED to make it FAIL, and per §11.4.227(A) the row leaves the TSV and the baseline ratchets down only then.</w:t>
+      </w:r>
+    </w:p>
+    <w:bookmarkEnd w:id="61"/>
+    <w:bookmarkEnd w:id="62"/>
+    <w:bookmarkEnd w:id="63"/>
     <w:sectPr>
       <w:footnotePr>
         <w:numRestart w:val="eachSect"/>
@@ -10009,6 +11873,75 @@
     <w:abstractNumId w:val="991"/>
   </w:num>
   <w:num w:numId="1115">
+    <w:abstractNumId w:val="991"/>
+  </w:num>
+  <w:num w:numId="1116">
+    <w:abstractNumId w:val="991"/>
+  </w:num>
+  <w:num w:numId="1117">
+    <w:abstractNumId w:val="991"/>
+  </w:num>
+  <w:num w:numId="1118">
+    <w:abstractNumId w:val="991"/>
+  </w:num>
+  <w:num w:numId="1119">
+    <w:abstractNumId w:val="991"/>
+  </w:num>
+  <w:num w:numId="1120">
+    <w:abstractNumId w:val="991"/>
+  </w:num>
+  <w:num w:numId="1121">
+    <w:abstractNumId w:val="991"/>
+  </w:num>
+  <w:num w:numId="1122">
+    <w:abstractNumId w:val="991"/>
+  </w:num>
+  <w:num w:numId="1123">
+    <w:abstractNumId w:val="991"/>
+  </w:num>
+  <w:num w:numId="1124">
+    <w:abstractNumId w:val="991"/>
+  </w:num>
+  <w:num w:numId="1125">
+    <w:abstractNumId w:val="991"/>
+  </w:num>
+  <w:num w:numId="1126">
+    <w:abstractNumId w:val="991"/>
+  </w:num>
+  <w:num w:numId="1127">
+    <w:abstractNumId w:val="991"/>
+  </w:num>
+  <w:num w:numId="1128">
+    <w:abstractNumId w:val="991"/>
+  </w:num>
+  <w:num w:numId="1129">
+    <w:abstractNumId w:val="991"/>
+  </w:num>
+  <w:num w:numId="1130">
+    <w:abstractNumId w:val="991"/>
+  </w:num>
+  <w:num w:numId="1131">
+    <w:abstractNumId w:val="991"/>
+  </w:num>
+  <w:num w:numId="1132">
+    <w:abstractNumId w:val="991"/>
+  </w:num>
+  <w:num w:numId="1133">
+    <w:abstractNumId w:val="991"/>
+  </w:num>
+  <w:num w:numId="1134">
+    <w:abstractNumId w:val="991"/>
+  </w:num>
+  <w:num w:numId="1135">
+    <w:abstractNumId w:val="991"/>
+  </w:num>
+  <w:num w:numId="1136">
+    <w:abstractNumId w:val="991"/>
+  </w:num>
+  <w:num w:numId="1137">
+    <w:abstractNumId w:val="991"/>
+  </w:num>
+  <w:num w:numId="1138">
     <w:abstractNumId w:val="991"/>
   </w:num>
 </w:numbering>
